--- a/대본/5부/02화_The_Offer_Letter.docx
+++ b/대본/5부/02화_The_Offer_Letter.docx
@@ -2,7 +2,7 @@
 <file path=word/document.xml><?xml version="1.0" encoding="utf-8"?>
 <w:document xmlns:w="http://schemas.openxmlformats.org/wordprocessingml/2006/main" xmlns:m="http://schemas.openxmlformats.org/officeDocument/2006/math" xmlns:r="http://schemas.openxmlformats.org/officeDocument/2006/relationships" xmlns:o="urn:schemas-microsoft-com:office:office" xmlns:v="urn:schemas-microsoft-com:vml" xmlns:w10="urn:schemas-microsoft-com:office:word" xmlns:a="http://schemas.openxmlformats.org/drawingml/2006/main" xmlns:pic="http://schemas.openxmlformats.org/drawingml/2006/picture" xmlns:wp="http://schemas.openxmlformats.org/drawingml/2006/wordprocessingDrawing">
   <w:body>
-    <w:bookmarkStart w:id="31" w:name="ship-it-5부-2화"/>
+    <w:bookmarkStart w:id="32" w:name="ship-it-5부-2화"/>
     <w:p>
       <w:pPr>
         <w:pStyle w:val="Heading1"/>
@@ -80,7 +80,7 @@
         <w:t xml:space="preserve"> </w:t>
       </w:r>
       <w:r>
-        <w:t xml:space="preserve">- 규칙: 지문 없음. 전 화 100% 「화자명: 대사」. 1턴 20단어 이내.</w:t>
+        <w:t xml:space="preserve">- 규칙: 지문 없음. 전 화 100% 「화자명: 대사」. 1턴 20단어 이내 + 긴 턴 10~15회(30~60단어).</w:t>
       </w:r>
       <w:r>
         <w:t xml:space="preserve"> </w:t>
@@ -257,13 +257,13 @@
         </w:numPr>
       </w:pPr>
       <w:r>
-        <w:t xml:space="preserve">NOAH: Above three hundred base. Or above one percent equity. Then we walk.</w:t>
-      </w:r>
-      <w:r>
-        <w:t xml:space="preserve"> </w:t>
-      </w:r>
-      <w:r>
-        <w:t xml:space="preserve">노아: 기본급 30만 초과. 아니면 지분 1% 초과. 그럼 우리가 일어나는 거지.</w:t>
+        <w:t xml:space="preserve">NOAH: Above three hundred base, or above one percent equity. At that point the cost stops being a salary and starts changing our runway and our cap table, so we thank her politely and we walk.</w:t>
+      </w:r>
+      <w:r>
+        <w:t xml:space="preserve"> </w:t>
+      </w:r>
+      <w:r>
+        <w:t xml:space="preserve">노아: 기본급 30만 초과, 아니면 지분 1% 초과. 그 선을 넘으면 비용이 더 이상 연봉 문제가 아니라 우리 런웨이와 지분 구조를 바꾸는 문제가 돼. 그러니 정중하게 감사 인사하고 일어나는 거지.</w:t>
       </w:r>
     </w:p>
     <w:p>
@@ -308,13 +308,13 @@
         </w:numPr>
       </w:pPr>
       <w:r>
-        <w:t xml:space="preserve">MARCUS: Then let her talk first. Whoever names a number first usually loses.</w:t>
-      </w:r>
-      <w:r>
-        <w:t xml:space="preserve"> </w:t>
-      </w:r>
-      <w:r>
-        <w:t xml:space="preserve">마커스: 그럼 그 사람이 먼저 말하게 해. 숫자를 먼저 말하는 쪽이 보통 져.</w:t>
+        <w:t xml:space="preserve">MARCUS: Then let her talk first, and don’t fill the silence. Whoever names a number first usually loses, because the other side just negotiates from that number. If she names it, we learn her real expectations for free.</w:t>
+      </w:r>
+      <w:r>
+        <w:t xml:space="preserve"> </w:t>
+      </w:r>
+      <w:r>
+        <w:t xml:space="preserve">마커스: 그럼 그 사람이 먼저 말하게 하고, 침묵을 채우지 마. 숫자를 먼저 말하는 쪽이 보통 져. 상대는 그 숫자를 기준으로 협상하면 되니까. 그 사람이 먼저 말하면, 우린 그쪽의 진짜 기대치를 공짜로 알게 되는 거야.</w:t>
       </w:r>
     </w:p>
     <w:p>
@@ -810,13 +810,13 @@
         </w:numPr>
       </w:pPr>
       <w:r>
-        <w:t xml:space="preserve">SOFIA: It’s math. Each rep adds about six clinics a month. You need nine hundred.</w:t>
-      </w:r>
-      <w:r>
-        <w:t xml:space="preserve"> </w:t>
-      </w:r>
-      <w:r>
-        <w:t xml:space="preserve">소피아: 수학이에요. 영업 사원 한 명이 월 여섯 곳쯤 추가하죠. 900곳이 필요하잖아요.</w:t>
+        <w:t xml:space="preserve">SOFIA: It’s math. Each rep adds about six clinics a month, and a new rep needs a few months before they’re fully productive. You need nine hundred active clinics. With six reps, you’d get there sometime after I retire.</w:t>
+      </w:r>
+      <w:r>
+        <w:t xml:space="preserve"> </w:t>
+      </w:r>
+      <w:r>
+        <w:t xml:space="preserve">소피아: 수학이에요. 영업 사원 한 명이 월 여섯 곳쯤 추가하고, 신입은 제대로 성과를 내기까지 몇 달이 걸려요. 활성 병원 900곳이 필요하잖아요. 여섯 명으로는 제가 은퇴한 뒤에나 도달할 거예요.</w:t>
       </w:r>
     </w:p>
     <w:p>
@@ -1014,13 +1014,31 @@
         </w:numPr>
       </w:pPr>
       <w:r>
-        <w:t xml:space="preserve">SOFIA: Exactly. I’ve spent twenty years explaining slow companies to doctors. I’m tired of it.</w:t>
-      </w:r>
-      <w:r>
-        <w:t xml:space="preserve"> </w:t>
-      </w:r>
-      <w:r>
-        <w:t xml:space="preserve">소피아: 맞아요. 20년 동안 의사들한테 느린 회사를 해명해 왔어요. 지쳤어요.</w:t>
+        <w:t xml:space="preserve">SOFIA: Exactly. I’ve spent twenty years sitting in doctors’ offices explaining why my company was still</w:t>
+      </w:r>
+      <w:r>
+        <w:t xml:space="preserve"> </w:t>
+      </w:r>
+      <w:r>
+        <w:t xml:space="preserve">‘</w:t>
+      </w:r>
+      <w:r>
+        <w:t xml:space="preserve">investigating</w:t>
+      </w:r>
+      <w:r>
+        <w:t xml:space="preserve">’</w:t>
+      </w:r>
+      <w:r>
+        <w:t xml:space="preserve"> </w:t>
+      </w:r>
+      <w:r>
+        <w:t xml:space="preserve">a problem everyone could already see. I’m tired of defending slow companies. I’d rather sell for one that moves first.</w:t>
+      </w:r>
+      <w:r>
+        <w:t xml:space="preserve"> </w:t>
+      </w:r>
+      <w:r>
+        <w:t xml:space="preserve">소피아: 맞아요. 20년 동안 의사 진료실에 앉아서, 모두가 이미 보고 있는 문제를 왜 우리 회사는 아직 ’조사 중’인지 해명해 왔어요. 느린 회사를 변호하는 데 지쳤어요. 먼저 움직이는 회사를 위해 팔고 싶어요.</w:t>
       </w:r>
     </w:p>
     <w:p>
@@ -1065,13 +1083,13 @@
         </w:numPr>
       </w:pPr>
       <w:r>
-        <w:t xml:space="preserve">SOFIA: Thirty days, listen. Ride with every rep. Sixty days, hire twelve. Ninety days, close one chain.</w:t>
-      </w:r>
-      <w:r>
-        <w:t xml:space="preserve"> </w:t>
-      </w:r>
-      <w:r>
-        <w:t xml:space="preserve">소피아: 30일, 듣기. 모든 영업 사원과 동행. 60일, 12명 채용. 90일, 체인 하나 계약.</w:t>
+        <w:t xml:space="preserve">SOFIA: First thirty days, I listen. I ride with every rep and sit in on real sales calls. By sixty days, I hire twelve more reps. By ninety days, I close one chain, starting with their medical director, not purchasing.</w:t>
+      </w:r>
+      <w:r>
+        <w:t xml:space="preserve"> </w:t>
+      </w:r>
+      <w:r>
+        <w:t xml:space="preserve">소피아: 첫 30일은 들어요. 모든 영업 사원과 동행하고 실제 영업 미팅에 들어가요. 60일까지 영업 사원 12명을 더 채용해요. 90일까지 체인 하나를 계약하고요. 구매팀이 아니라 의료 총괄부터 시작해서요.</w:t>
       </w:r>
     </w:p>
     <w:p>
@@ -1415,13 +1433,13 @@
         </w:numPr>
       </w:pPr>
       <w:r>
-        <w:t xml:space="preserve">SOFIA: If I’m responsible for revenue, I need authority over the team. Responsibility without authority is a trap.</w:t>
-      </w:r>
-      <w:r>
-        <w:t xml:space="preserve"> </w:t>
-      </w:r>
-      <w:r>
-        <w:t xml:space="preserve">소피아: 매출을 책임진다면 팀에 대한 권한이 필요해요. 권한 없는 책임은 함정이에요.</w:t>
+        <w:t xml:space="preserve">SOFIA: If I’m responsible for revenue, I need authority over the team that produces it. If I can’t remove someone who isn’t performing, then every missed number becomes your decision and my fault. Responsibility without authority is a trap.</w:t>
+      </w:r>
+      <w:r>
+        <w:t xml:space="preserve"> </w:t>
+      </w:r>
+      <w:r>
+        <w:t xml:space="preserve">소피아: 매출을 책임진다면, 그 매출을 만드는 팀에 대한 권한이 필요해요. 성과를 못 내는 사람을 내보낼 수 없다면, 놓친 숫자는 전부 당신의 결정인데 제 잘못이 되죠. 권한 없는 책임은 함정이에요.</w:t>
       </w:r>
     </w:p>
     <w:p>
@@ -1517,13 +1535,13 @@
         </w:numPr>
       </w:pPr>
       <w:r>
-        <w:t xml:space="preserve">NOAH: Certified clinics. And compliance. Like our reps. Same rules, top to bottom.</w:t>
-      </w:r>
-      <w:r>
-        <w:t xml:space="preserve"> </w:t>
-      </w:r>
-      <w:r>
-        <w:t xml:space="preserve">노아: 인증 병원. 그리고 컴플라이언스. 우리 영업 사원들처럼. 위에서 아래까지 같은 규칙.</w:t>
+        <w:t xml:space="preserve">NOAH: Certified clinics, and compliance. The same rules our reps already have, top to bottom. If a sales leader is paid only on revenue, the pressure to cut corners starts at the top, and that’s exactly what we can’t afford.</w:t>
+      </w:r>
+      <w:r>
+        <w:t xml:space="preserve"> </w:t>
+      </w:r>
+      <w:r>
+        <w:t xml:space="preserve">노아: 인증 병원. 그리고 컴플라이언스. 우리 영업 사원들이 이미 따르는 규칙과 같은 거요, 위에서 아래까지. 영업 리더가 매출로만 보상받으면 편법을 쓰라는 압박이 맨 위에서부터 시작돼요. 그게 바로 우리가 감당할 수 없는 거예요.</w:t>
       </w:r>
     </w:p>
     <w:p>
@@ -1663,13 +1681,13 @@
         </w:numPr>
       </w:pPr>
       <w:r>
-        <w:t xml:space="preserve">MARCUS: A signing bonus covers her lost stock. Cash now. Instead of more equity forever.</w:t>
-      </w:r>
-      <w:r>
-        <w:t xml:space="preserve"> </w:t>
-      </w:r>
-      <w:r>
-        <w:t xml:space="preserve">마커스: 사이닝 보너스로 잃는 주식을 메워 줘. 지금 현금으로. 영원히 더 많은 지분 대신.</w:t>
+        <w:t xml:space="preserve">MARCUS: A signing bonus covers the stock she loses at Brightline. It’s cash now instead of more equity forever, which means it costs us once, it doesn’t dilute anyone, and it answers her real problem instead of her headline number.</w:t>
+      </w:r>
+      <w:r>
+        <w:t xml:space="preserve"> </w:t>
+      </w:r>
+      <w:r>
+        <w:t xml:space="preserve">마커스: 사이닝 보너스로 브라이트라인에서 잃는 주식을 메워 줘. 영원히 더 많은 지분 대신 지금 현금으로. 그러면 비용은 한 번만 들고, 누구의 지분도 희석되지 않고, 그 사람의 겉으로 드러난 숫자가 아니라 진짜 문제를 해결해 주는 거야.</w:t>
       </w:r>
     </w:p>
     <w:p>
@@ -1731,13 +1749,13 @@
         </w:numPr>
       </w:pPr>
       <w:r>
-        <w:t xml:space="preserve">MARCUS: Above our walk-away. But Elaine said ask what she’ll deliver. Thirty reps. Nine hundred clinics.</w:t>
-      </w:r>
-      <w:r>
-        <w:t xml:space="preserve"> </w:t>
-      </w:r>
-      <w:r>
-        <w:t xml:space="preserve">마커스: 우리 결렬선은 넘지. 하지만 일레인이 뭘 해낼지 물으라고 했잖아. 영업 사원 30명. 병원 900곳.</w:t>
+        <w:t xml:space="preserve">MARCUS: It’s above our walk-away, I know. But Elaine told us to ask what she’ll deliver, not what she’ll cost. Thirty reps and nine hundred clinics. If she gets even close to that, a quarter of a percent is the cheapest thing on the table.</w:t>
+      </w:r>
+      <w:r>
+        <w:t xml:space="preserve"> </w:t>
+      </w:r>
+      <w:r>
+        <w:t xml:space="preserve">마커스: 우리 결렬선을 넘는 건 알아. 하지만 일레인이 비용 말고 뭘 해낼지 물으라고 했잖아. 영업 사원 30명에 병원 900곳. 그 근처에만 가도, 0.25%는 테이블 위에서 제일 싼 거야.</w:t>
       </w:r>
     </w:p>
     <w:p>
@@ -2005,13 +2023,13 @@
         </w:numPr>
       </w:pPr>
       <w:r>
-        <w:t xml:space="preserve">NOAH: Because I’m not a sales leader. You are. I need you more than you need us.</w:t>
-      </w:r>
-      <w:r>
-        <w:t xml:space="preserve"> </w:t>
-      </w:r>
-      <w:r>
-        <w:t xml:space="preserve">노아: 전 영업 리더가 아니니까요. 당신은 그렇고요. 당신이 우릴 필요로 하는 것보다 제가 당신을 더 필요로 해요.</w:t>
+        <w:t xml:space="preserve">NOAH: Because I’m not a sales leader, and I’ve known that for a while. You are. I can build the product and protect the rules, but I can’t build a team of thirty. So honestly, I need you more than you need us.</w:t>
+      </w:r>
+      <w:r>
+        <w:t xml:space="preserve"> </w:t>
+      </w:r>
+      <w:r>
+        <w:t xml:space="preserve">노아: 전 영업 리더가 아니니까요. 그건 꽤 오래전부터 알고 있었어요. 당신은 그렇고요. 전 제품을 만들고 규칙을 지킬 수는 있지만, 30명짜리 팀은 못 만들어요. 그러니 솔직히, 당신이 우릴 필요로 하는 것보다 제가 당신을 더 필요로 해요.</w:t>
       </w:r>
     </w:p>
     <w:p>
@@ -2100,13 +2118,13 @@
         </w:numPr>
       </w:pPr>
       <w:r>
-        <w:t xml:space="preserve">DIANE: Offer letter. Signed. Two copies. Sofia read every line. Twice. I like her already.</w:t>
-      </w:r>
-      <w:r>
-        <w:t xml:space="preserve"> </w:t>
-      </w:r>
-      <w:r>
-        <w:t xml:space="preserve">다이앤: 오퍼 레터. 서명 완료. 두 부. 소피아가 모든 줄을 읽었어요. 두 번. 벌써 마음에 들어요.</w:t>
+        <w:t xml:space="preserve">DIANE: Offer letter, signed, two copies. Sofia read every line twice and asked better questions about the vesting clause than most lawyers do. Everything we agreed at dinner is in writing now. I like her already.</w:t>
+      </w:r>
+      <w:r>
+        <w:t xml:space="preserve"> </w:t>
+      </w:r>
+      <w:r>
+        <w:t xml:space="preserve">다이앤: 오퍼 레터, 서명 완료, 두 부. 소피아가 모든 줄을 두 번 읽었고, 베스팅 조항에 대해 대부분의 변호사보다 더 좋은 질문을 했어요. 저녁 자리에서 합의한 건 이제 전부 서면으로 남았어요. 벌써 마음에 들어요.</w:t>
       </w:r>
     </w:p>
     <w:p>
@@ -2252,13 +2270,13 @@
         </w:numPr>
       </w:pPr>
       <w:r>
-        <w:t xml:space="preserve">SOFIA: Ninety-six dollars is real money. Can I ask what’s included with Flex today? For your nurses?</w:t>
-      </w:r>
-      <w:r>
-        <w:t xml:space="preserve"> </w:t>
-      </w:r>
-      <w:r>
-        <w:t xml:space="preserve">소피아: 96달러는 큰돈이에요. 지금 플렉스엔 간호사분들을 위해 뭐가 포함돼 있는지 여쭤봐도 될까요?</w:t>
+        <w:t xml:space="preserve">SOFIA: Ninety-six dollars is real money, and I won’t pretend it isn’t, especially with your margins. Before I compare anything, can I ask what’s included with Flex today for your nurses? Training, follow-up, support, anything?</w:t>
+      </w:r>
+      <w:r>
+        <w:t xml:space="preserve"> </w:t>
+      </w:r>
+      <w:r>
+        <w:t xml:space="preserve">소피아: 96달러는 큰돈이에요. 아니라고 하지 않을게요, 특히 병원 마진을 생각하면요. 비교하기 전에, 지금 플렉스엔 간호사분들을 위해 뭐가 포함돼 있는지 여쭤봐도 될까요? 교육, 후속 관리, 지원, 뭐든지요?</w:t>
       </w:r>
     </w:p>
     <w:p>
@@ -2422,7 +2440,7 @@
     </w:p>
     <w:bookmarkEnd w:id="25"/>
     <w:bookmarkEnd w:id="26"/>
-    <w:bookmarkStart w:id="30" w:name="학습-부록"/>
+    <w:bookmarkStart w:id="31" w:name="학습-부록"/>
     <w:p>
       <w:pPr>
         <w:pStyle w:val="Heading2"/>
@@ -3601,8 +3619,260 @@
       </w:tr>
     </w:tbl>
     <w:bookmarkEnd w:id="29"/>
+    <w:bookmarkStart w:id="30" w:name="긴-발화-분석"/>
+    <w:p>
+      <w:pPr>
+        <w:pStyle w:val="Heading3"/>
+      </w:pPr>
+      <w:r>
+        <w:t xml:space="preserve">④ 긴 발화 분석</w:t>
+      </w:r>
+    </w:p>
+    <w:p>
+      <w:pPr>
+        <w:pStyle w:val="BlockText"/>
+      </w:pPr>
+      <w:r>
+        <w:rPr>
+          <w:bCs/>
+          <w:b/>
+        </w:rPr>
+        <w:t xml:space="preserve">69턴 SOFIA:</w:t>
+      </w:r>
+      <w:r>
+        <w:t xml:space="preserve"> </w:t>
+      </w:r>
+      <w:r>
+        <w:t xml:space="preserve">“</w:t>
+      </w:r>
+      <w:r>
+        <w:t xml:space="preserve">If I’m responsible for revenue, I need authority over the team that produces it. If I can’t remove someone who isn’t performing, then every missed number becomes your decision and my fault. Responsibility without authority is a trap.</w:t>
+      </w:r>
+      <w:r>
+        <w:t xml:space="preserve">”</w:t>
+      </w:r>
+    </w:p>
+    <w:tbl>
+      <w:tblPr>
+        <w:tblStyle w:val="Table"/>
+        <w:tblW w:type="pct" w:w="5000"/>
+        <w:tblLook w:firstRow="1" w:lastRow="0" w:firstColumn="0" w:lastColumn="0" w:noHBand="0" w:noVBand="0" w:val="0020"/>
+        <w:jc w:val="start"/>
+      </w:tblPr>
+      <w:tblGrid>
+        <w:gridCol w:w="2640"/>
+        <w:gridCol w:w="2640"/>
+        <w:gridCol w:w="2640"/>
+      </w:tblGrid>
+      <w:tr>
+        <w:trPr>
+          <w:tblHeader w:val="true"/>
+        </w:trPr>
+        <w:tc>
+          <w:tcPr/>
+          <w:p>
+            <w:pPr>
+              <w:pStyle w:val="Compact"/>
+              <w:jc w:val="left"/>
+            </w:pPr>
+            <w:r>
+              <w:t xml:space="preserve">구조</w:t>
+            </w:r>
+          </w:p>
+        </w:tc>
+        <w:tc>
+          <w:tcPr/>
+          <w:p>
+            <w:pPr>
+              <w:pStyle w:val="Compact"/>
+              <w:jc w:val="left"/>
+            </w:pPr>
+            <w:r>
+              <w:t xml:space="preserve">영어</w:t>
+            </w:r>
+          </w:p>
+        </w:tc>
+        <w:tc>
+          <w:tcPr/>
+          <w:p>
+            <w:pPr>
+              <w:pStyle w:val="Compact"/>
+              <w:jc w:val="left"/>
+            </w:pPr>
+            <w:r>
+              <w:t xml:space="preserve">기능</w:t>
+            </w:r>
+          </w:p>
+        </w:tc>
+      </w:tr>
+      <w:tr>
+        <w:tc>
+          <w:tcPr/>
+          <w:p>
+            <w:pPr>
+              <w:pStyle w:val="Compact"/>
+              <w:jc w:val="left"/>
+            </w:pPr>
+            <w:r>
+              <w:t xml:space="preserve">① 원칙(조건 → 요구)</w:t>
+            </w:r>
+          </w:p>
+        </w:tc>
+        <w:tc>
+          <w:tcPr/>
+          <w:p>
+            <w:pPr>
+              <w:pStyle w:val="Compact"/>
+              <w:jc w:val="left"/>
+            </w:pPr>
+            <w:r>
+              <w:t xml:space="preserve">If I’m responsible for revenue, I need authority over the team that produces it.</w:t>
+            </w:r>
+          </w:p>
+        </w:tc>
+        <w:tc>
+          <w:tcPr/>
+          <w:p>
+            <w:pPr>
+              <w:pStyle w:val="Compact"/>
+              <w:jc w:val="left"/>
+            </w:pPr>
+            <w:r>
+              <w:t xml:space="preserve">내 책임을 전제로 요구를 정당화</w:t>
+            </w:r>
+          </w:p>
+        </w:tc>
+      </w:tr>
+      <w:tr>
+        <w:tc>
+          <w:tcPr/>
+          <w:p>
+            <w:pPr>
+              <w:pStyle w:val="Compact"/>
+              <w:jc w:val="left"/>
+            </w:pPr>
+            <w:r>
+              <w:t xml:space="preserve">② 반대 상황(결과 제시)</w:t>
+            </w:r>
+          </w:p>
+        </w:tc>
+        <w:tc>
+          <w:tcPr/>
+          <w:p>
+            <w:pPr>
+              <w:pStyle w:val="Compact"/>
+              <w:jc w:val="left"/>
+            </w:pPr>
+            <w:r>
+              <w:t xml:space="preserve">If I can’t remove someone who isn’t performing, then every missed number becomes your decision and my fault.</w:t>
+            </w:r>
+          </w:p>
+        </w:tc>
+        <w:tc>
+          <w:tcPr/>
+          <w:p>
+            <w:pPr>
+              <w:pStyle w:val="Compact"/>
+              <w:jc w:val="left"/>
+            </w:pPr>
+            <w:r>
+              <w:t xml:space="preserve">요구가 없을 때 생기는 불공정을 구체적으로 보여 줌</w:t>
+            </w:r>
+          </w:p>
+        </w:tc>
+      </w:tr>
+      <w:tr>
+        <w:tc>
+          <w:tcPr/>
+          <w:p>
+            <w:pPr>
+              <w:pStyle w:val="Compact"/>
+              <w:jc w:val="left"/>
+            </w:pPr>
+            <w:r>
+              <w:t xml:space="preserve">③ 압축(격언)</w:t>
+            </w:r>
+          </w:p>
+        </w:tc>
+        <w:tc>
+          <w:tcPr/>
+          <w:p>
+            <w:pPr>
+              <w:pStyle w:val="Compact"/>
+              <w:jc w:val="left"/>
+            </w:pPr>
+            <w:r>
+              <w:t xml:space="preserve">Responsibility without authority is a trap.</w:t>
+            </w:r>
+          </w:p>
+        </w:tc>
+        <w:tc>
+          <w:tcPr/>
+          <w:p>
+            <w:pPr>
+              <w:pStyle w:val="Compact"/>
+              <w:jc w:val="left"/>
+            </w:pPr>
+            <w:r>
+              <w:t xml:space="preserve">협상 불가 조건을 한 문장 원칙으로 못 박음</w:t>
+            </w:r>
+          </w:p>
+        </w:tc>
+      </w:tr>
+    </w:tbl>
+    <w:p>
+      <w:pPr>
+        <w:pStyle w:val="BodyText"/>
+      </w:pPr>
+      <w:r>
+        <w:rPr>
+          <w:bCs/>
+          <w:b/>
+        </w:rPr>
+        <w:t xml:space="preserve">활용 패턴:</w:t>
+      </w:r>
+      <w:r>
+        <w:t xml:space="preserve"> </w:t>
+      </w:r>
+      <w:r>
+        <w:t xml:space="preserve">If I’m responsible for A, I need B → If I can’t B, then… → 한 줄 원칙</w:t>
+      </w:r>
+      <w:r>
+        <w:t xml:space="preserve"> </w:t>
+      </w:r>
+      <w:r>
+        <w:rPr>
+          <w:bCs/>
+          <w:b/>
+        </w:rPr>
+        <w:t xml:space="preserve">연결 표현:</w:t>
+      </w:r>
+      <w:r>
+        <w:t xml:space="preserve"> </w:t>
+      </w:r>
+      <w:r>
+        <w:t xml:space="preserve">If I’m responsible for…(~를 책임진다면) · then…becomes(그러면 ~가 된다) · A without B is a trap(B 없는 A는 함정이다)</w:t>
+      </w:r>
+      <w:r>
+        <w:t xml:space="preserve"> </w:t>
+      </w:r>
+      <w:r>
+        <w:rPr>
+          <w:bCs/>
+          <w:b/>
+        </w:rPr>
+        <w:t xml:space="preserve">연습:</w:t>
+      </w:r>
+      <w:r>
+        <w:t xml:space="preserve"> </w:t>
+      </w:r>
+      <w:r>
+        <w:t xml:space="preserve">새 프로젝트를 맡으며 예산 결정권을 요구하는 상황을 같은 구조로 35단어 안팎으로 말해 보기.</w:t>
+      </w:r>
+    </w:p>
     <w:bookmarkEnd w:id="30"/>
     <w:bookmarkEnd w:id="31"/>
+    <w:bookmarkEnd w:id="32"/>
     <w:sectPr/>
   </w:body>
 </w:document>

--- a/대본/5부/02화_The_Offer_Letter.docx
+++ b/대본/5부/02화_The_Offer_Letter.docx
@@ -2,7 +2,7 @@
 <file path=word/document.xml><?xml version="1.0" encoding="utf-8"?>
 <w:document xmlns:w="http://schemas.openxmlformats.org/wordprocessingml/2006/main" xmlns:m="http://schemas.openxmlformats.org/officeDocument/2006/math" xmlns:r="http://schemas.openxmlformats.org/officeDocument/2006/relationships" xmlns:o="urn:schemas-microsoft-com:office:office" xmlns:v="urn:schemas-microsoft-com:vml" xmlns:w10="urn:schemas-microsoft-com:office:word" xmlns:a="http://schemas.openxmlformats.org/drawingml/2006/main" xmlns:pic="http://schemas.openxmlformats.org/drawingml/2006/picture" xmlns:wp="http://schemas.openxmlformats.org/drawingml/2006/wordprocessingDrawing">
   <w:body>
-    <w:bookmarkStart w:id="32" w:name="ship-it-5부-2화"/>
+    <w:bookmarkStart w:id="38" w:name="ship-it-5부-2화"/>
     <w:p>
       <w:pPr>
         <w:pStyle w:val="Heading1"/>
@@ -200,257 +200,122 @@
     </w:p>
     <w:p>
       <w:pPr>
-        <w:numPr>
-          <w:ilvl w:val="0"/>
-          <w:numId w:val="1001"/>
-        </w:numPr>
+        <w:pStyle w:val="FirstParagraph"/>
       </w:pPr>
       <w:r>
         <w:t xml:space="preserve">MARCUS: Before we walk in. What’s our number? The maximum.</w:t>
       </w:r>
-      <w:r>
-        <w:t xml:space="preserve"> </w:t>
-      </w:r>
-      <w:r>
-        <w:t xml:space="preserve">마커스: 들어가기 전에. 우리 숫자가 뭐야? 최대치.</w:t>
-      </w:r>
-    </w:p>
-    <w:p>
-      <w:pPr>
-        <w:numPr>
-          <w:ilvl w:val="0"/>
-          <w:numId w:val="1001"/>
-        </w:numPr>
+    </w:p>
+    <w:p>
+      <w:pPr>
+        <w:pStyle w:val="BodyText"/>
       </w:pPr>
       <w:r>
         <w:t xml:space="preserve">NOAH: Base, two seventy-five. Bonus, thirty percent. Equity, point seven five percent.</w:t>
       </w:r>
-      <w:r>
-        <w:t xml:space="preserve"> </w:t>
-      </w:r>
-      <w:r>
-        <w:t xml:space="preserve">노아: 기본급 27만 5천. 보너스 30%. 지분 0.75%.</w:t>
-      </w:r>
-    </w:p>
-    <w:p>
-      <w:pPr>
-        <w:numPr>
-          <w:ilvl w:val="0"/>
-          <w:numId w:val="1001"/>
-        </w:numPr>
+    </w:p>
+    <w:p>
+      <w:pPr>
+        <w:pStyle w:val="BodyText"/>
       </w:pPr>
       <w:r>
         <w:t xml:space="preserve">MARCUS: And our walk-away point?</w:t>
       </w:r>
-      <w:r>
-        <w:t xml:space="preserve"> </w:t>
-      </w:r>
-      <w:r>
-        <w:t xml:space="preserve">마커스: 그리고 협상 결렬 지점은?</w:t>
-      </w:r>
-    </w:p>
-    <w:p>
-      <w:pPr>
-        <w:numPr>
-          <w:ilvl w:val="0"/>
-          <w:numId w:val="1001"/>
-        </w:numPr>
+    </w:p>
+    <w:p>
+      <w:pPr>
+        <w:pStyle w:val="BodyText"/>
       </w:pPr>
       <w:r>
         <w:t xml:space="preserve">NOAH: Above three hundred base, or above one percent equity. At that point the cost stops being a salary and starts changing our runway and our cap table, so we thank her politely and we walk.</w:t>
       </w:r>
-      <w:r>
-        <w:t xml:space="preserve"> </w:t>
-      </w:r>
-      <w:r>
-        <w:t xml:space="preserve">노아: 기본급 30만 초과, 아니면 지분 1% 초과. 그 선을 넘으면 비용이 더 이상 연봉 문제가 아니라 우리 런웨이와 지분 구조를 바꾸는 문제가 돼. 그러니 정중하게 감사 인사하고 일어나는 거지.</w:t>
-      </w:r>
-    </w:p>
-    <w:p>
-      <w:pPr>
-        <w:numPr>
-          <w:ilvl w:val="0"/>
-          <w:numId w:val="1001"/>
-        </w:numPr>
+    </w:p>
+    <w:p>
+      <w:pPr>
+        <w:pStyle w:val="BodyText"/>
       </w:pPr>
       <w:r>
         <w:t xml:space="preserve">MARCUS: Elaine said she’ll cost more than we want.</w:t>
       </w:r>
-      <w:r>
-        <w:t xml:space="preserve"> </w:t>
-      </w:r>
-      <w:r>
-        <w:t xml:space="preserve">마커스: 일레인이 우리가 원하는 것보다 비쌀 거라고 했잖아.</w:t>
-      </w:r>
-    </w:p>
-    <w:p>
-      <w:pPr>
-        <w:numPr>
-          <w:ilvl w:val="0"/>
-          <w:numId w:val="1001"/>
-        </w:numPr>
+    </w:p>
+    <w:p>
+      <w:pPr>
+        <w:pStyle w:val="BodyText"/>
       </w:pPr>
       <w:r>
         <w:t xml:space="preserve">NOAH: Elaine also said to ask what she’ll deliver. Not what she’ll cost.</w:t>
       </w:r>
-      <w:r>
-        <w:t xml:space="preserve"> </w:t>
-      </w:r>
-      <w:r>
-        <w:t xml:space="preserve">노아: 일레인은 또 비용 말고 뭘 해낼지 물으라고 했지.</w:t>
-      </w:r>
-    </w:p>
-    <w:p>
-      <w:pPr>
-        <w:numPr>
-          <w:ilvl w:val="0"/>
-          <w:numId w:val="1001"/>
-        </w:numPr>
+    </w:p>
+    <w:p>
+      <w:pPr>
+        <w:pStyle w:val="BodyText"/>
       </w:pPr>
       <w:r>
         <w:t xml:space="preserve">MARCUS: Then let her talk first, and don’t fill the silence. Whoever names a number first usually loses, because the other side just negotiates from that number. If she names it, we learn her real expectations for free.</w:t>
       </w:r>
-      <w:r>
-        <w:t xml:space="preserve"> </w:t>
-      </w:r>
-      <w:r>
-        <w:t xml:space="preserve">마커스: 그럼 그 사람이 먼저 말하게 하고, 침묵을 채우지 마. 숫자를 먼저 말하는 쪽이 보통 져. 상대는 그 숫자를 기준으로 협상하면 되니까. 그 사람이 먼저 말하면, 우린 그쪽의 진짜 기대치를 공짜로 알게 되는 거야.</w:t>
-      </w:r>
-    </w:p>
-    <w:p>
-      <w:pPr>
-        <w:numPr>
-          <w:ilvl w:val="0"/>
-          <w:numId w:val="1001"/>
-        </w:numPr>
+    </w:p>
+    <w:p>
+      <w:pPr>
+        <w:pStyle w:val="BodyText"/>
       </w:pPr>
       <w:r>
         <w:t xml:space="preserve">NOAH: Is that an Army rule?</w:t>
       </w:r>
-      <w:r>
-        <w:t xml:space="preserve"> </w:t>
-      </w:r>
-      <w:r>
-        <w:t xml:space="preserve">노아: 그거 군대 규칙이야?</w:t>
-      </w:r>
-    </w:p>
-    <w:p>
-      <w:pPr>
-        <w:numPr>
-          <w:ilvl w:val="0"/>
-          <w:numId w:val="1001"/>
-        </w:numPr>
+    </w:p>
+    <w:p>
+      <w:pPr>
+        <w:pStyle w:val="BodyText"/>
       </w:pPr>
       <w:r>
         <w:t xml:space="preserve">MARCUS: It’s a used-car rule. Denise bought our minivan that way. Saved four thousand dollars.</w:t>
       </w:r>
-      <w:r>
-        <w:t xml:space="preserve"> </w:t>
-      </w:r>
-      <w:r>
-        <w:t xml:space="preserve">마커스: 중고차 규칙이야. 데니스가 그렇게 우리 미니밴을 샀어. 4천 달러 아꼈지.</w:t>
-      </w:r>
-    </w:p>
-    <w:p>
-      <w:pPr>
-        <w:numPr>
-          <w:ilvl w:val="0"/>
-          <w:numId w:val="1001"/>
-        </w:numPr>
+    </w:p>
+    <w:p>
+      <w:pPr>
+        <w:pStyle w:val="BodyText"/>
       </w:pPr>
       <w:r>
         <w:t xml:space="preserve">NOAH: What else do we know about her?</w:t>
       </w:r>
-      <w:r>
-        <w:t xml:space="preserve"> </w:t>
-      </w:r>
-      <w:r>
-        <w:t xml:space="preserve">노아: 그 사람에 대해 또 뭘 알아?</w:t>
-      </w:r>
-    </w:p>
-    <w:p>
-      <w:pPr>
-        <w:numPr>
-          <w:ilvl w:val="0"/>
-          <w:numId w:val="1001"/>
-        </w:numPr>
+    </w:p>
+    <w:p>
+      <w:pPr>
+        <w:pStyle w:val="BodyText"/>
       </w:pPr>
       <w:r>
         <w:t xml:space="preserve">MARCUS: Built Brightline’s sales team from twelve to two hundred. In five years. Never missed a quarter.</w:t>
       </w:r>
-      <w:r>
-        <w:t xml:space="preserve"> </w:t>
-      </w:r>
-      <w:r>
-        <w:t xml:space="preserve">마커스: 브라이트라인 영업팀을 12명에서 200명으로 키웠어. 5년 만에. 분기 목표를 놓친 적 없고.</w:t>
-      </w:r>
-    </w:p>
-    <w:p>
-      <w:pPr>
-        <w:numPr>
-          <w:ilvl w:val="0"/>
-          <w:numId w:val="1001"/>
-        </w:numPr>
+    </w:p>
+    <w:p>
+      <w:pPr>
+        <w:pStyle w:val="BodyText"/>
       </w:pPr>
       <w:r>
         <w:t xml:space="preserve">NOAH: Never?</w:t>
       </w:r>
-      <w:r>
-        <w:t xml:space="preserve"> </w:t>
-      </w:r>
-      <w:r>
-        <w:t xml:space="preserve">노아: 한 번도?</w:t>
-      </w:r>
-    </w:p>
-    <w:p>
-      <w:pPr>
-        <w:numPr>
-          <w:ilvl w:val="0"/>
-          <w:numId w:val="1001"/>
-        </w:numPr>
+    </w:p>
+    <w:p>
+      <w:pPr>
+        <w:pStyle w:val="BodyText"/>
       </w:pPr>
       <w:r>
         <w:t xml:space="preserve">MARCUS: Once. Then she wrote a forty-page memo explaining why. The board framed it.</w:t>
       </w:r>
-      <w:r>
-        <w:t xml:space="preserve"> </w:t>
-      </w:r>
-      <w:r>
-        <w:t xml:space="preserve">마커스: 한 번. 그리고 이유를 설명하는 40쪽 메모를 썼지. 이사회가 그걸 액자에 넣었대.</w:t>
-      </w:r>
-    </w:p>
-    <w:p>
-      <w:pPr>
-        <w:numPr>
-          <w:ilvl w:val="0"/>
-          <w:numId w:val="1001"/>
-        </w:numPr>
+    </w:p>
+    <w:p>
+      <w:pPr>
+        <w:pStyle w:val="BodyText"/>
       </w:pPr>
       <w:r>
         <w:t xml:space="preserve">NOAH: Okay. I’m nervous.</w:t>
       </w:r>
-      <w:r>
-        <w:t xml:space="preserve"> </w:t>
-      </w:r>
-      <w:r>
-        <w:t xml:space="preserve">노아: 좋아. 긴장된다.</w:t>
-      </w:r>
-    </w:p>
-    <w:p>
-      <w:pPr>
-        <w:numPr>
-          <w:ilvl w:val="0"/>
-          <w:numId w:val="1001"/>
-        </w:numPr>
+    </w:p>
+    <w:p>
+      <w:pPr>
+        <w:pStyle w:val="BodyText"/>
       </w:pPr>
       <w:r>
         <w:t xml:space="preserve">MARCUS: Good. Nervous people listen better. Let’s go.</w:t>
-      </w:r>
-      <w:r>
-        <w:t xml:space="preserve"> </w:t>
-      </w:r>
-      <w:r>
-        <w:t xml:space="preserve">마커스: 좋아. 긴장한 사람이 더 잘 들어. 가자.</w:t>
       </w:r>
     </w:p>
     <w:bookmarkEnd w:id="21"/>
@@ -465,648 +330,318 @@
     </w:p>
     <w:p>
       <w:pPr>
-        <w:numPr>
-          <w:ilvl w:val="0"/>
-          <w:numId w:val="1002"/>
-        </w:numPr>
+        <w:pStyle w:val="FirstParagraph"/>
       </w:pPr>
       <w:r>
         <w:t xml:space="preserve">SOFIA: Noah. Marcus. Sofia Alvarez. I ordered for the table. I hope you like fish.</w:t>
       </w:r>
+    </w:p>
+    <w:p>
+      <w:pPr>
+        <w:pStyle w:val="BodyText"/>
+      </w:pPr>
+      <w:r>
+        <w:t xml:space="preserve">NOAH: We do. Thank you for meeting us.</w:t>
+      </w:r>
+    </w:p>
+    <w:p>
+      <w:pPr>
+        <w:pStyle w:val="BodyText"/>
+      </w:pPr>
+      <w:r>
+        <w:t xml:space="preserve">SOFIA: Thank Elaine. She said,</w:t>
+      </w:r>
       <w:r>
         <w:t xml:space="preserve"> </w:t>
       </w:r>
       <w:r>
-        <w:t xml:space="preserve">소피아: 노아. 마커스. 소피아 알바레스예요. 테이블 메뉴는 제가 주문했어요. 생선 좋아하시길.</w:t>
-      </w:r>
-    </w:p>
-    <w:p>
-      <w:pPr>
-        <w:numPr>
-          <w:ilvl w:val="0"/>
-          <w:numId w:val="1002"/>
-        </w:numPr>
-      </w:pPr>
-      <w:r>
-        <w:t xml:space="preserve">NOAH: We do. Thank you for meeting us.</w:t>
+        <w:t xml:space="preserve">“</w:t>
+      </w:r>
+      <w:r>
+        <w:t xml:space="preserve">Meet the company that recalled itself.</w:t>
+      </w:r>
+      <w:r>
+        <w:t xml:space="preserve">”</w:t>
       </w:r>
       <w:r>
         <w:t xml:space="preserve"> </w:t>
       </w:r>
       <w:r>
-        <w:t xml:space="preserve">노아: 좋아해요. 만나 주셔서 감사해요.</w:t>
-      </w:r>
-    </w:p>
-    <w:p>
-      <w:pPr>
-        <w:numPr>
-          <w:ilvl w:val="0"/>
-          <w:numId w:val="1002"/>
-        </w:numPr>
-      </w:pPr>
-      <w:r>
-        <w:t xml:space="preserve">SOFIA: Thank Elaine. She said,</w:t>
+        <w:t xml:space="preserve">I read the article twice.</w:t>
+      </w:r>
+    </w:p>
+    <w:p>
+      <w:pPr>
+        <w:pStyle w:val="BodyText"/>
+      </w:pPr>
+      <w:r>
+        <w:t xml:space="preserve">MARCUS: And?</w:t>
+      </w:r>
+    </w:p>
+    <w:p>
+      <w:pPr>
+        <w:pStyle w:val="BodyText"/>
+      </w:pPr>
+      <w:r>
+        <w:t xml:space="preserve">SOFIA: And I have questions. Is it okay if I interview you first?</w:t>
+      </w:r>
+    </w:p>
+    <w:p>
+      <w:pPr>
+        <w:pStyle w:val="BodyText"/>
+      </w:pPr>
+      <w:r>
+        <w:t xml:space="preserve">NOAH: Please.</w:t>
+      </w:r>
+    </w:p>
+    <w:p>
+      <w:pPr>
+        <w:pStyle w:val="BodyText"/>
+      </w:pPr>
+      <w:r>
+        <w:t xml:space="preserve">SOFIA: Your runway. In months. With revenue.</w:t>
+      </w:r>
+    </w:p>
+    <w:p>
+      <w:pPr>
+        <w:pStyle w:val="BodyText"/>
+      </w:pPr>
+      <w:r>
+        <w:t xml:space="preserve">MARCUS: Eighteen months. Series B planned within nine.</w:t>
+      </w:r>
+    </w:p>
+    <w:p>
+      <w:pPr>
+        <w:pStyle w:val="BodyText"/>
+      </w:pPr>
+      <w:r>
+        <w:t xml:space="preserve">SOFIA: Flex is ninety-six dollars cheaper. Are you going to match?</w:t>
+      </w:r>
+    </w:p>
+    <w:p>
+      <w:pPr>
+        <w:pStyle w:val="BodyText"/>
+      </w:pPr>
+      <w:r>
+        <w:t xml:space="preserve">NOAH: No. We hold the price. We compete on value.</w:t>
+      </w:r>
+    </w:p>
+    <w:p>
+      <w:pPr>
+        <w:pStyle w:val="BodyText"/>
+      </w:pPr>
+      <w:r>
+        <w:t xml:space="preserve">SOFIA: Good. Matching would be a mistake. How many reps do you have?</w:t>
+      </w:r>
+    </w:p>
+    <w:p>
+      <w:pPr>
+        <w:pStyle w:val="BodyText"/>
+      </w:pPr>
+      <w:r>
+        <w:t xml:space="preserve">NOAH: Six.</w:t>
+      </w:r>
+    </w:p>
+    <w:p>
+      <w:pPr>
+        <w:pStyle w:val="BodyText"/>
+      </w:pPr>
+      <w:r>
+        <w:t xml:space="preserve">SOFIA: Six. For sixty thousand syringes next year?</w:t>
+      </w:r>
+    </w:p>
+    <w:p>
+      <w:pPr>
+        <w:pStyle w:val="BodyText"/>
+      </w:pPr>
+      <w:r>
+        <w:t xml:space="preserve">NOAH: You’ve seen our plan?</w:t>
+      </w:r>
+    </w:p>
+    <w:p>
+      <w:pPr>
+        <w:pStyle w:val="BodyText"/>
+      </w:pPr>
+      <w:r>
+        <w:t xml:space="preserve">SOFIA: Elaine shared the summary. With your permission, she said. Six reps can’t do it.</w:t>
+      </w:r>
+    </w:p>
+    <w:p>
+      <w:pPr>
+        <w:pStyle w:val="BodyText"/>
+      </w:pPr>
+      <w:r>
+        <w:t xml:space="preserve">MARCUS: How many can?</w:t>
+      </w:r>
+    </w:p>
+    <w:p>
+      <w:pPr>
+        <w:pStyle w:val="BodyText"/>
+      </w:pPr>
+      <w:r>
+        <w:t xml:space="preserve">SOFIA: Eighteen by spring. Thirty by year end. Plus two key account managers. For chains.</w:t>
+      </w:r>
+    </w:p>
+    <w:p>
+      <w:pPr>
+        <w:pStyle w:val="BodyText"/>
+      </w:pPr>
+      <w:r>
+        <w:t xml:space="preserve">NOAH: That’s a big jump.</w:t>
+      </w:r>
+    </w:p>
+    <w:p>
+      <w:pPr>
+        <w:pStyle w:val="BodyText"/>
+      </w:pPr>
+      <w:r>
+        <w:t xml:space="preserve">SOFIA: It’s math. Each rep adds about six clinics a month, and a new rep needs a few months before they’re fully productive. You need nine hundred active clinics. With six reps, you’d get there sometime after I retire.</w:t>
+      </w:r>
+    </w:p>
+    <w:p>
+      <w:pPr>
+        <w:pStyle w:val="BodyText"/>
+      </w:pPr>
+      <w:r>
+        <w:t xml:space="preserve">MARCUS: She read Grace’s numbers too.</w:t>
+      </w:r>
+    </w:p>
+    <w:p>
+      <w:pPr>
+        <w:pStyle w:val="BodyText"/>
+      </w:pPr>
+      <w:r>
+        <w:t xml:space="preserve">SOFIA: I read everything. Next question. Glow Collective. Who’s your contact?</w:t>
+      </w:r>
+    </w:p>
+    <w:p>
+      <w:pPr>
+        <w:pStyle w:val="BodyText"/>
+      </w:pPr>
+      <w:r>
+        <w:t xml:space="preserve">NOAH: Greg Holloway. Head of purchasing.</w:t>
+      </w:r>
+    </w:p>
+    <w:p>
+      <w:pPr>
+        <w:pStyle w:val="BodyText"/>
+      </w:pPr>
+      <w:r>
+        <w:t xml:space="preserve">SOFIA: Wrong door. Purchasing only talks price. Start with their medical director. She cares about complications.</w:t>
+      </w:r>
+    </w:p>
+    <w:p>
+      <w:pPr>
+        <w:pStyle w:val="BodyText"/>
+      </w:pPr>
+      <w:r>
+        <w:t xml:space="preserve">NOAH: You know her?</w:t>
+      </w:r>
+    </w:p>
+    <w:p>
+      <w:pPr>
+        <w:pStyle w:val="BodyText"/>
+      </w:pPr>
+      <w:r>
+        <w:t xml:space="preserve">SOFIA: Dr. Nadia Reyes. We worked together. Years ago. Different industry.</w:t>
+      </w:r>
+    </w:p>
+    <w:p>
+      <w:pPr>
+        <w:pStyle w:val="BodyText"/>
+      </w:pPr>
+      <w:r>
+        <w:t xml:space="preserve">MARCUS: Why are you interested in us? Brightline is big. Safe.</w:t>
+      </w:r>
+    </w:p>
+    <w:p>
+      <w:pPr>
+        <w:pStyle w:val="BodyText"/>
+      </w:pPr>
+      <w:r>
+        <w:t xml:space="preserve">SOFIA: Brightline is maintenance now. I want to build. One more time. Before I’m fifty.</w:t>
+      </w:r>
+    </w:p>
+    <w:p>
+      <w:pPr>
+        <w:pStyle w:val="BodyText"/>
+      </w:pPr>
+      <w:r>
+        <w:t xml:space="preserve">NOAH: Why us? There are other startups.</w:t>
+      </w:r>
+    </w:p>
+    <w:p>
+      <w:pPr>
+        <w:pStyle w:val="BodyText"/>
+      </w:pPr>
+      <w:r>
+        <w:t xml:space="preserve">SOFIA: Your recall. Two hours. Most companies I’ve worked with would have taken two weeks.</w:t>
+      </w:r>
+    </w:p>
+    <w:p>
+      <w:pPr>
+        <w:pStyle w:val="BodyText"/>
+      </w:pPr>
+      <w:r>
+        <w:t xml:space="preserve">MARCUS: Two weeks is generous. Some take months.</w:t>
+      </w:r>
+    </w:p>
+    <w:p>
+      <w:pPr>
+        <w:pStyle w:val="BodyText"/>
+      </w:pPr>
+      <w:r>
+        <w:t xml:space="preserve">SOFIA: Exactly. I’ve spent twenty years sitting in doctors’ offices explaining why my company was still</w:t>
       </w:r>
       <w:r>
         <w:t xml:space="preserve"> </w:t>
       </w:r>
       <w:r>
-        <w:t xml:space="preserve">“</w:t>
-      </w:r>
-      <w:r>
-        <w:t xml:space="preserve">Meet the company that recalled itself.</w:t>
-      </w:r>
-      <w:r>
-        <w:t xml:space="preserve">”</w:t>
+        <w:t xml:space="preserve">‘</w:t>
+      </w:r>
+      <w:r>
+        <w:t xml:space="preserve">investigating</w:t>
+      </w:r>
+      <w:r>
+        <w:t xml:space="preserve">’</w:t>
       </w:r>
       <w:r>
         <w:t xml:space="preserve"> </w:t>
       </w:r>
       <w:r>
-        <w:t xml:space="preserve">I read the article twice.</w:t>
-      </w:r>
-      <w:r>
-        <w:t xml:space="preserve"> </w:t>
-      </w:r>
-      <w:r>
-        <w:t xml:space="preserve">소피아: 일레인한테 고마워하세요.</w:t>
-      </w:r>
-      <w:r>
-        <w:t xml:space="preserve"> </w:t>
-      </w:r>
-      <w:r>
-        <w:t xml:space="preserve">“</w:t>
-      </w:r>
-      <w:r>
-        <w:t xml:space="preserve">스스로를 회수한 회사를 만나 봐</w:t>
-      </w:r>
-      <w:r>
-        <w:t xml:space="preserve">”</w:t>
-      </w:r>
-      <w:r>
-        <w:t xml:space="preserve">라고 했어요. 기사를 두 번 읽었어요.</w:t>
-      </w:r>
-    </w:p>
-    <w:p>
-      <w:pPr>
-        <w:numPr>
-          <w:ilvl w:val="0"/>
-          <w:numId w:val="1002"/>
-        </w:numPr>
-      </w:pPr>
-      <w:r>
-        <w:t xml:space="preserve">MARCUS: And?</w:t>
-      </w:r>
-      <w:r>
-        <w:t xml:space="preserve"> </w:t>
-      </w:r>
-      <w:r>
-        <w:t xml:space="preserve">마커스: 그래서요?</w:t>
-      </w:r>
-    </w:p>
-    <w:p>
-      <w:pPr>
-        <w:numPr>
-          <w:ilvl w:val="0"/>
-          <w:numId w:val="1002"/>
-        </w:numPr>
-      </w:pPr>
-      <w:r>
-        <w:t xml:space="preserve">SOFIA: And I have questions. Is it okay if I interview you first?</w:t>
-      </w:r>
-      <w:r>
-        <w:t xml:space="preserve"> </w:t>
-      </w:r>
-      <w:r>
-        <w:t xml:space="preserve">소피아: 그래서 질문이 있어요. 제가 먼저 인터뷰해도 괜찮을까요?</w:t>
-      </w:r>
-    </w:p>
-    <w:p>
-      <w:pPr>
-        <w:numPr>
-          <w:ilvl w:val="0"/>
-          <w:numId w:val="1002"/>
-        </w:numPr>
-      </w:pPr>
-      <w:r>
-        <w:t xml:space="preserve">NOAH: Please.</w:t>
-      </w:r>
-      <w:r>
-        <w:t xml:space="preserve"> </w:t>
-      </w:r>
-      <w:r>
-        <w:t xml:space="preserve">노아: 그러세요.</w:t>
-      </w:r>
-    </w:p>
-    <w:p>
-      <w:pPr>
-        <w:numPr>
-          <w:ilvl w:val="0"/>
-          <w:numId w:val="1002"/>
-        </w:numPr>
-      </w:pPr>
-      <w:r>
-        <w:t xml:space="preserve">SOFIA: Your runway. In months. With revenue.</w:t>
-      </w:r>
-      <w:r>
-        <w:t xml:space="preserve"> </w:t>
-      </w:r>
-      <w:r>
-        <w:t xml:space="preserve">소피아: 런웨이. 개월 수로. 매출 포함해서.</w:t>
-      </w:r>
-    </w:p>
-    <w:p>
-      <w:pPr>
-        <w:numPr>
-          <w:ilvl w:val="0"/>
-          <w:numId w:val="1002"/>
-        </w:numPr>
-      </w:pPr>
-      <w:r>
-        <w:t xml:space="preserve">MARCUS: Eighteen months. Series B planned within nine.</w:t>
-      </w:r>
-      <w:r>
-        <w:t xml:space="preserve"> </w:t>
-      </w:r>
-      <w:r>
-        <w:t xml:space="preserve">마커스: 18개월. 시리즈 B는 9개월 안에 계획 중.</w:t>
-      </w:r>
-    </w:p>
-    <w:p>
-      <w:pPr>
-        <w:numPr>
-          <w:ilvl w:val="0"/>
-          <w:numId w:val="1002"/>
-        </w:numPr>
-      </w:pPr>
-      <w:r>
-        <w:t xml:space="preserve">SOFIA: Flex is ninety-six dollars cheaper. Are you going to match?</w:t>
-      </w:r>
-      <w:r>
-        <w:t xml:space="preserve"> </w:t>
-      </w:r>
-      <w:r>
-        <w:t xml:space="preserve">소피아: 플렉스가 96달러 싸요. 맞출 건가요?</w:t>
-      </w:r>
-    </w:p>
-    <w:p>
-      <w:pPr>
-        <w:numPr>
-          <w:ilvl w:val="0"/>
-          <w:numId w:val="1002"/>
-        </w:numPr>
-      </w:pPr>
-      <w:r>
-        <w:t xml:space="preserve">NOAH: No. We hold the price. We compete on value.</w:t>
-      </w:r>
-      <w:r>
-        <w:t xml:space="preserve"> </w:t>
-      </w:r>
-      <w:r>
-        <w:t xml:space="preserve">노아: 아니요. 가격을 유지해요. 가치로 경쟁해요.</w:t>
-      </w:r>
-    </w:p>
-    <w:p>
-      <w:pPr>
-        <w:numPr>
-          <w:ilvl w:val="0"/>
-          <w:numId w:val="1002"/>
-        </w:numPr>
-      </w:pPr>
-      <w:r>
-        <w:t xml:space="preserve">SOFIA: Good. Matching would be a mistake. How many reps do you have?</w:t>
-      </w:r>
-      <w:r>
-        <w:t xml:space="preserve"> </w:t>
-      </w:r>
-      <w:r>
-        <w:t xml:space="preserve">소피아: 좋아요. 맞추는 건 실수일 거예요. 영업 사원은 몇 명이에요?</w:t>
-      </w:r>
-    </w:p>
-    <w:p>
-      <w:pPr>
-        <w:numPr>
-          <w:ilvl w:val="0"/>
-          <w:numId w:val="1002"/>
-        </w:numPr>
-      </w:pPr>
-      <w:r>
-        <w:t xml:space="preserve">NOAH: Six.</w:t>
-      </w:r>
-      <w:r>
-        <w:t xml:space="preserve"> </w:t>
-      </w:r>
-      <w:r>
-        <w:t xml:space="preserve">노아: 여섯 명.</w:t>
-      </w:r>
-    </w:p>
-    <w:p>
-      <w:pPr>
-        <w:numPr>
-          <w:ilvl w:val="0"/>
-          <w:numId w:val="1002"/>
-        </w:numPr>
-      </w:pPr>
-      <w:r>
-        <w:t xml:space="preserve">SOFIA: Six. For sixty thousand syringes next year?</w:t>
-      </w:r>
-      <w:r>
-        <w:t xml:space="preserve"> </w:t>
-      </w:r>
-      <w:r>
-        <w:t xml:space="preserve">소피아: 여섯 명. 내년 주사기 6만 개를 위해?</w:t>
-      </w:r>
-    </w:p>
-    <w:p>
-      <w:pPr>
-        <w:numPr>
-          <w:ilvl w:val="0"/>
-          <w:numId w:val="1002"/>
-        </w:numPr>
-      </w:pPr>
-      <w:r>
-        <w:t xml:space="preserve">NOAH: You’ve seen our plan?</w:t>
-      </w:r>
-      <w:r>
-        <w:t xml:space="preserve"> </w:t>
-      </w:r>
-      <w:r>
-        <w:t xml:space="preserve">노아: 우리 계획을 봤어요?</w:t>
-      </w:r>
-    </w:p>
-    <w:p>
-      <w:pPr>
-        <w:numPr>
-          <w:ilvl w:val="0"/>
-          <w:numId w:val="1002"/>
-        </w:numPr>
-      </w:pPr>
-      <w:r>
-        <w:t xml:space="preserve">SOFIA: Elaine shared the summary. With your permission, she said. Six reps can’t do it.</w:t>
-      </w:r>
-      <w:r>
-        <w:t xml:space="preserve"> </w:t>
-      </w:r>
-      <w:r>
-        <w:t xml:space="preserve">소피아: 일레인이 요약을 공유했어요. 당신 허락을 받았다더군요. 여섯 명으론 안 돼요.</w:t>
-      </w:r>
-    </w:p>
-    <w:p>
-      <w:pPr>
-        <w:numPr>
-          <w:ilvl w:val="0"/>
-          <w:numId w:val="1002"/>
-        </w:numPr>
-      </w:pPr>
-      <w:r>
-        <w:t xml:space="preserve">MARCUS: How many can?</w:t>
-      </w:r>
-      <w:r>
-        <w:t xml:space="preserve"> </w:t>
-      </w:r>
-      <w:r>
-        <w:t xml:space="preserve">마커스: 몇 명이면 돼요?</w:t>
-      </w:r>
-    </w:p>
-    <w:p>
-      <w:pPr>
-        <w:numPr>
-          <w:ilvl w:val="0"/>
-          <w:numId w:val="1002"/>
-        </w:numPr>
-      </w:pPr>
-      <w:r>
-        <w:t xml:space="preserve">SOFIA: Eighteen by spring. Thirty by year end. Plus two key account managers. For chains.</w:t>
-      </w:r>
-      <w:r>
-        <w:t xml:space="preserve"> </w:t>
-      </w:r>
-      <w:r>
-        <w:t xml:space="preserve">소피아: 봄까지 18명. 연말까지 30명. 거기에 키 어카운트 매니저 둘. 체인 담당.</w:t>
-      </w:r>
-    </w:p>
-    <w:p>
-      <w:pPr>
-        <w:numPr>
-          <w:ilvl w:val="0"/>
-          <w:numId w:val="1002"/>
-        </w:numPr>
-      </w:pPr>
-      <w:r>
-        <w:t xml:space="preserve">NOAH: That’s a big jump.</w:t>
-      </w:r>
-      <w:r>
-        <w:t xml:space="preserve"> </w:t>
-      </w:r>
-      <w:r>
-        <w:t xml:space="preserve">노아: 큰 도약이네요.</w:t>
-      </w:r>
-    </w:p>
-    <w:p>
-      <w:pPr>
-        <w:numPr>
-          <w:ilvl w:val="0"/>
-          <w:numId w:val="1002"/>
-        </w:numPr>
-      </w:pPr>
-      <w:r>
-        <w:t xml:space="preserve">SOFIA: It’s math. Each rep adds about six clinics a month, and a new rep needs a few months before they’re fully productive. You need nine hundred active clinics. With six reps, you’d get there sometime after I retire.</w:t>
-      </w:r>
-      <w:r>
-        <w:t xml:space="preserve"> </w:t>
-      </w:r>
-      <w:r>
-        <w:t xml:space="preserve">소피아: 수학이에요. 영업 사원 한 명이 월 여섯 곳쯤 추가하고, 신입은 제대로 성과를 내기까지 몇 달이 걸려요. 활성 병원 900곳이 필요하잖아요. 여섯 명으로는 제가 은퇴한 뒤에나 도달할 거예요.</w:t>
-      </w:r>
-    </w:p>
-    <w:p>
-      <w:pPr>
-        <w:numPr>
-          <w:ilvl w:val="0"/>
-          <w:numId w:val="1002"/>
-        </w:numPr>
-      </w:pPr>
-      <w:r>
-        <w:t xml:space="preserve">MARCUS: She read Grace’s numbers too.</w:t>
-      </w:r>
-      <w:r>
-        <w:t xml:space="preserve"> </w:t>
-      </w:r>
-      <w:r>
-        <w:t xml:space="preserve">마커스: 그레이스 숫자까지 읽었네.</w:t>
-      </w:r>
-    </w:p>
-    <w:p>
-      <w:pPr>
-        <w:numPr>
-          <w:ilvl w:val="0"/>
-          <w:numId w:val="1002"/>
-        </w:numPr>
-      </w:pPr>
-      <w:r>
-        <w:t xml:space="preserve">SOFIA: I read everything. Next question. Glow Collective. Who’s your contact?</w:t>
-      </w:r>
-      <w:r>
-        <w:t xml:space="preserve"> </w:t>
-      </w:r>
-      <w:r>
-        <w:t xml:space="preserve">소피아: 전 다 읽어요. 다음 질문. 글로우 컬렉티브. 담당자가 누구예요?</w:t>
-      </w:r>
-    </w:p>
-    <w:p>
-      <w:pPr>
-        <w:numPr>
-          <w:ilvl w:val="0"/>
-          <w:numId w:val="1002"/>
-        </w:numPr>
-      </w:pPr>
-      <w:r>
-        <w:t xml:space="preserve">NOAH: Greg Holloway. Head of purchasing.</w:t>
-      </w:r>
-      <w:r>
-        <w:t xml:space="preserve"> </w:t>
-      </w:r>
-      <w:r>
-        <w:t xml:space="preserve">노아: 그레그 할러웨이. 구매 총괄.</w:t>
-      </w:r>
-    </w:p>
-    <w:p>
-      <w:pPr>
-        <w:numPr>
-          <w:ilvl w:val="0"/>
-          <w:numId w:val="1002"/>
-        </w:numPr>
-      </w:pPr>
-      <w:r>
-        <w:t xml:space="preserve">SOFIA: Wrong door. Purchasing only talks price. Start with their medical director. She cares about complications.</w:t>
-      </w:r>
-      <w:r>
-        <w:t xml:space="preserve"> </w:t>
-      </w:r>
-      <w:r>
-        <w:t xml:space="preserve">소피아: 잘못된 문이에요. 구매팀은 가격 얘기만 해요. 의료 총괄부터 시작하세요. 그 사람은 합병증을 신경 써요.</w:t>
-      </w:r>
-    </w:p>
-    <w:p>
-      <w:pPr>
-        <w:numPr>
-          <w:ilvl w:val="0"/>
-          <w:numId w:val="1002"/>
-        </w:numPr>
-      </w:pPr>
-      <w:r>
-        <w:t xml:space="preserve">NOAH: You know her?</w:t>
-      </w:r>
-      <w:r>
-        <w:t xml:space="preserve"> </w:t>
-      </w:r>
-      <w:r>
-        <w:t xml:space="preserve">노아: 그 사람을 알아요?</w:t>
-      </w:r>
-    </w:p>
-    <w:p>
-      <w:pPr>
-        <w:numPr>
-          <w:ilvl w:val="0"/>
-          <w:numId w:val="1002"/>
-        </w:numPr>
-      </w:pPr>
-      <w:r>
-        <w:t xml:space="preserve">SOFIA: Dr. Nadia Reyes. We worked together. Years ago. Different industry.</w:t>
-      </w:r>
-      <w:r>
-        <w:t xml:space="preserve"> </w:t>
-      </w:r>
-      <w:r>
-        <w:t xml:space="preserve">소피아: 나디아 레예스 박사. 같이 일했어요. 몇 년 전에. 다른 업계에서.</w:t>
-      </w:r>
-    </w:p>
-    <w:p>
-      <w:pPr>
-        <w:numPr>
-          <w:ilvl w:val="0"/>
-          <w:numId w:val="1002"/>
-        </w:numPr>
-      </w:pPr>
-      <w:r>
-        <w:t xml:space="preserve">MARCUS: Why are you interested in us? Brightline is big. Safe.</w:t>
-      </w:r>
-      <w:r>
-        <w:t xml:space="preserve"> </w:t>
-      </w:r>
-      <w:r>
-        <w:t xml:space="preserve">마커스: 왜 우리한테 관심이 있어요? 브라이트라인은 크고. 안정적이잖아요.</w:t>
-      </w:r>
-    </w:p>
-    <w:p>
-      <w:pPr>
-        <w:numPr>
-          <w:ilvl w:val="0"/>
-          <w:numId w:val="1002"/>
-        </w:numPr>
-      </w:pPr>
-      <w:r>
-        <w:t xml:space="preserve">SOFIA: Brightline is maintenance now. I want to build. One more time. Before I’m fifty.</w:t>
-      </w:r>
-      <w:r>
-        <w:t xml:space="preserve"> </w:t>
-      </w:r>
-      <w:r>
-        <w:t xml:space="preserve">소피아: 브라이트라인은 이제 유지 보수예요. 전 만들고 싶어요. 한 번 더. 쉰 살 되기 전에.</w:t>
-      </w:r>
-    </w:p>
-    <w:p>
-      <w:pPr>
-        <w:numPr>
-          <w:ilvl w:val="0"/>
-          <w:numId w:val="1002"/>
-        </w:numPr>
-      </w:pPr>
-      <w:r>
-        <w:t xml:space="preserve">NOAH: Why us? There are other startups.</w:t>
-      </w:r>
-      <w:r>
-        <w:t xml:space="preserve"> </w:t>
-      </w:r>
-      <w:r>
-        <w:t xml:space="preserve">노아: 왜 우리예요? 다른 스타트업도 있잖아요.</w:t>
-      </w:r>
-    </w:p>
-    <w:p>
-      <w:pPr>
-        <w:numPr>
-          <w:ilvl w:val="0"/>
-          <w:numId w:val="1002"/>
-        </w:numPr>
-      </w:pPr>
-      <w:r>
-        <w:t xml:space="preserve">SOFIA: Your recall. Two hours. Most companies I’ve worked with would have taken two weeks.</w:t>
-      </w:r>
-      <w:r>
-        <w:t xml:space="preserve"> </w:t>
-      </w:r>
-      <w:r>
-        <w:t xml:space="preserve">소피아: 당신들의 회수. 두 시간. 제가 일했던 회사 대부분은 2주 걸렸을 거예요.</w:t>
-      </w:r>
-    </w:p>
-    <w:p>
-      <w:pPr>
-        <w:numPr>
-          <w:ilvl w:val="0"/>
-          <w:numId w:val="1002"/>
-        </w:numPr>
-      </w:pPr>
-      <w:r>
-        <w:t xml:space="preserve">MARCUS: Two weeks is generous. Some take months.</w:t>
-      </w:r>
-      <w:r>
-        <w:t xml:space="preserve"> </w:t>
-      </w:r>
-      <w:r>
-        <w:t xml:space="preserve">마커스: 2주면 후한 거예요. 몇 달 걸리는 데도 있죠.</w:t>
-      </w:r>
-    </w:p>
-    <w:p>
-      <w:pPr>
-        <w:numPr>
-          <w:ilvl w:val="0"/>
-          <w:numId w:val="1002"/>
-        </w:numPr>
-      </w:pPr>
-      <w:r>
-        <w:t xml:space="preserve">SOFIA: Exactly. I’ve spent twenty years sitting in doctors’ offices explaining why my company was still</w:t>
-      </w:r>
-      <w:r>
-        <w:t xml:space="preserve"> </w:t>
-      </w:r>
-      <w:r>
-        <w:t xml:space="preserve">‘</w:t>
-      </w:r>
-      <w:r>
-        <w:t xml:space="preserve">investigating</w:t>
-      </w:r>
-      <w:r>
-        <w:t xml:space="preserve">’</w:t>
-      </w:r>
-      <w:r>
-        <w:t xml:space="preserve"> </w:t>
-      </w:r>
-      <w:r>
         <w:t xml:space="preserve">a problem everyone could already see. I’m tired of defending slow companies. I’d rather sell for one that moves first.</w:t>
       </w:r>
-      <w:r>
-        <w:t xml:space="preserve"> </w:t>
-      </w:r>
-      <w:r>
-        <w:t xml:space="preserve">소피아: 맞아요. 20년 동안 의사 진료실에 앉아서, 모두가 이미 보고 있는 문제를 왜 우리 회사는 아직 ’조사 중’인지 해명해 왔어요. 느린 회사를 변호하는 데 지쳤어요. 먼저 움직이는 회사를 위해 팔고 싶어요.</w:t>
-      </w:r>
-    </w:p>
-    <w:p>
-      <w:pPr>
-        <w:numPr>
-          <w:ilvl w:val="0"/>
-          <w:numId w:val="1002"/>
-        </w:numPr>
+    </w:p>
+    <w:p>
+      <w:pPr>
+        <w:pStyle w:val="BodyText"/>
       </w:pPr>
       <w:r>
         <w:t xml:space="preserve">NOAH: That’s exactly why we move fast. Now, may we ask you some questions?</w:t>
       </w:r>
-      <w:r>
-        <w:t xml:space="preserve"> </w:t>
-      </w:r>
-      <w:r>
-        <w:t xml:space="preserve">노아: 그게 바로 우리가 빨리 움직이는 이유예요. 이제 저희가 질문해도 될까요?</w:t>
-      </w:r>
-    </w:p>
-    <w:p>
-      <w:pPr>
-        <w:numPr>
-          <w:ilvl w:val="0"/>
-          <w:numId w:val="1002"/>
-        </w:numPr>
+    </w:p>
+    <w:p>
+      <w:pPr>
+        <w:pStyle w:val="BodyText"/>
       </w:pPr>
       <w:r>
         <w:t xml:space="preserve">MARCUS: What would you do in your first ninety days?</w:t>
       </w:r>
-      <w:r>
-        <w:t xml:space="preserve"> </w:t>
-      </w:r>
-      <w:r>
-        <w:t xml:space="preserve">마커스: 첫 90일 동안 뭘 하시겠어요?</w:t>
-      </w:r>
-    </w:p>
-    <w:p>
-      <w:pPr>
-        <w:numPr>
-          <w:ilvl w:val="0"/>
-          <w:numId w:val="1002"/>
-        </w:numPr>
+    </w:p>
+    <w:p>
+      <w:pPr>
+        <w:pStyle w:val="BodyText"/>
       </w:pPr>
       <w:r>
         <w:t xml:space="preserve">SOFIA: First thirty days, I listen. I ride with every rep and sit in on real sales calls. By sixty days, I hire twelve more reps. By ninety days, I close one chain, starting with their medical director, not purchasing.</w:t>
       </w:r>
-      <w:r>
-        <w:t xml:space="preserve"> </w:t>
-      </w:r>
-      <w:r>
-        <w:t xml:space="preserve">소피아: 첫 30일은 들어요. 모든 영업 사원과 동행하고 실제 영업 미팅에 들어가요. 60일까지 영업 사원 12명을 더 채용해요. 90일까지 체인 하나를 계약하고요. 구매팀이 아니라 의료 총괄부터 시작해서요.</w:t>
-      </w:r>
-    </w:p>
-    <w:p>
-      <w:pPr>
-        <w:numPr>
-          <w:ilvl w:val="0"/>
-          <w:numId w:val="1002"/>
-        </w:numPr>
+    </w:p>
+    <w:p>
+      <w:pPr>
+        <w:pStyle w:val="BodyText"/>
       </w:pPr>
       <w:r>
         <w:t xml:space="preserve">MARCUS: That’s a plan. Not a promise.</w:t>
-      </w:r>
-      <w:r>
-        <w:t xml:space="preserve"> </w:t>
-      </w:r>
-      <w:r>
-        <w:t xml:space="preserve">마커스: 그건 계획이네요. 약속이 아니라.</w:t>
       </w:r>
     </w:p>
     <w:bookmarkEnd w:id="22"/>
@@ -1121,512 +656,242 @@
     </w:p>
     <w:p>
       <w:pPr>
-        <w:numPr>
-          <w:ilvl w:val="0"/>
-          <w:numId w:val="1003"/>
-        </w:numPr>
+        <w:pStyle w:val="FirstParagraph"/>
       </w:pPr>
       <w:r>
         <w:t xml:space="preserve">NOAH: Sofia, let’s talk about the package. What are you looking for?</w:t>
       </w:r>
-      <w:r>
-        <w:t xml:space="preserve"> </w:t>
-      </w:r>
-      <w:r>
-        <w:t xml:space="preserve">노아: 소피아, 처우 얘기를 하죠. 원하는 게 뭐예요?</w:t>
-      </w:r>
-    </w:p>
-    <w:p>
-      <w:pPr>
-        <w:numPr>
-          <w:ilvl w:val="0"/>
-          <w:numId w:val="1003"/>
-        </w:numPr>
+    </w:p>
+    <w:p>
+      <w:pPr>
+        <w:pStyle w:val="BodyText"/>
       </w:pPr>
       <w:r>
         <w:t xml:space="preserve">SOFIA: You first. What’s your offer?</w:t>
       </w:r>
-      <w:r>
-        <w:t xml:space="preserve"> </w:t>
-      </w:r>
-      <w:r>
-        <w:t xml:space="preserve">소피아: 먼저 하세요. 제안이 뭐예요?</w:t>
-      </w:r>
-    </w:p>
-    <w:p>
-      <w:pPr>
-        <w:numPr>
-          <w:ilvl w:val="0"/>
-          <w:numId w:val="1003"/>
-        </w:numPr>
+    </w:p>
+    <w:p>
+      <w:pPr>
+        <w:pStyle w:val="BodyText"/>
       </w:pPr>
       <w:r>
         <w:t xml:space="preserve">MARCUS: …</w:t>
       </w:r>
-      <w:r>
-        <w:t xml:space="preserve"> </w:t>
-      </w:r>
-      <w:r>
-        <w:t xml:space="preserve">마커스: …</w:t>
-      </w:r>
-    </w:p>
-    <w:p>
-      <w:pPr>
-        <w:numPr>
-          <w:ilvl w:val="0"/>
-          <w:numId w:val="1003"/>
-        </w:numPr>
+    </w:p>
+    <w:p>
+      <w:pPr>
+        <w:pStyle w:val="BodyText"/>
       </w:pPr>
       <w:r>
         <w:t xml:space="preserve">NOAH: Base, two sixty. Bonus, twenty-five percent. Equity, half a percent.</w:t>
       </w:r>
-      <w:r>
-        <w:t xml:space="preserve"> </w:t>
-      </w:r>
-      <w:r>
-        <w:t xml:space="preserve">노아: 기본급 26만. 보너스 25%. 지분 0.5%.</w:t>
-      </w:r>
-    </w:p>
-    <w:p>
-      <w:pPr>
-        <w:numPr>
-          <w:ilvl w:val="0"/>
-          <w:numId w:val="1003"/>
-        </w:numPr>
+    </w:p>
+    <w:p>
+      <w:pPr>
+        <w:pStyle w:val="BodyText"/>
       </w:pPr>
       <w:r>
         <w:t xml:space="preserve">SOFIA: Thank you. That’s a fair offer for a regional director. I’m not a regional director.</w:t>
       </w:r>
-      <w:r>
-        <w:t xml:space="preserve"> </w:t>
-      </w:r>
-      <w:r>
-        <w:t xml:space="preserve">소피아: 고마워요. 지역 디렉터에겐 공정한 제안이네요. 전 지역 디렉터가 아니에요.</w:t>
-      </w:r>
-    </w:p>
-    <w:p>
-      <w:pPr>
-        <w:numPr>
-          <w:ilvl w:val="0"/>
-          <w:numId w:val="1003"/>
-        </w:numPr>
+    </w:p>
+    <w:p>
+      <w:pPr>
+        <w:pStyle w:val="BodyText"/>
       </w:pPr>
       <w:r>
         <w:t xml:space="preserve">NOAH: What would work for you?</w:t>
       </w:r>
-      <w:r>
-        <w:t xml:space="preserve"> </w:t>
-      </w:r>
-      <w:r>
-        <w:t xml:space="preserve">노아: 어떤 조건이면 되겠어요?</w:t>
-      </w:r>
-    </w:p>
-    <w:p>
-      <w:pPr>
-        <w:numPr>
-          <w:ilvl w:val="0"/>
-          <w:numId w:val="1003"/>
-        </w:numPr>
+    </w:p>
+    <w:p>
+      <w:pPr>
+        <w:pStyle w:val="BodyText"/>
       </w:pPr>
       <w:r>
         <w:t xml:space="preserve">SOFIA: Base, three ten. Target bonus, forty percent. Equity, one and a half percent.</w:t>
       </w:r>
-      <w:r>
-        <w:t xml:space="preserve"> </w:t>
-      </w:r>
-      <w:r>
-        <w:t xml:space="preserve">소피아: 기본급 31만. 목표 보너스 40%. 지분 1.5%.</w:t>
-      </w:r>
-    </w:p>
-    <w:p>
-      <w:pPr>
-        <w:numPr>
-          <w:ilvl w:val="0"/>
-          <w:numId w:val="1003"/>
-        </w:numPr>
+    </w:p>
+    <w:p>
+      <w:pPr>
+        <w:pStyle w:val="BodyText"/>
       </w:pPr>
       <w:r>
         <w:t xml:space="preserve">MARCUS: That’s above our walk-away. On two lines.</w:t>
       </w:r>
-      <w:r>
-        <w:t xml:space="preserve"> </w:t>
-      </w:r>
-      <w:r>
-        <w:t xml:space="preserve">마커스: 그건 두 항목에서 우리 결렬선을 넘어요.</w:t>
-      </w:r>
-    </w:p>
-    <w:p>
-      <w:pPr>
-        <w:numPr>
-          <w:ilvl w:val="0"/>
-          <w:numId w:val="1003"/>
-        </w:numPr>
+    </w:p>
+    <w:p>
+      <w:pPr>
+        <w:pStyle w:val="BodyText"/>
       </w:pPr>
       <w:r>
         <w:t xml:space="preserve">SOFIA: I understand. Can I explain why? Then you decide.</w:t>
       </w:r>
-      <w:r>
-        <w:t xml:space="preserve"> </w:t>
-      </w:r>
-      <w:r>
-        <w:t xml:space="preserve">소피아: 이해해요. 이유를 설명해도 될까요? 그다음 결정하세요.</w:t>
-      </w:r>
-    </w:p>
-    <w:p>
-      <w:pPr>
-        <w:numPr>
-          <w:ilvl w:val="0"/>
-          <w:numId w:val="1003"/>
-        </w:numPr>
+    </w:p>
+    <w:p>
+      <w:pPr>
+        <w:pStyle w:val="BodyText"/>
       </w:pPr>
       <w:r>
         <w:t xml:space="preserve">NOAH: Please.</w:t>
       </w:r>
-      <w:r>
-        <w:t xml:space="preserve"> </w:t>
-      </w:r>
-      <w:r>
-        <w:t xml:space="preserve">노아: 그러세요.</w:t>
-      </w:r>
-    </w:p>
-    <w:p>
-      <w:pPr>
-        <w:numPr>
-          <w:ilvl w:val="0"/>
-          <w:numId w:val="1003"/>
-        </w:numPr>
+    </w:p>
+    <w:p>
+      <w:pPr>
+        <w:pStyle w:val="BodyText"/>
       </w:pPr>
       <w:r>
         <w:t xml:space="preserve">SOFIA: At Brightline, I have unvested stock. Worth about two hundred thousand. I lose it if I leave.</w:t>
       </w:r>
-      <w:r>
-        <w:t xml:space="preserve"> </w:t>
-      </w:r>
-      <w:r>
-        <w:t xml:space="preserve">소피아: 브라이트라인에 아직 베스팅 안 된 주식이 있어요. 약 20만 달러어치. 떠나면 잃어요.</w:t>
-      </w:r>
-    </w:p>
-    <w:p>
-      <w:pPr>
-        <w:numPr>
-          <w:ilvl w:val="0"/>
-          <w:numId w:val="1003"/>
-        </w:numPr>
+    </w:p>
+    <w:p>
+      <w:pPr>
+        <w:pStyle w:val="BodyText"/>
       </w:pPr>
       <w:r>
         <w:t xml:space="preserve">NOAH: So you need to be made whole.</w:t>
       </w:r>
-      <w:r>
-        <w:t xml:space="preserve"> </w:t>
-      </w:r>
-      <w:r>
-        <w:t xml:space="preserve">노아: 그러니까 손실 보전이 필요하군요.</w:t>
-      </w:r>
-    </w:p>
-    <w:p>
-      <w:pPr>
-        <w:numPr>
-          <w:ilvl w:val="0"/>
-          <w:numId w:val="1003"/>
-        </w:numPr>
+    </w:p>
+    <w:p>
+      <w:pPr>
+        <w:pStyle w:val="BodyText"/>
       </w:pPr>
       <w:r>
         <w:t xml:space="preserve">SOFIA: Partly. And I’m betting my career on a company with eighteen months of runway.</w:t>
       </w:r>
-      <w:r>
-        <w:t xml:space="preserve"> </w:t>
-      </w:r>
-      <w:r>
-        <w:t xml:space="preserve">소피아: 일부는요. 그리고 전 런웨이 18개월인 회사에 제 경력을 거는 거예요.</w:t>
-      </w:r>
-    </w:p>
-    <w:p>
-      <w:pPr>
-        <w:numPr>
-          <w:ilvl w:val="0"/>
-          <w:numId w:val="1003"/>
-        </w:numPr>
+    </w:p>
+    <w:p>
+      <w:pPr>
+        <w:pStyle w:val="BodyText"/>
       </w:pPr>
       <w:r>
         <w:t xml:space="preserve">MARCUS: Is there any flexibility? On base or equity?</w:t>
       </w:r>
-      <w:r>
-        <w:t xml:space="preserve"> </w:t>
-      </w:r>
-      <w:r>
-        <w:t xml:space="preserve">마커스: 유연성이 있을까요? 기본급이나 지분에서?</w:t>
-      </w:r>
-    </w:p>
-    <w:p>
-      <w:pPr>
-        <w:numPr>
-          <w:ilvl w:val="0"/>
-          <w:numId w:val="1003"/>
-        </w:numPr>
+    </w:p>
+    <w:p>
+      <w:pPr>
+        <w:pStyle w:val="BodyText"/>
       </w:pPr>
       <w:r>
         <w:t xml:space="preserve">SOFIA: Some. On base. Less on equity. Equity is how I share your risk.</w:t>
       </w:r>
-      <w:r>
-        <w:t xml:space="preserve"> </w:t>
-      </w:r>
-      <w:r>
-        <w:t xml:space="preserve">소피아: 조금은요. 기본급에서. 지분은 덜하고요. 지분은 제가 당신들의 리스크를 나누는 방식이에요.</w:t>
-      </w:r>
-    </w:p>
-    <w:p>
-      <w:pPr>
-        <w:numPr>
-          <w:ilvl w:val="0"/>
-          <w:numId w:val="1003"/>
-        </w:numPr>
+    </w:p>
+    <w:p>
+      <w:pPr>
+        <w:pStyle w:val="BodyText"/>
       </w:pPr>
       <w:r>
         <w:t xml:space="preserve">NOAH: And anything that’s not flexible?</w:t>
       </w:r>
-      <w:r>
-        <w:t xml:space="preserve"> </w:t>
-      </w:r>
-      <w:r>
-        <w:t xml:space="preserve">노아: 그럼 유연하지 않은 건요?</w:t>
-      </w:r>
-    </w:p>
-    <w:p>
-      <w:pPr>
-        <w:numPr>
-          <w:ilvl w:val="0"/>
-          <w:numId w:val="1003"/>
-        </w:numPr>
+    </w:p>
+    <w:p>
+      <w:pPr>
+        <w:pStyle w:val="BodyText"/>
       </w:pPr>
       <w:r>
         <w:t xml:space="preserve">SOFIA: One thing. A non-starter. I hire and fire my own reps. Without approval from the CEO.</w:t>
       </w:r>
-      <w:r>
-        <w:t xml:space="preserve"> </w:t>
-      </w:r>
-      <w:r>
-        <w:t xml:space="preserve">소피아: 하나요. 협상 불가 조건. 영업 사원 채용과 해고는 제가 해요. CEO 승인 없이.</w:t>
-      </w:r>
-    </w:p>
-    <w:p>
-      <w:pPr>
-        <w:numPr>
-          <w:ilvl w:val="0"/>
-          <w:numId w:val="1003"/>
-        </w:numPr>
+    </w:p>
+    <w:p>
+      <w:pPr>
+        <w:pStyle w:val="BodyText"/>
       </w:pPr>
       <w:r>
         <w:t xml:space="preserve">NOAH: Without me?</w:t>
       </w:r>
-      <w:r>
-        <w:t xml:space="preserve"> </w:t>
-      </w:r>
-      <w:r>
-        <w:t xml:space="preserve">노아: 저 없이요?</w:t>
-      </w:r>
-    </w:p>
-    <w:p>
-      <w:pPr>
-        <w:numPr>
-          <w:ilvl w:val="0"/>
-          <w:numId w:val="1003"/>
-        </w:numPr>
+    </w:p>
+    <w:p>
+      <w:pPr>
+        <w:pStyle w:val="BodyText"/>
       </w:pPr>
       <w:r>
         <w:t xml:space="preserve">SOFIA: If I’m responsible for revenue, I need authority over the team that produces it. If I can’t remove someone who isn’t performing, then every missed number becomes your decision and my fault. Responsibility without authority is a trap.</w:t>
       </w:r>
-      <w:r>
-        <w:t xml:space="preserve"> </w:t>
-      </w:r>
-      <w:r>
-        <w:t xml:space="preserve">소피아: 매출을 책임진다면, 그 매출을 만드는 팀에 대한 권한이 필요해요. 성과를 못 내는 사람을 내보낼 수 없다면, 놓친 숫자는 전부 당신의 결정인데 제 잘못이 되죠. 권한 없는 책임은 함정이에요.</w:t>
-      </w:r>
-    </w:p>
-    <w:p>
-      <w:pPr>
-        <w:numPr>
-          <w:ilvl w:val="0"/>
-          <w:numId w:val="1003"/>
-        </w:numPr>
+    </w:p>
+    <w:p>
+      <w:pPr>
+        <w:pStyle w:val="BodyText"/>
       </w:pPr>
       <w:r>
         <w:t xml:space="preserve">MARCUS: She’s right. That’s how the Army works too.</w:t>
       </w:r>
-      <w:r>
-        <w:t xml:space="preserve"> </w:t>
-      </w:r>
-      <w:r>
-        <w:t xml:space="preserve">마커스: 맞는 말이야. 군대도 그렇게 돌아가.</w:t>
-      </w:r>
-    </w:p>
-    <w:p>
-      <w:pPr>
-        <w:numPr>
-          <w:ilvl w:val="0"/>
-          <w:numId w:val="1003"/>
-        </w:numPr>
+    </w:p>
+    <w:p>
+      <w:pPr>
+        <w:pStyle w:val="BodyText"/>
       </w:pPr>
       <w:r>
         <w:t xml:space="preserve">NOAH: One condition from us. Compliance firings. Someone who breaks the label rules. That decision includes Elena and Diane.</w:t>
       </w:r>
-      <w:r>
-        <w:t xml:space="preserve"> </w:t>
-      </w:r>
-      <w:r>
-        <w:t xml:space="preserve">노아: 우리 쪽 조건 하나. 컴플라이언스 해고. 라벨 규정을 어긴 사람. 그 결정엔 엘레나와 다이앤이 포함돼요.</w:t>
-      </w:r>
-    </w:p>
-    <w:p>
-      <w:pPr>
-        <w:numPr>
-          <w:ilvl w:val="0"/>
-          <w:numId w:val="1003"/>
-        </w:numPr>
+    </w:p>
+    <w:p>
+      <w:pPr>
+        <w:pStyle w:val="BodyText"/>
       </w:pPr>
       <w:r>
         <w:t xml:space="preserve">SOFIA: Agreed. Happily. I’d rather fire someone with a doctor and a lawyer in the room.</w:t>
       </w:r>
-      <w:r>
-        <w:t xml:space="preserve"> </w:t>
-      </w:r>
-      <w:r>
-        <w:t xml:space="preserve">소피아: 동의해요. 기꺼이. 의사와 변호사가 같이 있는 방에서 해고하는 게 나아요.</w:t>
-      </w:r>
-    </w:p>
-    <w:p>
-      <w:pPr>
-        <w:numPr>
-          <w:ilvl w:val="0"/>
-          <w:numId w:val="1003"/>
-        </w:numPr>
+    </w:p>
+    <w:p>
+      <w:pPr>
+        <w:pStyle w:val="BodyText"/>
       </w:pPr>
       <w:r>
         <w:t xml:space="preserve">NOAH: And the bonus. Tied to what?</w:t>
       </w:r>
-      <w:r>
-        <w:t xml:space="preserve"> </w:t>
-      </w:r>
-      <w:r>
-        <w:t xml:space="preserve">노아: 그럼 보너스는. 뭐에 연동돼요?</w:t>
-      </w:r>
-    </w:p>
-    <w:p>
-      <w:pPr>
-        <w:numPr>
-          <w:ilvl w:val="0"/>
-          <w:numId w:val="1003"/>
-        </w:numPr>
+    </w:p>
+    <w:p>
+      <w:pPr>
+        <w:pStyle w:val="BodyText"/>
       </w:pPr>
       <w:r>
         <w:t xml:space="preserve">SOFIA: Revenue, mostly. You tell me what else.</w:t>
       </w:r>
-      <w:r>
-        <w:t xml:space="preserve"> </w:t>
-      </w:r>
-      <w:r>
-        <w:t xml:space="preserve">소피아: 주로 매출이요. 그 외엔 당신이 말해 줘요.</w:t>
-      </w:r>
-    </w:p>
-    <w:p>
-      <w:pPr>
-        <w:numPr>
-          <w:ilvl w:val="0"/>
-          <w:numId w:val="1003"/>
-        </w:numPr>
+    </w:p>
+    <w:p>
+      <w:pPr>
+        <w:pStyle w:val="BodyText"/>
       </w:pPr>
       <w:r>
         <w:t xml:space="preserve">NOAH: Certified clinics, and compliance. The same rules our reps already have, top to bottom. If a sales leader is paid only on revenue, the pressure to cut corners starts at the top, and that’s exactly what we can’t afford.</w:t>
       </w:r>
-      <w:r>
-        <w:t xml:space="preserve"> </w:t>
-      </w:r>
-      <w:r>
-        <w:t xml:space="preserve">노아: 인증 병원. 그리고 컴플라이언스. 우리 영업 사원들이 이미 따르는 규칙과 같은 거요, 위에서 아래까지. 영업 리더가 매출로만 보상받으면 편법을 쓰라는 압박이 맨 위에서부터 시작돼요. 그게 바로 우리가 감당할 수 없는 거예요.</w:t>
-      </w:r>
-    </w:p>
-    <w:p>
-      <w:pPr>
-        <w:numPr>
-          <w:ilvl w:val="0"/>
-          <w:numId w:val="1003"/>
-        </w:numPr>
+    </w:p>
+    <w:p>
+      <w:pPr>
+        <w:pStyle w:val="BodyText"/>
       </w:pPr>
       <w:r>
         <w:t xml:space="preserve">SOFIA: Sixty percent revenue. Twenty-five certified clinics. Fifteen compliance. I like that. It’s honest.</w:t>
       </w:r>
-      <w:r>
-        <w:t xml:space="preserve"> </w:t>
-      </w:r>
-      <w:r>
-        <w:t xml:space="preserve">소피아: 매출 60%. 인증 병원 25%. 컴플라이언스 15%. 좋아요. 정직하네요.</w:t>
-      </w:r>
-    </w:p>
-    <w:p>
-      <w:pPr>
-        <w:numPr>
-          <w:ilvl w:val="0"/>
-          <w:numId w:val="1003"/>
-        </w:numPr>
+    </w:p>
+    <w:p>
+      <w:pPr>
+        <w:pStyle w:val="BodyText"/>
       </w:pPr>
       <w:r>
         <w:t xml:space="preserve">MARCUS: Sofia, can we take five minutes? Noah and I.</w:t>
       </w:r>
-      <w:r>
-        <w:t xml:space="preserve"> </w:t>
-      </w:r>
-      <w:r>
-        <w:t xml:space="preserve">마커스: 소피아, 5분만 시간 줄래요? 노아랑 나랑.</w:t>
-      </w:r>
-    </w:p>
-    <w:p>
-      <w:pPr>
-        <w:numPr>
-          <w:ilvl w:val="0"/>
-          <w:numId w:val="1003"/>
-        </w:numPr>
+    </w:p>
+    <w:p>
+      <w:pPr>
+        <w:pStyle w:val="BodyText"/>
       </w:pPr>
       <w:r>
         <w:t xml:space="preserve">SOFIA: Of course. Take ten. Try the yellowtail. It’s the best thing here.</w:t>
       </w:r>
-      <w:r>
-        <w:t xml:space="preserve"> </w:t>
-      </w:r>
-      <w:r>
-        <w:t xml:space="preserve">소피아: 물론이죠. 10분 쓰세요. 방어 드셔 보세요. 여기서 제일 맛있어요.</w:t>
-      </w:r>
-    </w:p>
-    <w:p>
-      <w:pPr>
-        <w:numPr>
-          <w:ilvl w:val="0"/>
-          <w:numId w:val="1003"/>
-        </w:numPr>
+    </w:p>
+    <w:p>
+      <w:pPr>
+        <w:pStyle w:val="BodyText"/>
       </w:pPr>
       <w:r>
         <w:t xml:space="preserve">NOAH: She’s taking over our dinner.</w:t>
       </w:r>
-      <w:r>
-        <w:t xml:space="preserve"> </w:t>
-      </w:r>
-      <w:r>
-        <w:t xml:space="preserve">노아: 우리 저녁을 장악하고 있어.</w:t>
-      </w:r>
-    </w:p>
-    <w:p>
-      <w:pPr>
-        <w:numPr>
-          <w:ilvl w:val="0"/>
-          <w:numId w:val="1003"/>
-        </w:numPr>
+    </w:p>
+    <w:p>
+      <w:pPr>
+        <w:pStyle w:val="BodyText"/>
       </w:pPr>
       <w:r>
         <w:t xml:space="preserve">MARCUS: She’s taking over the negotiation. That’s different. And she’s good.</w:t>
-      </w:r>
-      <w:r>
-        <w:t xml:space="preserve"> </w:t>
-      </w:r>
-      <w:r>
-        <w:t xml:space="preserve">마커스: 협상을 장악하고 있는 거지. 그건 다르지. 그리고 잘해.</w:t>
       </w:r>
     </w:p>
     <w:bookmarkEnd w:id="23"/>
@@ -1641,463 +906,220 @@
     </w:p>
     <w:p>
       <w:pPr>
-        <w:numPr>
-          <w:ilvl w:val="0"/>
-          <w:numId w:val="1004"/>
-        </w:numPr>
+        <w:pStyle w:val="FirstParagraph"/>
       </w:pPr>
       <w:r>
         <w:t xml:space="preserve">MARCUS: Noah, look. We can’t go to one and a half percent. But we can change the shape.</w:t>
       </w:r>
+    </w:p>
+    <w:p>
+      <w:pPr>
+        <w:pStyle w:val="BodyText"/>
+      </w:pPr>
+      <w:r>
+        <w:t xml:space="preserve">NOAH: The shape?</w:t>
+      </w:r>
+    </w:p>
+    <w:p>
+      <w:pPr>
+        <w:pStyle w:val="BodyText"/>
+      </w:pPr>
+      <w:r>
+        <w:t xml:space="preserve">MARCUS: A signing bonus covers the stock she loses at Brightline. It’s cash now instead of more equity forever, which means it costs us once, it doesn’t dilute anyone, and it answers her real problem instead of her headline number.</w:t>
+      </w:r>
+    </w:p>
+    <w:p>
+      <w:pPr>
+        <w:pStyle w:val="BodyText"/>
+      </w:pPr>
+      <w:r>
+        <w:t xml:space="preserve">NOAH: How much?</w:t>
+      </w:r>
+    </w:p>
+    <w:p>
+      <w:pPr>
+        <w:pStyle w:val="BodyText"/>
+      </w:pPr>
+      <w:r>
+        <w:t xml:space="preserve">MARCUS: A hundred thousand. Half now. Half after one year. If she stays.</w:t>
+      </w:r>
+    </w:p>
+    <w:p>
+      <w:pPr>
+        <w:pStyle w:val="BodyText"/>
+      </w:pPr>
+      <w:r>
+        <w:t xml:space="preserve">NOAH: And equity at one and a quarter?</w:t>
+      </w:r>
+    </w:p>
+    <w:p>
+      <w:pPr>
+        <w:pStyle w:val="BodyText"/>
+      </w:pPr>
+      <w:r>
+        <w:t xml:space="preserve">MARCUS: It’s above our walk-away, I know. But Elaine told us to ask what she’ll deliver, not what she’ll cost. Thirty reps and nine hundred clinics. If she gets even close to that, a quarter of a percent is the cheapest thing on the table.</w:t>
+      </w:r>
+    </w:p>
+    <w:p>
+      <w:pPr>
+        <w:pStyle w:val="BodyText"/>
+      </w:pPr>
+      <w:r>
+        <w:t xml:space="preserve">NOAH: And the title? She’ll want more than VP.</w:t>
+      </w:r>
+    </w:p>
+    <w:p>
+      <w:pPr>
+        <w:pStyle w:val="BodyText"/>
+      </w:pPr>
+      <w:r>
+        <w:t xml:space="preserve">MARCUS: Make the title a milestone. Hit the targets, become Chief Commercial Officer.</w:t>
+      </w:r>
+    </w:p>
+    <w:p>
+      <w:pPr>
+        <w:pStyle w:val="BodyText"/>
+      </w:pPr>
+      <w:r>
+        <w:t xml:space="preserve">SOFIA: Welcome back. How was the yellowtail?</w:t>
+      </w:r>
+    </w:p>
+    <w:p>
+      <w:pPr>
+        <w:pStyle w:val="BodyText"/>
+      </w:pPr>
+      <w:r>
+        <w:t xml:space="preserve">NOAH: Sofia. A counteroffer. Base, two eighty-five. Bonus, forty percent. Your structure.</w:t>
+      </w:r>
+    </w:p>
+    <w:p>
+      <w:pPr>
+        <w:pStyle w:val="BodyText"/>
+      </w:pPr>
+      <w:r>
+        <w:t xml:space="preserve">SOFIA: Go on.</w:t>
+      </w:r>
+    </w:p>
+    <w:p>
+      <w:pPr>
+        <w:pStyle w:val="BodyText"/>
+      </w:pPr>
+      <w:r>
+        <w:t xml:space="preserve">NOAH: Equity, one and a quarter percent. Four-year vesting. One-year cliff. Plus a hundred-thousand signing bonus.</w:t>
+      </w:r>
+    </w:p>
+    <w:p>
+      <w:pPr>
+        <w:pStyle w:val="BodyText"/>
+      </w:pPr>
+      <w:r>
+        <w:t xml:space="preserve">SOFIA: Paid how?</w:t>
+      </w:r>
+    </w:p>
+    <w:p>
+      <w:pPr>
+        <w:pStyle w:val="BodyText"/>
+      </w:pPr>
+      <w:r>
+        <w:t xml:space="preserve">MARCUS: Half on day one. Half after twelve months.</w:t>
+      </w:r>
+    </w:p>
+    <w:p>
+      <w:pPr>
+        <w:pStyle w:val="BodyText"/>
+      </w:pPr>
+      <w:r>
+        <w:t xml:space="preserve">SOFIA: And if the company is acquired? Before I vest?</w:t>
+      </w:r>
+    </w:p>
+    <w:p>
+      <w:pPr>
+        <w:pStyle w:val="BodyText"/>
+      </w:pPr>
+      <w:r>
+        <w:t xml:space="preserve">NOAH: Double-trigger acceleration. If you’re acquired and let go, your shares vest.</w:t>
+      </w:r>
+    </w:p>
+    <w:p>
+      <w:pPr>
+        <w:pStyle w:val="BodyText"/>
+      </w:pPr>
+      <w:r>
+        <w:t xml:space="preserve">SOFIA: Standard. Fair. And the title?</w:t>
+      </w:r>
+    </w:p>
+    <w:p>
+      <w:pPr>
+        <w:pStyle w:val="BodyText"/>
+      </w:pPr>
+      <w:r>
+        <w:t xml:space="preserve">NOAH: VP of Sales now. Chief Commercial Officer in eighteen months. If we hit the targets together.</w:t>
+      </w:r>
+    </w:p>
+    <w:p>
+      <w:pPr>
+        <w:pStyle w:val="BodyText"/>
+      </w:pPr>
+      <w:r>
+        <w:t xml:space="preserve">SOFIA:</w:t>
+      </w:r>
       <w:r>
         <w:t xml:space="preserve"> </w:t>
       </w:r>
       <w:r>
-        <w:t xml:space="preserve">마커스: 노아, 봐. 1.5%까진 못 가. 하지만 구조를 바꿀 순 있어.</w:t>
-      </w:r>
-    </w:p>
-    <w:p>
-      <w:pPr>
-        <w:numPr>
-          <w:ilvl w:val="0"/>
-          <w:numId w:val="1004"/>
-        </w:numPr>
-      </w:pPr>
-      <w:r>
-        <w:t xml:space="preserve">NOAH: The shape?</w:t>
+        <w:t xml:space="preserve">“</w:t>
+      </w:r>
+      <w:r>
+        <w:t xml:space="preserve">Together.</w:t>
+      </w:r>
+      <w:r>
+        <w:t xml:space="preserve">”</w:t>
       </w:r>
       <w:r>
         <w:t xml:space="preserve"> </w:t>
       </w:r>
       <w:r>
-        <w:t xml:space="preserve">노아: 구조?</w:t>
-      </w:r>
-    </w:p>
-    <w:p>
-      <w:pPr>
-        <w:numPr>
-          <w:ilvl w:val="0"/>
-          <w:numId w:val="1004"/>
-        </w:numPr>
-      </w:pPr>
-      <w:r>
-        <w:t xml:space="preserve">MARCUS: A signing bonus covers the stock she loses at Brightline. It’s cash now instead of more equity forever, which means it costs us once, it doesn’t dilute anyone, and it answers her real problem instead of her headline number.</w:t>
-      </w:r>
-      <w:r>
-        <w:t xml:space="preserve"> </w:t>
-      </w:r>
-      <w:r>
-        <w:t xml:space="preserve">마커스: 사이닝 보너스로 브라이트라인에서 잃는 주식을 메워 줘. 영원히 더 많은 지분 대신 지금 현금으로. 그러면 비용은 한 번만 들고, 누구의 지분도 희석되지 않고, 그 사람의 겉으로 드러난 숫자가 아니라 진짜 문제를 해결해 주는 거야.</w:t>
-      </w:r>
-    </w:p>
-    <w:p>
-      <w:pPr>
-        <w:numPr>
-          <w:ilvl w:val="0"/>
-          <w:numId w:val="1004"/>
-        </w:numPr>
-      </w:pPr>
-      <w:r>
-        <w:t xml:space="preserve">NOAH: How much?</w:t>
-      </w:r>
-      <w:r>
-        <w:t xml:space="preserve"> </w:t>
-      </w:r>
-      <w:r>
-        <w:t xml:space="preserve">노아: 얼마나?</w:t>
-      </w:r>
-    </w:p>
-    <w:p>
-      <w:pPr>
-        <w:numPr>
-          <w:ilvl w:val="0"/>
-          <w:numId w:val="1004"/>
-        </w:numPr>
-      </w:pPr>
-      <w:r>
-        <w:t xml:space="preserve">MARCUS: A hundred thousand. Half now. Half after one year. If she stays.</w:t>
-      </w:r>
-      <w:r>
-        <w:t xml:space="preserve"> </w:t>
-      </w:r>
-      <w:r>
-        <w:t xml:space="preserve">마커스: 10만. 절반은 지금. 절반은 1년 뒤. 남아 있으면.</w:t>
-      </w:r>
-    </w:p>
-    <w:p>
-      <w:pPr>
-        <w:numPr>
-          <w:ilvl w:val="0"/>
-          <w:numId w:val="1004"/>
-        </w:numPr>
-      </w:pPr>
-      <w:r>
-        <w:t xml:space="preserve">NOAH: And equity at one and a quarter?</w:t>
-      </w:r>
-      <w:r>
-        <w:t xml:space="preserve"> </w:t>
-      </w:r>
-      <w:r>
-        <w:t xml:space="preserve">노아: 그리고 지분은 1.25%?</w:t>
-      </w:r>
-    </w:p>
-    <w:p>
-      <w:pPr>
-        <w:numPr>
-          <w:ilvl w:val="0"/>
-          <w:numId w:val="1004"/>
-        </w:numPr>
-      </w:pPr>
-      <w:r>
-        <w:t xml:space="preserve">MARCUS: It’s above our walk-away, I know. But Elaine told us to ask what she’ll deliver, not what she’ll cost. Thirty reps and nine hundred clinics. If she gets even close to that, a quarter of a percent is the cheapest thing on the table.</w:t>
-      </w:r>
-      <w:r>
-        <w:t xml:space="preserve"> </w:t>
-      </w:r>
-      <w:r>
-        <w:t xml:space="preserve">마커스: 우리 결렬선을 넘는 건 알아. 하지만 일레인이 비용 말고 뭘 해낼지 물으라고 했잖아. 영업 사원 30명에 병원 900곳. 그 근처에만 가도, 0.25%는 테이블 위에서 제일 싼 거야.</w:t>
-      </w:r>
-    </w:p>
-    <w:p>
-      <w:pPr>
-        <w:numPr>
-          <w:ilvl w:val="0"/>
-          <w:numId w:val="1004"/>
-        </w:numPr>
-      </w:pPr>
-      <w:r>
-        <w:t xml:space="preserve">NOAH: And the title? She’ll want more than VP.</w:t>
-      </w:r>
-      <w:r>
-        <w:t xml:space="preserve"> </w:t>
-      </w:r>
-      <w:r>
-        <w:t xml:space="preserve">노아: 그리고 직함은? VP 이상을 원할 거야.</w:t>
-      </w:r>
-    </w:p>
-    <w:p>
-      <w:pPr>
-        <w:numPr>
-          <w:ilvl w:val="0"/>
-          <w:numId w:val="1004"/>
-        </w:numPr>
-      </w:pPr>
-      <w:r>
-        <w:t xml:space="preserve">MARCUS: Make the title a milestone. Hit the targets, become Chief Commercial Officer.</w:t>
-      </w:r>
-      <w:r>
-        <w:t xml:space="preserve"> </w:t>
-      </w:r>
-      <w:r>
-        <w:t xml:space="preserve">마커스: 직함을 마일스톤으로 만들어. 목표 달성하면 최고 사업 책임자.</w:t>
-      </w:r>
-    </w:p>
-    <w:p>
-      <w:pPr>
-        <w:numPr>
-          <w:ilvl w:val="0"/>
-          <w:numId w:val="1004"/>
-        </w:numPr>
-      </w:pPr>
-      <w:r>
-        <w:t xml:space="preserve">SOFIA: Welcome back. How was the yellowtail?</w:t>
-      </w:r>
-      <w:r>
-        <w:t xml:space="preserve"> </w:t>
-      </w:r>
-      <w:r>
-        <w:t xml:space="preserve">소피아: 돌아오셨네요. 방어는 어땠어요?</w:t>
-      </w:r>
-    </w:p>
-    <w:p>
-      <w:pPr>
-        <w:numPr>
-          <w:ilvl w:val="0"/>
-          <w:numId w:val="1004"/>
-        </w:numPr>
-      </w:pPr>
-      <w:r>
-        <w:t xml:space="preserve">NOAH: Sofia. A counteroffer. Base, two eighty-five. Bonus, forty percent. Your structure.</w:t>
-      </w:r>
-      <w:r>
-        <w:t xml:space="preserve"> </w:t>
-      </w:r>
-      <w:r>
-        <w:t xml:space="preserve">노아: 소피아. 역제안이에요. 기본급 28만 5천. 보너스 40%. 당신이 말한 구조로.</w:t>
-      </w:r>
-    </w:p>
-    <w:p>
-      <w:pPr>
-        <w:numPr>
-          <w:ilvl w:val="0"/>
-          <w:numId w:val="1004"/>
-        </w:numPr>
-      </w:pPr>
-      <w:r>
-        <w:t xml:space="preserve">SOFIA: Go on.</w:t>
-      </w:r>
-      <w:r>
-        <w:t xml:space="preserve"> </w:t>
-      </w:r>
-      <w:r>
-        <w:t xml:space="preserve">소피아: 계속하세요.</w:t>
-      </w:r>
-    </w:p>
-    <w:p>
-      <w:pPr>
-        <w:numPr>
-          <w:ilvl w:val="0"/>
-          <w:numId w:val="1004"/>
-        </w:numPr>
-      </w:pPr>
-      <w:r>
-        <w:t xml:space="preserve">NOAH: Equity, one and a quarter percent. Four-year vesting. One-year cliff. Plus a hundred-thousand signing bonus.</w:t>
-      </w:r>
-      <w:r>
-        <w:t xml:space="preserve"> </w:t>
-      </w:r>
-      <w:r>
-        <w:t xml:space="preserve">노아: 지분 1.25%. 4년 베스팅. 1년 클리프. 거기에 사이닝 보너스 10만.</w:t>
-      </w:r>
-    </w:p>
-    <w:p>
-      <w:pPr>
-        <w:numPr>
-          <w:ilvl w:val="0"/>
-          <w:numId w:val="1004"/>
-        </w:numPr>
-      </w:pPr>
-      <w:r>
-        <w:t xml:space="preserve">SOFIA: Paid how?</w:t>
-      </w:r>
-      <w:r>
-        <w:t xml:space="preserve"> </w:t>
-      </w:r>
-      <w:r>
-        <w:t xml:space="preserve">소피아: 어떻게 지급돼요?</w:t>
-      </w:r>
-    </w:p>
-    <w:p>
-      <w:pPr>
-        <w:numPr>
-          <w:ilvl w:val="0"/>
-          <w:numId w:val="1004"/>
-        </w:numPr>
-      </w:pPr>
-      <w:r>
-        <w:t xml:space="preserve">MARCUS: Half on day one. Half after twelve months.</w:t>
-      </w:r>
-      <w:r>
-        <w:t xml:space="preserve"> </w:t>
-      </w:r>
-      <w:r>
-        <w:t xml:space="preserve">마커스: 절반은 첫날. 절반은 12개월 후.</w:t>
-      </w:r>
-    </w:p>
-    <w:p>
-      <w:pPr>
-        <w:numPr>
-          <w:ilvl w:val="0"/>
-          <w:numId w:val="1004"/>
-        </w:numPr>
-      </w:pPr>
-      <w:r>
-        <w:t xml:space="preserve">SOFIA: And if the company is acquired? Before I vest?</w:t>
-      </w:r>
-      <w:r>
-        <w:t xml:space="preserve"> </w:t>
-      </w:r>
-      <w:r>
-        <w:t xml:space="preserve">소피아: 그리고 회사가 인수되면요? 베스팅 전에?</w:t>
-      </w:r>
-    </w:p>
-    <w:p>
-      <w:pPr>
-        <w:numPr>
-          <w:ilvl w:val="0"/>
-          <w:numId w:val="1004"/>
-        </w:numPr>
-      </w:pPr>
-      <w:r>
-        <w:t xml:space="preserve">NOAH: Double-trigger acceleration. If you’re acquired and let go, your shares vest.</w:t>
-      </w:r>
-      <w:r>
-        <w:t xml:space="preserve"> </w:t>
-      </w:r>
-      <w:r>
-        <w:t xml:space="preserve">노아: 더블 트리거 가속. 인수되고 당신이 해고되면 주식이 베스팅돼요.</w:t>
-      </w:r>
-    </w:p>
-    <w:p>
-      <w:pPr>
-        <w:numPr>
-          <w:ilvl w:val="0"/>
-          <w:numId w:val="1004"/>
-        </w:numPr>
-      </w:pPr>
-      <w:r>
-        <w:t xml:space="preserve">SOFIA: Standard. Fair. And the title?</w:t>
-      </w:r>
-      <w:r>
-        <w:t xml:space="preserve"> </w:t>
-      </w:r>
-      <w:r>
-        <w:t xml:space="preserve">소피아: 표준이네요. 공정해요. 그럼 직함은요?</w:t>
-      </w:r>
-    </w:p>
-    <w:p>
-      <w:pPr>
-        <w:numPr>
-          <w:ilvl w:val="0"/>
-          <w:numId w:val="1004"/>
-        </w:numPr>
-      </w:pPr>
-      <w:r>
-        <w:t xml:space="preserve">NOAH: VP of Sales now. Chief Commercial Officer in eighteen months. If we hit the targets together.</w:t>
-      </w:r>
-      <w:r>
-        <w:t xml:space="preserve"> </w:t>
-      </w:r>
-      <w:r>
-        <w:t xml:space="preserve">노아: 지금은 영업 부사장. 18개월 뒤 최고 사업 책임자. 목표를 함께 달성하면.</w:t>
-      </w:r>
-    </w:p>
-    <w:p>
-      <w:pPr>
-        <w:numPr>
-          <w:ilvl w:val="0"/>
-          <w:numId w:val="1004"/>
-        </w:numPr>
-      </w:pPr>
-      <w:r>
-        <w:t xml:space="preserve">SOFIA:</w:t>
-      </w:r>
-      <w:r>
-        <w:t xml:space="preserve"> </w:t>
-      </w:r>
-      <w:r>
-        <w:t xml:space="preserve">“</w:t>
-      </w:r>
-      <w:r>
-        <w:t xml:space="preserve">Together.</w:t>
-      </w:r>
-      <w:r>
-        <w:t xml:space="preserve">”</w:t>
-      </w:r>
-      <w:r>
-        <w:t xml:space="preserve"> </w:t>
-      </w:r>
-      <w:r>
         <w:t xml:space="preserve">You keep saying that word.</w:t>
       </w:r>
-      <w:r>
-        <w:t xml:space="preserve"> </w:t>
-      </w:r>
-      <w:r>
-        <w:t xml:space="preserve">소피아:</w:t>
-      </w:r>
-      <w:r>
-        <w:t xml:space="preserve"> </w:t>
-      </w:r>
-      <w:r>
-        <w:t xml:space="preserve">“</w:t>
-      </w:r>
-      <w:r>
-        <w:t xml:space="preserve">함께.</w:t>
-      </w:r>
-      <w:r>
-        <w:t xml:space="preserve">”</w:t>
-      </w:r>
-      <w:r>
-        <w:t xml:space="preserve"> </w:t>
-      </w:r>
-      <w:r>
-        <w:t xml:space="preserve">그 단어를 계속 쓰시네요.</w:t>
-      </w:r>
-    </w:p>
-    <w:p>
-      <w:pPr>
-        <w:numPr>
-          <w:ilvl w:val="0"/>
-          <w:numId w:val="1004"/>
-        </w:numPr>
+    </w:p>
+    <w:p>
+      <w:pPr>
+        <w:pStyle w:val="BodyText"/>
       </w:pPr>
       <w:r>
         <w:t xml:space="preserve">NOAH: Because I’m not a sales leader, and I’ve known that for a while. You are. I can build the product and protect the rules, but I can’t build a team of thirty. So honestly, I need you more than you need us.</w:t>
       </w:r>
-      <w:r>
-        <w:t xml:space="preserve"> </w:t>
-      </w:r>
-      <w:r>
-        <w:t xml:space="preserve">노아: 전 영업 리더가 아니니까요. 그건 꽤 오래전부터 알고 있었어요. 당신은 그렇고요. 전 제품을 만들고 규칙을 지킬 수는 있지만, 30명짜리 팀은 못 만들어요. 그러니 솔직히, 당신이 우릴 필요로 하는 것보다 제가 당신을 더 필요로 해요.</w:t>
-      </w:r>
-    </w:p>
-    <w:p>
-      <w:pPr>
-        <w:numPr>
-          <w:ilvl w:val="0"/>
-          <w:numId w:val="1004"/>
-        </w:numPr>
+    </w:p>
+    <w:p>
+      <w:pPr>
+        <w:pStyle w:val="BodyText"/>
       </w:pPr>
       <w:r>
         <w:t xml:space="preserve">SOFIA: …That’s the most honest thing a CEO has said to me in a negotiation.</w:t>
       </w:r>
-      <w:r>
-        <w:t xml:space="preserve"> </w:t>
-      </w:r>
-      <w:r>
-        <w:t xml:space="preserve">소피아: …협상에서 CEO가 나한테 한 말 중 가장 정직한 말이네요.</w:t>
-      </w:r>
-    </w:p>
-    <w:p>
-      <w:pPr>
-        <w:numPr>
-          <w:ilvl w:val="0"/>
-          <w:numId w:val="1004"/>
-        </w:numPr>
+    </w:p>
+    <w:p>
+      <w:pPr>
+        <w:pStyle w:val="BodyText"/>
       </w:pPr>
       <w:r>
         <w:t xml:space="preserve">MARCUS: Then let’s finish. Budget for thirty reps in year one. In writing.</w:t>
       </w:r>
-      <w:r>
-        <w:t xml:space="preserve"> </w:t>
-      </w:r>
-      <w:r>
-        <w:t xml:space="preserve">마커스: 그럼 마무리하죠. 1년 차 영업 사원 30명 예산. 서면으로.</w:t>
-      </w:r>
-    </w:p>
-    <w:p>
-      <w:pPr>
-        <w:numPr>
-          <w:ilvl w:val="0"/>
-          <w:numId w:val="1004"/>
-        </w:numPr>
+    </w:p>
+    <w:p>
+      <w:pPr>
+        <w:pStyle w:val="BodyText"/>
       </w:pPr>
       <w:r>
         <w:t xml:space="preserve">SOFIA: Then yes. Send the offer letter tomorrow. I’ll sign it tomorrow.</w:t>
       </w:r>
-      <w:r>
-        <w:t xml:space="preserve"> </w:t>
-      </w:r>
-      <w:r>
-        <w:t xml:space="preserve">소피아: 그럼 좋아요. 내일 오퍼 레터 보내요. 내일 서명할게요.</w:t>
-      </w:r>
-    </w:p>
-    <w:p>
-      <w:pPr>
-        <w:numPr>
-          <w:ilvl w:val="0"/>
-          <w:numId w:val="1004"/>
-        </w:numPr>
+    </w:p>
+    <w:p>
+      <w:pPr>
+        <w:pStyle w:val="BodyText"/>
       </w:pPr>
       <w:r>
         <w:t xml:space="preserve">NOAH: Our lawyer will be thrilled. She has a rule about writing.</w:t>
-      </w:r>
-      <w:r>
-        <w:t xml:space="preserve"> </w:t>
-      </w:r>
-      <w:r>
-        <w:t xml:space="preserve">노아: 우리 변호사가 기뻐할 거예요. 서면에 관한 규칙이 있거든요.</w:t>
       </w:r>
     </w:p>
     <w:bookmarkEnd w:id="24"/>
@@ -2112,323 +1134,158 @@
     </w:p>
     <w:p>
       <w:pPr>
-        <w:numPr>
-          <w:ilvl w:val="0"/>
-          <w:numId w:val="1005"/>
-        </w:numPr>
+        <w:pStyle w:val="FirstParagraph"/>
       </w:pPr>
       <w:r>
         <w:t xml:space="preserve">DIANE: Offer letter, signed, two copies. Sofia read every line twice and asked better questions about the vesting clause than most lawyers do. Everything we agreed at dinner is in writing now. I like her already.</w:t>
       </w:r>
+    </w:p>
+    <w:p>
+      <w:pPr>
+        <w:pStyle w:val="BodyText"/>
+      </w:pPr>
+      <w:r>
+        <w:t xml:space="preserve">SOFIA: One more thing before I start. I want the role play. The one your CEO failed.</w:t>
+      </w:r>
+    </w:p>
+    <w:p>
+      <w:pPr>
+        <w:pStyle w:val="BodyText"/>
+      </w:pPr>
+      <w:r>
+        <w:t xml:space="preserve">ELENA: You asked for it? Nobody asks for it.</w:t>
+      </w:r>
+    </w:p>
+    <w:p>
+      <w:pPr>
+        <w:pStyle w:val="BodyText"/>
+      </w:pPr>
+      <w:r>
+        <w:t xml:space="preserve">SOFIA: If I’m going to fire people for failing it, I should pass it first.</w:t>
+      </w:r>
+    </w:p>
+    <w:p>
+      <w:pPr>
+        <w:pStyle w:val="BodyText"/>
+      </w:pPr>
+      <w:r>
+        <w:t xml:space="preserve">ELENA: Fair. I’m Dr. Hart now. Is your filler safer? Yes or no.</w:t>
+      </w:r>
+    </w:p>
+    <w:p>
+      <w:pPr>
+        <w:pStyle w:val="BodyText"/>
+      </w:pPr>
+      <w:r>
+        <w:t xml:space="preserve">SOFIA: I can’t say</w:t>
+      </w:r>
       <w:r>
         <w:t xml:space="preserve"> </w:t>
       </w:r>
       <w:r>
-        <w:t xml:space="preserve">다이앤: 오퍼 레터, 서명 완료, 두 부. 소피아가 모든 줄을 두 번 읽었고, 베스팅 조항에 대해 대부분의 변호사보다 더 좋은 질문을 했어요. 저녁 자리에서 합의한 건 이제 전부 서면으로 남았어요. 벌써 마음에 들어요.</w:t>
-      </w:r>
-    </w:p>
-    <w:p>
-      <w:pPr>
-        <w:numPr>
-          <w:ilvl w:val="0"/>
-          <w:numId w:val="1005"/>
-        </w:numPr>
-      </w:pPr>
-      <w:r>
-        <w:t xml:space="preserve">SOFIA: One more thing before I start. I want the role play. The one your CEO failed.</w:t>
+        <w:t xml:space="preserve">“</w:t>
+      </w:r>
+      <w:r>
+        <w:t xml:space="preserve">safer.</w:t>
+      </w:r>
+      <w:r>
+        <w:t xml:space="preserve">”</w:t>
       </w:r>
       <w:r>
         <w:t xml:space="preserve"> </w:t>
       </w:r>
       <w:r>
-        <w:t xml:space="preserve">소피아: 시작하기 전에 하나 더. 롤플레이를 하고 싶어요. 당신네 CEO가 떨어진 그거.</w:t>
-      </w:r>
-    </w:p>
-    <w:p>
-      <w:pPr>
-        <w:numPr>
-          <w:ilvl w:val="0"/>
-          <w:numId w:val="1005"/>
-        </w:numPr>
-      </w:pPr>
-      <w:r>
-        <w:t xml:space="preserve">ELENA: You asked for it? Nobody asks for it.</w:t>
+        <w:t xml:space="preserve">Here’s what we measured. Two point eight times faster. Forty subjects. Blinded.</w:t>
+      </w:r>
+    </w:p>
+    <w:p>
+      <w:pPr>
+        <w:pStyle w:val="BodyText"/>
+      </w:pPr>
+      <w:r>
+        <w:t xml:space="preserve">ELENA: Flex is cheaper. Why pay more?</w:t>
+      </w:r>
+    </w:p>
+    <w:p>
+      <w:pPr>
+        <w:pStyle w:val="BodyText"/>
+      </w:pPr>
+      <w:r>
+        <w:t xml:space="preserve">SOFIA: Ninety-six dollars is real money, and I won’t pretend it isn’t, especially with your margins. Before I compare anything, can I ask what’s included with Flex today for your nurses? Training, follow-up, support, anything?</w:t>
+      </w:r>
+    </w:p>
+    <w:p>
+      <w:pPr>
+        <w:pStyle w:val="BodyText"/>
+      </w:pPr>
+      <w:r>
+        <w:t xml:space="preserve">ELENA: …Time. Pass. First attempt. No violations.</w:t>
+      </w:r>
+    </w:p>
+    <w:p>
+      <w:pPr>
+        <w:pStyle w:val="BodyText"/>
+      </w:pPr>
+      <w:r>
+        <w:t xml:space="preserve">NOAH: First attempt? I needed two.</w:t>
+      </w:r>
+    </w:p>
+    <w:p>
+      <w:pPr>
+        <w:pStyle w:val="BodyText"/>
+      </w:pPr>
+      <w:r>
+        <w:t xml:space="preserve">SOFIA: I read Ava’s notes last night. She wrote a great guide.</w:t>
+      </w:r>
+    </w:p>
+    <w:p>
+      <w:pPr>
+        <w:pStyle w:val="BodyText"/>
+      </w:pPr>
+      <w:r>
+        <w:t xml:space="preserve">ELENA: Welcome to Veyra, Sofia.</w:t>
+      </w:r>
+    </w:p>
+    <w:p>
+      <w:pPr>
+        <w:pStyle w:val="BodyText"/>
+      </w:pPr>
+      <w:r>
+        <w:t xml:space="preserve">SOFIA: Thank you. National sales kickoff in three weeks. Every rep. One room.</w:t>
+      </w:r>
+    </w:p>
+    <w:p>
+      <w:pPr>
+        <w:pStyle w:val="BodyText"/>
+      </w:pPr>
+      <w:r>
+        <w:t xml:space="preserve">NOAH: What will you tell them?</w:t>
+      </w:r>
+    </w:p>
+    <w:p>
+      <w:pPr>
+        <w:pStyle w:val="BodyText"/>
+      </w:pPr>
+      <w:r>
+        <w:t xml:space="preserve">SOFIA: Not</w:t>
       </w:r>
       <w:r>
         <w:t xml:space="preserve"> </w:t>
       </w:r>
       <w:r>
-        <w:t xml:space="preserve">엘레나: 직접 요청한 거예요? 아무도 요청 안 하는데.</w:t>
-      </w:r>
-    </w:p>
-    <w:p>
-      <w:pPr>
-        <w:numPr>
-          <w:ilvl w:val="0"/>
-          <w:numId w:val="1005"/>
-        </w:numPr>
-      </w:pPr>
-      <w:r>
-        <w:t xml:space="preserve">SOFIA: If I’m going to fire people for failing it, I should pass it first.</w:t>
+        <w:t xml:space="preserve">“</w:t>
+      </w:r>
+      <w:r>
+        <w:t xml:space="preserve">Let’s crush this quarter.</w:t>
+      </w:r>
+      <w:r>
+        <w:t xml:space="preserve">”</w:t>
       </w:r>
       <w:r>
         <w:t xml:space="preserve"> </w:t>
       </w:r>
       <w:r>
-        <w:t xml:space="preserve">소피아: 그걸로 사람들을 해고하려면 제가 먼저 통과해야죠.</w:t>
-      </w:r>
-    </w:p>
-    <w:p>
-      <w:pPr>
-        <w:numPr>
-          <w:ilvl w:val="0"/>
-          <w:numId w:val="1005"/>
-        </w:numPr>
-      </w:pPr>
-      <w:r>
-        <w:t xml:space="preserve">ELENA: Fair. I’m Dr. Hart now. Is your filler safer? Yes or no.</w:t>
-      </w:r>
-      <w:r>
-        <w:t xml:space="preserve"> </w:t>
-      </w:r>
-      <w:r>
-        <w:t xml:space="preserve">엘레나: 공정하네요. 이제 전 닥터 하트예요. 당신네 필러가 더 안전해요? 예, 아니요로.</w:t>
-      </w:r>
-    </w:p>
-    <w:p>
-      <w:pPr>
-        <w:numPr>
-          <w:ilvl w:val="0"/>
-          <w:numId w:val="1005"/>
-        </w:numPr>
-      </w:pPr>
-      <w:r>
-        <w:t xml:space="preserve">SOFIA: I can’t say</w:t>
-      </w:r>
-      <w:r>
-        <w:t xml:space="preserve"> </w:t>
-      </w:r>
-      <w:r>
-        <w:t xml:space="preserve">“</w:t>
-      </w:r>
-      <w:r>
-        <w:t xml:space="preserve">safer.</w:t>
-      </w:r>
-      <w:r>
-        <w:t xml:space="preserve">”</w:t>
-      </w:r>
-      <w:r>
-        <w:t xml:space="preserve"> </w:t>
-      </w:r>
-      <w:r>
-        <w:t xml:space="preserve">Here’s what we measured. Two point eight times faster. Forty subjects. Blinded.</w:t>
-      </w:r>
-      <w:r>
-        <w:t xml:space="preserve"> </w:t>
-      </w:r>
-      <w:r>
-        <w:t xml:space="preserve">소피아:</w:t>
-      </w:r>
-      <w:r>
-        <w:t xml:space="preserve"> </w:t>
-      </w:r>
-      <w:r>
-        <w:t xml:space="preserve">“</w:t>
-      </w:r>
-      <w:r>
-        <w:t xml:space="preserve">더 안전하다</w:t>
-      </w:r>
-      <w:r>
-        <w:t xml:space="preserve">”</w:t>
-      </w:r>
-      <w:r>
-        <w:t xml:space="preserve">고는 말할 수 없어요. 저희가 측정한 걸 말씀드리죠. 2.8배 빠름. 40명. 눈가림.</w:t>
-      </w:r>
-    </w:p>
-    <w:p>
-      <w:pPr>
-        <w:numPr>
-          <w:ilvl w:val="0"/>
-          <w:numId w:val="1005"/>
-        </w:numPr>
-      </w:pPr>
-      <w:r>
-        <w:t xml:space="preserve">ELENA: Flex is cheaper. Why pay more?</w:t>
-      </w:r>
-      <w:r>
-        <w:t xml:space="preserve"> </w:t>
-      </w:r>
-      <w:r>
-        <w:t xml:space="preserve">엘레나: 플렉스가 더 싸요. 왜 더 내요?</w:t>
-      </w:r>
-    </w:p>
-    <w:p>
-      <w:pPr>
-        <w:numPr>
-          <w:ilvl w:val="0"/>
-          <w:numId w:val="1005"/>
-        </w:numPr>
-      </w:pPr>
-      <w:r>
-        <w:t xml:space="preserve">SOFIA: Ninety-six dollars is real money, and I won’t pretend it isn’t, especially with your margins. Before I compare anything, can I ask what’s included with Flex today for your nurses? Training, follow-up, support, anything?</w:t>
-      </w:r>
-      <w:r>
-        <w:t xml:space="preserve"> </w:t>
-      </w:r>
-      <w:r>
-        <w:t xml:space="preserve">소피아: 96달러는 큰돈이에요. 아니라고 하지 않을게요, 특히 병원 마진을 생각하면요. 비교하기 전에, 지금 플렉스엔 간호사분들을 위해 뭐가 포함돼 있는지 여쭤봐도 될까요? 교육, 후속 관리, 지원, 뭐든지요?</w:t>
-      </w:r>
-    </w:p>
-    <w:p>
-      <w:pPr>
-        <w:numPr>
-          <w:ilvl w:val="0"/>
-          <w:numId w:val="1005"/>
-        </w:numPr>
-      </w:pPr>
-      <w:r>
-        <w:t xml:space="preserve">ELENA: …Time. Pass. First attempt. No violations.</w:t>
-      </w:r>
-      <w:r>
-        <w:t xml:space="preserve"> </w:t>
-      </w:r>
-      <w:r>
-        <w:t xml:space="preserve">엘레나: …시간. 합격. 첫 시도. 위반 없음.</w:t>
-      </w:r>
-    </w:p>
-    <w:p>
-      <w:pPr>
-        <w:numPr>
-          <w:ilvl w:val="0"/>
-          <w:numId w:val="1005"/>
-        </w:numPr>
-      </w:pPr>
-      <w:r>
-        <w:t xml:space="preserve">NOAH: First attempt? I needed two.</w:t>
-      </w:r>
-      <w:r>
-        <w:t xml:space="preserve"> </w:t>
-      </w:r>
-      <w:r>
-        <w:t xml:space="preserve">노아: 첫 시도에? 난 두 번 걸렸는데.</w:t>
-      </w:r>
-    </w:p>
-    <w:p>
-      <w:pPr>
-        <w:numPr>
-          <w:ilvl w:val="0"/>
-          <w:numId w:val="1005"/>
-        </w:numPr>
-      </w:pPr>
-      <w:r>
-        <w:t xml:space="preserve">SOFIA: I read Ava’s notes last night. She wrote a great guide.</w:t>
-      </w:r>
-      <w:r>
-        <w:t xml:space="preserve"> </w:t>
-      </w:r>
-      <w:r>
-        <w:t xml:space="preserve">소피아: 어젯밤 에이바 노트를 읽었어요. 훌륭한 가이드를 썼더군요.</w:t>
-      </w:r>
-    </w:p>
-    <w:p>
-      <w:pPr>
-        <w:numPr>
-          <w:ilvl w:val="0"/>
-          <w:numId w:val="1005"/>
-        </w:numPr>
-      </w:pPr>
-      <w:r>
-        <w:t xml:space="preserve">ELENA: Welcome to Veyra, Sofia.</w:t>
-      </w:r>
-      <w:r>
-        <w:t xml:space="preserve"> </w:t>
-      </w:r>
-      <w:r>
-        <w:t xml:space="preserve">엘레나: 베이라에 온 걸 환영해요, 소피아.</w:t>
-      </w:r>
-    </w:p>
-    <w:p>
-      <w:pPr>
-        <w:numPr>
-          <w:ilvl w:val="0"/>
-          <w:numId w:val="1005"/>
-        </w:numPr>
-      </w:pPr>
-      <w:r>
-        <w:t xml:space="preserve">SOFIA: Thank you. National sales kickoff in three weeks. Every rep. One room.</w:t>
-      </w:r>
-      <w:r>
-        <w:t xml:space="preserve"> </w:t>
-      </w:r>
-      <w:r>
-        <w:t xml:space="preserve">소피아: 고마워요. 3주 뒤 전국 영업 킥오프. 모든 영업 사원. 한 방에.</w:t>
-      </w:r>
-    </w:p>
-    <w:p>
-      <w:pPr>
-        <w:numPr>
-          <w:ilvl w:val="0"/>
-          <w:numId w:val="1005"/>
-        </w:numPr>
-      </w:pPr>
-      <w:r>
-        <w:t xml:space="preserve">NOAH: What will you tell them?</w:t>
-      </w:r>
-      <w:r>
-        <w:t xml:space="preserve"> </w:t>
-      </w:r>
-      <w:r>
-        <w:t xml:space="preserve">노아: 뭐라고 말할 거예요?</w:t>
-      </w:r>
-    </w:p>
-    <w:p>
-      <w:pPr>
-        <w:numPr>
-          <w:ilvl w:val="0"/>
-          <w:numId w:val="1005"/>
-        </w:numPr>
-      </w:pPr>
-      <w:r>
-        <w:t xml:space="preserve">SOFIA: Not</w:t>
-      </w:r>
-      <w:r>
-        <w:t xml:space="preserve"> </w:t>
-      </w:r>
-      <w:r>
-        <w:t xml:space="preserve">“</w:t>
-      </w:r>
-      <w:r>
-        <w:t xml:space="preserve">Let’s crush this quarter.</w:t>
-      </w:r>
-      <w:r>
-        <w:t xml:space="preserve">”</w:t>
-      </w:r>
-      <w:r>
-        <w:t xml:space="preserve"> </w:t>
-      </w:r>
-      <w:r>
         <w:t xml:space="preserve">Something better. You’ll see.</w:t>
-      </w:r>
-      <w:r>
-        <w:t xml:space="preserve"> </w:t>
-      </w:r>
-      <w:r>
-        <w:t xml:space="preserve">소피아:</w:t>
-      </w:r>
-      <w:r>
-        <w:t xml:space="preserve"> </w:t>
-      </w:r>
-      <w:r>
-        <w:t xml:space="preserve">“</w:t>
-      </w:r>
-      <w:r>
-        <w:t xml:space="preserve">이번 분기 박살 내자</w:t>
-      </w:r>
-      <w:r>
-        <w:t xml:space="preserve">”</w:t>
-      </w:r>
-      <w:r>
-        <w:t xml:space="preserve">는 아니에요. 더 나은 거요. 보시게 될 거예요.</w:t>
       </w:r>
     </w:p>
     <w:p>
@@ -2569,7 +1426,7 @@
               <w:jc w:val="left"/>
             </w:pPr>
             <w:r>
-              <w:t xml:space="preserve">3턴. 협상 전에 반드시 정해 두는 한계선.</w:t>
+              <w:t xml:space="preserve">도입. 협상 전에 반드시 정해 두는 한계선.</w:t>
             </w:r>
           </w:p>
         </w:tc>
@@ -2619,7 +1476,7 @@
               <w:jc w:val="left"/>
             </w:pPr>
             <w:r>
-              <w:t xml:space="preserve">7턴. 앵커링을 의식한 협상 전술.</w:t>
+              <w:t xml:space="preserve">도입. 앵커링을 의식한 협상 전술.</w:t>
             </w:r>
           </w:p>
         </w:tc>
@@ -2669,7 +1526,7 @@
               <w:jc w:val="left"/>
             </w:pPr>
             <w:r>
-              <w:t xml:space="preserve">51턴. 임원 채용 협상의 대상.</w:t>
+              <w:t xml:space="preserve">장면2. 임원 채용 협상의 대상.</w:t>
             </w:r>
           </w:p>
         </w:tc>
@@ -2719,7 +1576,7 @@
               <w:jc w:val="left"/>
             </w:pPr>
             <w:r>
-              <w:t xml:space="preserve">55턴. 상대 제안을 정중히 낮게 평가하는 표현.</w:t>
+              <w:t xml:space="preserve">장면2. 상대 제안을 정중히 낮게 평가하는 표현.</w:t>
             </w:r>
           </w:p>
         </w:tc>
@@ -2769,7 +1626,7 @@
               <w:jc w:val="left"/>
             </w:pPr>
             <w:r>
-              <w:t xml:space="preserve">62턴. 이직으로 잃는 보상을 메워 주는 것.</w:t>
+              <w:t xml:space="preserve">장면2. 이직으로 잃는 보상을 메워 주는 것.</w:t>
             </w:r>
           </w:p>
         </w:tc>
@@ -2819,7 +1676,7 @@
               <w:jc w:val="left"/>
             </w:pPr>
             <w:r>
-              <w:t xml:space="preserve">64턴. 조건 조정 가능성을 묻는 표현.</w:t>
+              <w:t xml:space="preserve">장면2. 조건 조정 가능성을 묻는 표현.</w:t>
             </w:r>
           </w:p>
         </w:tc>
@@ -2869,7 +1726,7 @@
               <w:jc w:val="left"/>
             </w:pPr>
             <w:r>
-              <w:t xml:space="preserve">67턴. 논의 자체가 불가능한 조건을 밝힐 때.</w:t>
+              <w:t xml:space="preserve">장면2. 논의 자체가 불가능한 조건을 밝힐 때.</w:t>
             </w:r>
           </w:p>
         </w:tc>
@@ -2919,7 +1776,7 @@
               <w:jc w:val="left"/>
             </w:pPr>
             <w:r>
-              <w:t xml:space="preserve">69턴. 직무 권한을 요구하는 논리.</w:t>
+              <w:t xml:space="preserve">장면2. 직무 권한을 요구하는 논리.</w:t>
             </w:r>
           </w:p>
         </w:tc>
@@ -2969,7 +1826,7 @@
               <w:jc w:val="left"/>
             </w:pPr>
             <w:r>
-              <w:t xml:space="preserve">81턴. 총액이 아니라 구성으로 합의점을 찾기.</w:t>
+              <w:t xml:space="preserve">절정·전환. 총액이 아니라 구성으로 합의점을 찾기.</w:t>
             </w:r>
           </w:p>
         </w:tc>
@@ -3019,7 +1876,7 @@
               <w:jc w:val="left"/>
             </w:pPr>
             <w:r>
-              <w:t xml:space="preserve">97턴. 인수 + 해고 시 주식이 즉시 베스팅되는 조항.</w:t>
+              <w:t xml:space="preserve">절정·전환. 인수 + 해고 시 주식이 즉시 베스팅되는 조항.</w:t>
             </w:r>
           </w:p>
         </w:tc>
@@ -3637,7 +2494,7 @@
           <w:bCs/>
           <w:b/>
         </w:rPr>
-        <w:t xml:space="preserve">69턴 SOFIA:</w:t>
+        <w:t xml:space="preserve">SOFIA (장면2):</w:t>
       </w:r>
       <w:r>
         <w:t xml:space="preserve"> </w:t>
@@ -3870,9 +2727,1099 @@
         <w:t xml:space="preserve">새 프로젝트를 맡으며 예산 결정권을 요구하는 상황을 같은 구조로 35단어 안팎으로 말해 보기.</w:t>
       </w:r>
     </w:p>
+    <w:p>
+      <w:r>
+        <w:pict>
+          <v:rect style="width:0;height:1.5pt" o:hralign="center" o:hrstd="t" o:hr="t"/>
+        </w:pict>
+      </w:r>
+    </w:p>
     <w:bookmarkEnd w:id="30"/>
     <w:bookmarkEnd w:id="31"/>
+    <w:bookmarkStart w:id="37" w:name="한국어-번역"/>
+    <w:p>
+      <w:pPr>
+        <w:pStyle w:val="Heading2"/>
+      </w:pPr>
+      <w:r>
+        <w:t xml:space="preserve">한국어 번역</w:t>
+      </w:r>
+    </w:p>
+    <w:bookmarkStart w:id="32" w:name="도입-오후-6시-40분-차-안-1"/>
+    <w:p>
+      <w:pPr>
+        <w:pStyle w:val="Heading3"/>
+      </w:pPr>
+      <w:r>
+        <w:t xml:space="preserve">도입 — 오후 6시 40분, 차 안</w:t>
+      </w:r>
+    </w:p>
+    <w:p>
+      <w:pPr>
+        <w:pStyle w:val="FirstParagraph"/>
+      </w:pPr>
+      <w:r>
+        <w:t xml:space="preserve">마커스: 들어가기 전에. 우리 숫자가 뭐야? 최대치.</w:t>
+      </w:r>
+    </w:p>
+    <w:p>
+      <w:pPr>
+        <w:pStyle w:val="BodyText"/>
+      </w:pPr>
+      <w:r>
+        <w:t xml:space="preserve">노아: 기본급 27만 5천. 보너스 30%. 지분 0.75%.</w:t>
+      </w:r>
+    </w:p>
+    <w:p>
+      <w:pPr>
+        <w:pStyle w:val="BodyText"/>
+      </w:pPr>
+      <w:r>
+        <w:t xml:space="preserve">마커스: 그리고 협상 결렬 지점은?</w:t>
+      </w:r>
+    </w:p>
+    <w:p>
+      <w:pPr>
+        <w:pStyle w:val="BodyText"/>
+      </w:pPr>
+      <w:r>
+        <w:t xml:space="preserve">노아: 기본급 30만 초과, 아니면 지분 1% 초과. 그 선을 넘으면 비용이 더 이상 연봉 문제가 아니라 우리 런웨이와 지분 구조를 바꾸는 문제가 돼. 그러니 정중하게 감사 인사하고 일어나는 거지.</w:t>
+      </w:r>
+    </w:p>
+    <w:p>
+      <w:pPr>
+        <w:pStyle w:val="BodyText"/>
+      </w:pPr>
+      <w:r>
+        <w:t xml:space="preserve">마커스: 일레인이 우리가 원하는 것보다 비쌀 거라고 했잖아.</w:t>
+      </w:r>
+    </w:p>
+    <w:p>
+      <w:pPr>
+        <w:pStyle w:val="BodyText"/>
+      </w:pPr>
+      <w:r>
+        <w:t xml:space="preserve">노아: 일레인은 또 비용 말고 뭘 해낼지 물으라고 했지.</w:t>
+      </w:r>
+    </w:p>
+    <w:p>
+      <w:pPr>
+        <w:pStyle w:val="BodyText"/>
+      </w:pPr>
+      <w:r>
+        <w:t xml:space="preserve">마커스: 그럼 그 사람이 먼저 말하게 하고, 침묵을 채우지 마. 숫자를 먼저 말하는 쪽이 보통 져. 상대는 그 숫자를 기준으로 협상하면 되니까. 그 사람이 먼저 말하면, 우린 그쪽의 진짜 기대치를 공짜로 알게 되는 거야.</w:t>
+      </w:r>
+    </w:p>
+    <w:p>
+      <w:pPr>
+        <w:pStyle w:val="BodyText"/>
+      </w:pPr>
+      <w:r>
+        <w:t xml:space="preserve">노아: 그거 군대 규칙이야?</w:t>
+      </w:r>
+    </w:p>
+    <w:p>
+      <w:pPr>
+        <w:pStyle w:val="BodyText"/>
+      </w:pPr>
+      <w:r>
+        <w:t xml:space="preserve">마커스: 중고차 규칙이야. 데니스가 그렇게 우리 미니밴을 샀어. 4천 달러 아꼈지.</w:t>
+      </w:r>
+    </w:p>
+    <w:p>
+      <w:pPr>
+        <w:pStyle w:val="BodyText"/>
+      </w:pPr>
+      <w:r>
+        <w:t xml:space="preserve">노아: 그 사람에 대해 또 뭘 알아?</w:t>
+      </w:r>
+    </w:p>
+    <w:p>
+      <w:pPr>
+        <w:pStyle w:val="BodyText"/>
+      </w:pPr>
+      <w:r>
+        <w:t xml:space="preserve">마커스: 브라이트라인 영업팀을 12명에서 200명으로 키웠어. 5년 만에. 분기 목표를 놓친 적 없고.</w:t>
+      </w:r>
+    </w:p>
+    <w:p>
+      <w:pPr>
+        <w:pStyle w:val="BodyText"/>
+      </w:pPr>
+      <w:r>
+        <w:t xml:space="preserve">노아: 한 번도?</w:t>
+      </w:r>
+    </w:p>
+    <w:p>
+      <w:pPr>
+        <w:pStyle w:val="BodyText"/>
+      </w:pPr>
+      <w:r>
+        <w:t xml:space="preserve">마커스: 한 번. 그리고 이유를 설명하는 40쪽 메모를 썼지. 이사회가 그걸 액자에 넣었대.</w:t>
+      </w:r>
+    </w:p>
+    <w:p>
+      <w:pPr>
+        <w:pStyle w:val="BodyText"/>
+      </w:pPr>
+      <w:r>
+        <w:t xml:space="preserve">노아: 좋아. 긴장된다.</w:t>
+      </w:r>
+    </w:p>
+    <w:p>
+      <w:pPr>
+        <w:pStyle w:val="BodyText"/>
+      </w:pPr>
+      <w:r>
+        <w:t xml:space="preserve">마커스: 좋아. 긴장한 사람이 더 잘 들어. 가자.</w:t>
+      </w:r>
+    </w:p>
     <w:bookmarkEnd w:id="32"/>
+    <w:bookmarkStart w:id="33" w:name="장면1-uchi-역면접-1"/>
+    <w:p>
+      <w:pPr>
+        <w:pStyle w:val="Heading3"/>
+      </w:pPr>
+      <w:r>
+        <w:t xml:space="preserve">장면1 — Uchi, 역면접</w:t>
+      </w:r>
+    </w:p>
+    <w:p>
+      <w:pPr>
+        <w:pStyle w:val="FirstParagraph"/>
+      </w:pPr>
+      <w:r>
+        <w:t xml:space="preserve">소피아: 노아. 마커스. 소피아 알바레스예요. 테이블 메뉴는 제가 주문했어요. 생선 좋아하시길.</w:t>
+      </w:r>
+    </w:p>
+    <w:p>
+      <w:pPr>
+        <w:pStyle w:val="BodyText"/>
+      </w:pPr>
+      <w:r>
+        <w:t xml:space="preserve">노아: 좋아해요. 만나 주셔서 감사해요.</w:t>
+      </w:r>
+    </w:p>
+    <w:p>
+      <w:pPr>
+        <w:pStyle w:val="BodyText"/>
+      </w:pPr>
+      <w:r>
+        <w:t xml:space="preserve">소피아: 일레인한테 고마워하세요.</w:t>
+      </w:r>
+      <w:r>
+        <w:t xml:space="preserve"> </w:t>
+      </w:r>
+      <w:r>
+        <w:t xml:space="preserve">“</w:t>
+      </w:r>
+      <w:r>
+        <w:t xml:space="preserve">스스로를 회수한 회사를 만나 봐</w:t>
+      </w:r>
+      <w:r>
+        <w:t xml:space="preserve">”</w:t>
+      </w:r>
+      <w:r>
+        <w:t xml:space="preserve">라고 했어요. 기사를 두 번 읽었어요.</w:t>
+      </w:r>
+    </w:p>
+    <w:p>
+      <w:pPr>
+        <w:pStyle w:val="BodyText"/>
+      </w:pPr>
+      <w:r>
+        <w:t xml:space="preserve">마커스: 그래서요?</w:t>
+      </w:r>
+    </w:p>
+    <w:p>
+      <w:pPr>
+        <w:pStyle w:val="BodyText"/>
+      </w:pPr>
+      <w:r>
+        <w:t xml:space="preserve">소피아: 그래서 질문이 있어요. 제가 먼저 인터뷰해도 괜찮을까요?</w:t>
+      </w:r>
+    </w:p>
+    <w:p>
+      <w:pPr>
+        <w:pStyle w:val="BodyText"/>
+      </w:pPr>
+      <w:r>
+        <w:t xml:space="preserve">노아: 그러세요.</w:t>
+      </w:r>
+    </w:p>
+    <w:p>
+      <w:pPr>
+        <w:pStyle w:val="BodyText"/>
+      </w:pPr>
+      <w:r>
+        <w:t xml:space="preserve">소피아: 런웨이. 개월 수로. 매출 포함해서.</w:t>
+      </w:r>
+    </w:p>
+    <w:p>
+      <w:pPr>
+        <w:pStyle w:val="BodyText"/>
+      </w:pPr>
+      <w:r>
+        <w:t xml:space="preserve">마커스: 18개월. 시리즈 B는 9개월 안에 계획 중.</w:t>
+      </w:r>
+    </w:p>
+    <w:p>
+      <w:pPr>
+        <w:pStyle w:val="BodyText"/>
+      </w:pPr>
+      <w:r>
+        <w:t xml:space="preserve">소피아: 플렉스가 96달러 싸요. 맞출 건가요?</w:t>
+      </w:r>
+    </w:p>
+    <w:p>
+      <w:pPr>
+        <w:pStyle w:val="BodyText"/>
+      </w:pPr>
+      <w:r>
+        <w:t xml:space="preserve">노아: 아니요. 가격을 유지해요. 가치로 경쟁해요.</w:t>
+      </w:r>
+    </w:p>
+    <w:p>
+      <w:pPr>
+        <w:pStyle w:val="BodyText"/>
+      </w:pPr>
+      <w:r>
+        <w:t xml:space="preserve">소피아: 좋아요. 맞추는 건 실수일 거예요. 영업 사원은 몇 명이에요?</w:t>
+      </w:r>
+    </w:p>
+    <w:p>
+      <w:pPr>
+        <w:pStyle w:val="BodyText"/>
+      </w:pPr>
+      <w:r>
+        <w:t xml:space="preserve">노아: 여섯 명.</w:t>
+      </w:r>
+    </w:p>
+    <w:p>
+      <w:pPr>
+        <w:pStyle w:val="BodyText"/>
+      </w:pPr>
+      <w:r>
+        <w:t xml:space="preserve">소피아: 여섯 명. 내년 주사기 6만 개를 위해?</w:t>
+      </w:r>
+    </w:p>
+    <w:p>
+      <w:pPr>
+        <w:pStyle w:val="BodyText"/>
+      </w:pPr>
+      <w:r>
+        <w:t xml:space="preserve">노아: 우리 계획을 봤어요?</w:t>
+      </w:r>
+    </w:p>
+    <w:p>
+      <w:pPr>
+        <w:pStyle w:val="BodyText"/>
+      </w:pPr>
+      <w:r>
+        <w:t xml:space="preserve">소피아: 일레인이 요약을 공유했어요. 당신 허락을 받았다더군요. 여섯 명으론 안 돼요.</w:t>
+      </w:r>
+    </w:p>
+    <w:p>
+      <w:pPr>
+        <w:pStyle w:val="BodyText"/>
+      </w:pPr>
+      <w:r>
+        <w:t xml:space="preserve">마커스: 몇 명이면 돼요?</w:t>
+      </w:r>
+    </w:p>
+    <w:p>
+      <w:pPr>
+        <w:pStyle w:val="BodyText"/>
+      </w:pPr>
+      <w:r>
+        <w:t xml:space="preserve">소피아: 봄까지 18명. 연말까지 30명. 거기에 키 어카운트 매니저 둘. 체인 담당.</w:t>
+      </w:r>
+    </w:p>
+    <w:p>
+      <w:pPr>
+        <w:pStyle w:val="BodyText"/>
+      </w:pPr>
+      <w:r>
+        <w:t xml:space="preserve">노아: 큰 도약이네요.</w:t>
+      </w:r>
+    </w:p>
+    <w:p>
+      <w:pPr>
+        <w:pStyle w:val="BodyText"/>
+      </w:pPr>
+      <w:r>
+        <w:t xml:space="preserve">소피아: 수학이에요. 영업 사원 한 명이 월 여섯 곳쯤 추가하고, 신입은 제대로 성과를 내기까지 몇 달이 걸려요. 활성 병원 900곳이 필요하잖아요. 여섯 명으로는 제가 은퇴한 뒤에나 도달할 거예요.</w:t>
+      </w:r>
+    </w:p>
+    <w:p>
+      <w:pPr>
+        <w:pStyle w:val="BodyText"/>
+      </w:pPr>
+      <w:r>
+        <w:t xml:space="preserve">마커스: 그레이스 숫자까지 읽었네.</w:t>
+      </w:r>
+    </w:p>
+    <w:p>
+      <w:pPr>
+        <w:pStyle w:val="BodyText"/>
+      </w:pPr>
+      <w:r>
+        <w:t xml:space="preserve">소피아: 전 다 읽어요. 다음 질문. 글로우 컬렉티브. 담당자가 누구예요?</w:t>
+      </w:r>
+    </w:p>
+    <w:p>
+      <w:pPr>
+        <w:pStyle w:val="BodyText"/>
+      </w:pPr>
+      <w:r>
+        <w:t xml:space="preserve">노아: 그레그 할러웨이. 구매 총괄.</w:t>
+      </w:r>
+    </w:p>
+    <w:p>
+      <w:pPr>
+        <w:pStyle w:val="BodyText"/>
+      </w:pPr>
+      <w:r>
+        <w:t xml:space="preserve">소피아: 잘못된 문이에요. 구매팀은 가격 얘기만 해요. 의료 총괄부터 시작하세요. 그 사람은 합병증을 신경 써요.</w:t>
+      </w:r>
+    </w:p>
+    <w:p>
+      <w:pPr>
+        <w:pStyle w:val="BodyText"/>
+      </w:pPr>
+      <w:r>
+        <w:t xml:space="preserve">노아: 그 사람을 알아요?</w:t>
+      </w:r>
+    </w:p>
+    <w:p>
+      <w:pPr>
+        <w:pStyle w:val="BodyText"/>
+      </w:pPr>
+      <w:r>
+        <w:t xml:space="preserve">소피아: 나디아 레예스 박사. 같이 일했어요. 몇 년 전에. 다른 업계에서.</w:t>
+      </w:r>
+    </w:p>
+    <w:p>
+      <w:pPr>
+        <w:pStyle w:val="BodyText"/>
+      </w:pPr>
+      <w:r>
+        <w:t xml:space="preserve">마커스: 왜 우리한테 관심이 있어요? 브라이트라인은 크고. 안정적이잖아요.</w:t>
+      </w:r>
+    </w:p>
+    <w:p>
+      <w:pPr>
+        <w:pStyle w:val="BodyText"/>
+      </w:pPr>
+      <w:r>
+        <w:t xml:space="preserve">소피아: 브라이트라인은 이제 유지 보수예요. 전 만들고 싶어요. 한 번 더. 쉰 살 되기 전에.</w:t>
+      </w:r>
+    </w:p>
+    <w:p>
+      <w:pPr>
+        <w:pStyle w:val="BodyText"/>
+      </w:pPr>
+      <w:r>
+        <w:t xml:space="preserve">노아: 왜 우리예요? 다른 스타트업도 있잖아요.</w:t>
+      </w:r>
+    </w:p>
+    <w:p>
+      <w:pPr>
+        <w:pStyle w:val="BodyText"/>
+      </w:pPr>
+      <w:r>
+        <w:t xml:space="preserve">소피아: 당신들의 회수. 두 시간. 제가 일했던 회사 대부분은 2주 걸렸을 거예요.</w:t>
+      </w:r>
+    </w:p>
+    <w:p>
+      <w:pPr>
+        <w:pStyle w:val="BodyText"/>
+      </w:pPr>
+      <w:r>
+        <w:t xml:space="preserve">마커스: 2주면 후한 거예요. 몇 달 걸리는 데도 있죠.</w:t>
+      </w:r>
+    </w:p>
+    <w:p>
+      <w:pPr>
+        <w:pStyle w:val="BodyText"/>
+      </w:pPr>
+      <w:r>
+        <w:t xml:space="preserve">소피아: 맞아요. 20년 동안 의사 진료실에 앉아서, 모두가 이미 보고 있는 문제를 왜 우리 회사는 아직 ’조사 중’인지 해명해 왔어요. 느린 회사를 변호하는 데 지쳤어요. 먼저 움직이는 회사를 위해 팔고 싶어요.</w:t>
+      </w:r>
+    </w:p>
+    <w:p>
+      <w:pPr>
+        <w:pStyle w:val="BodyText"/>
+      </w:pPr>
+      <w:r>
+        <w:t xml:space="preserve">노아: 그게 바로 우리가 빨리 움직이는 이유예요. 이제 저희가 질문해도 될까요?</w:t>
+      </w:r>
+    </w:p>
+    <w:p>
+      <w:pPr>
+        <w:pStyle w:val="BodyText"/>
+      </w:pPr>
+      <w:r>
+        <w:t xml:space="preserve">마커스: 첫 90일 동안 뭘 하시겠어요?</w:t>
+      </w:r>
+    </w:p>
+    <w:p>
+      <w:pPr>
+        <w:pStyle w:val="BodyText"/>
+      </w:pPr>
+      <w:r>
+        <w:t xml:space="preserve">소피아: 첫 30일은 들어요. 모든 영업 사원과 동행하고 실제 영업 미팅에 들어가요. 60일까지 영업 사원 12명을 더 채용해요. 90일까지 체인 하나를 계약하고요. 구매팀이 아니라 의료 총괄부터 시작해서요.</w:t>
+      </w:r>
+    </w:p>
+    <w:p>
+      <w:pPr>
+        <w:pStyle w:val="BodyText"/>
+      </w:pPr>
+      <w:r>
+        <w:t xml:space="preserve">마커스: 그건 계획이네요. 약속이 아니라.</w:t>
+      </w:r>
+    </w:p>
+    <w:bookmarkEnd w:id="33"/>
+    <w:bookmarkStart w:id="34" w:name="장면2-처우-협상-1"/>
+    <w:p>
+      <w:pPr>
+        <w:pStyle w:val="Heading3"/>
+      </w:pPr>
+      <w:r>
+        <w:t xml:space="preserve">장면2 — 처우 협상</w:t>
+      </w:r>
+    </w:p>
+    <w:p>
+      <w:pPr>
+        <w:pStyle w:val="FirstParagraph"/>
+      </w:pPr>
+      <w:r>
+        <w:t xml:space="preserve">노아: 소피아, 처우 얘기를 하죠. 원하는 게 뭐예요?</w:t>
+      </w:r>
+    </w:p>
+    <w:p>
+      <w:pPr>
+        <w:pStyle w:val="BodyText"/>
+      </w:pPr>
+      <w:r>
+        <w:t xml:space="preserve">소피아: 먼저 하세요. 제안이 뭐예요?</w:t>
+      </w:r>
+    </w:p>
+    <w:p>
+      <w:pPr>
+        <w:pStyle w:val="BodyText"/>
+      </w:pPr>
+      <w:r>
+        <w:t xml:space="preserve">마커스: …</w:t>
+      </w:r>
+    </w:p>
+    <w:p>
+      <w:pPr>
+        <w:pStyle w:val="BodyText"/>
+      </w:pPr>
+      <w:r>
+        <w:t xml:space="preserve">노아: 기본급 26만. 보너스 25%. 지분 0.5%.</w:t>
+      </w:r>
+    </w:p>
+    <w:p>
+      <w:pPr>
+        <w:pStyle w:val="BodyText"/>
+      </w:pPr>
+      <w:r>
+        <w:t xml:space="preserve">소피아: 고마워요. 지역 디렉터에겐 공정한 제안이네요. 전 지역 디렉터가 아니에요.</w:t>
+      </w:r>
+    </w:p>
+    <w:p>
+      <w:pPr>
+        <w:pStyle w:val="BodyText"/>
+      </w:pPr>
+      <w:r>
+        <w:t xml:space="preserve">노아: 어떤 조건이면 되겠어요?</w:t>
+      </w:r>
+    </w:p>
+    <w:p>
+      <w:pPr>
+        <w:pStyle w:val="BodyText"/>
+      </w:pPr>
+      <w:r>
+        <w:t xml:space="preserve">소피아: 기본급 31만. 목표 보너스 40%. 지분 1.5%.</w:t>
+      </w:r>
+    </w:p>
+    <w:p>
+      <w:pPr>
+        <w:pStyle w:val="BodyText"/>
+      </w:pPr>
+      <w:r>
+        <w:t xml:space="preserve">마커스: 그건 두 항목에서 우리 결렬선을 넘어요.</w:t>
+      </w:r>
+    </w:p>
+    <w:p>
+      <w:pPr>
+        <w:pStyle w:val="BodyText"/>
+      </w:pPr>
+      <w:r>
+        <w:t xml:space="preserve">소피아: 이해해요. 이유를 설명해도 될까요? 그다음 결정하세요.</w:t>
+      </w:r>
+    </w:p>
+    <w:p>
+      <w:pPr>
+        <w:pStyle w:val="BodyText"/>
+      </w:pPr>
+      <w:r>
+        <w:t xml:space="preserve">노아: 그러세요.</w:t>
+      </w:r>
+    </w:p>
+    <w:p>
+      <w:pPr>
+        <w:pStyle w:val="BodyText"/>
+      </w:pPr>
+      <w:r>
+        <w:t xml:space="preserve">소피아: 브라이트라인에 아직 베스팅 안 된 주식이 있어요. 약 20만 달러어치. 떠나면 잃어요.</w:t>
+      </w:r>
+    </w:p>
+    <w:p>
+      <w:pPr>
+        <w:pStyle w:val="BodyText"/>
+      </w:pPr>
+      <w:r>
+        <w:t xml:space="preserve">노아: 그러니까 손실 보전이 필요하군요.</w:t>
+      </w:r>
+    </w:p>
+    <w:p>
+      <w:pPr>
+        <w:pStyle w:val="BodyText"/>
+      </w:pPr>
+      <w:r>
+        <w:t xml:space="preserve">소피아: 일부는요. 그리고 전 런웨이 18개월인 회사에 제 경력을 거는 거예요.</w:t>
+      </w:r>
+    </w:p>
+    <w:p>
+      <w:pPr>
+        <w:pStyle w:val="BodyText"/>
+      </w:pPr>
+      <w:r>
+        <w:t xml:space="preserve">마커스: 유연성이 있을까요? 기본급이나 지분에서?</w:t>
+      </w:r>
+    </w:p>
+    <w:p>
+      <w:pPr>
+        <w:pStyle w:val="BodyText"/>
+      </w:pPr>
+      <w:r>
+        <w:t xml:space="preserve">소피아: 조금은요. 기본급에서. 지분은 덜하고요. 지분은 제가 당신들의 리스크를 나누는 방식이에요.</w:t>
+      </w:r>
+    </w:p>
+    <w:p>
+      <w:pPr>
+        <w:pStyle w:val="BodyText"/>
+      </w:pPr>
+      <w:r>
+        <w:t xml:space="preserve">노아: 그럼 유연하지 않은 건요?</w:t>
+      </w:r>
+    </w:p>
+    <w:p>
+      <w:pPr>
+        <w:pStyle w:val="BodyText"/>
+      </w:pPr>
+      <w:r>
+        <w:t xml:space="preserve">소피아: 하나요. 협상 불가 조건. 영업 사원 채용과 해고는 제가 해요. CEO 승인 없이.</w:t>
+      </w:r>
+    </w:p>
+    <w:p>
+      <w:pPr>
+        <w:pStyle w:val="BodyText"/>
+      </w:pPr>
+      <w:r>
+        <w:t xml:space="preserve">노아: 저 없이요?</w:t>
+      </w:r>
+    </w:p>
+    <w:p>
+      <w:pPr>
+        <w:pStyle w:val="BodyText"/>
+      </w:pPr>
+      <w:r>
+        <w:t xml:space="preserve">소피아: 매출을 책임진다면, 그 매출을 만드는 팀에 대한 권한이 필요해요. 성과를 못 내는 사람을 내보낼 수 없다면, 놓친 숫자는 전부 당신의 결정인데 제 잘못이 되죠. 권한 없는 책임은 함정이에요.</w:t>
+      </w:r>
+    </w:p>
+    <w:p>
+      <w:pPr>
+        <w:pStyle w:val="BodyText"/>
+      </w:pPr>
+      <w:r>
+        <w:t xml:space="preserve">마커스: 맞는 말이야. 군대도 그렇게 돌아가.</w:t>
+      </w:r>
+    </w:p>
+    <w:p>
+      <w:pPr>
+        <w:pStyle w:val="BodyText"/>
+      </w:pPr>
+      <w:r>
+        <w:t xml:space="preserve">노아: 우리 쪽 조건 하나. 컴플라이언스 해고. 라벨 규정을 어긴 사람. 그 결정엔 엘레나와 다이앤이 포함돼요.</w:t>
+      </w:r>
+    </w:p>
+    <w:p>
+      <w:pPr>
+        <w:pStyle w:val="BodyText"/>
+      </w:pPr>
+      <w:r>
+        <w:t xml:space="preserve">소피아: 동의해요. 기꺼이. 의사와 변호사가 같이 있는 방에서 해고하는 게 나아요.</w:t>
+      </w:r>
+    </w:p>
+    <w:p>
+      <w:pPr>
+        <w:pStyle w:val="BodyText"/>
+      </w:pPr>
+      <w:r>
+        <w:t xml:space="preserve">노아: 그럼 보너스는. 뭐에 연동돼요?</w:t>
+      </w:r>
+    </w:p>
+    <w:p>
+      <w:pPr>
+        <w:pStyle w:val="BodyText"/>
+      </w:pPr>
+      <w:r>
+        <w:t xml:space="preserve">소피아: 주로 매출이요. 그 외엔 당신이 말해 줘요.</w:t>
+      </w:r>
+    </w:p>
+    <w:p>
+      <w:pPr>
+        <w:pStyle w:val="BodyText"/>
+      </w:pPr>
+      <w:r>
+        <w:t xml:space="preserve">노아: 인증 병원. 그리고 컴플라이언스. 우리 영업 사원들이 이미 따르는 규칙과 같은 거요, 위에서 아래까지. 영업 리더가 매출로만 보상받으면 편법을 쓰라는 압박이 맨 위에서부터 시작돼요. 그게 바로 우리가 감당할 수 없는 거예요.</w:t>
+      </w:r>
+    </w:p>
+    <w:p>
+      <w:pPr>
+        <w:pStyle w:val="BodyText"/>
+      </w:pPr>
+      <w:r>
+        <w:t xml:space="preserve">소피아: 매출 60%. 인증 병원 25%. 컴플라이언스 15%. 좋아요. 정직하네요.</w:t>
+      </w:r>
+    </w:p>
+    <w:p>
+      <w:pPr>
+        <w:pStyle w:val="BodyText"/>
+      </w:pPr>
+      <w:r>
+        <w:t xml:space="preserve">마커스: 소피아, 5분만 시간 줄래요? 노아랑 나랑.</w:t>
+      </w:r>
+    </w:p>
+    <w:p>
+      <w:pPr>
+        <w:pStyle w:val="BodyText"/>
+      </w:pPr>
+      <w:r>
+        <w:t xml:space="preserve">소피아: 물론이죠. 10분 쓰세요. 방어 드셔 보세요. 여기서 제일 맛있어요.</w:t>
+      </w:r>
+    </w:p>
+    <w:p>
+      <w:pPr>
+        <w:pStyle w:val="BodyText"/>
+      </w:pPr>
+      <w:r>
+        <w:t xml:space="preserve">노아: 우리 저녁을 장악하고 있어.</w:t>
+      </w:r>
+    </w:p>
+    <w:p>
+      <w:pPr>
+        <w:pStyle w:val="BodyText"/>
+      </w:pPr>
+      <w:r>
+        <w:t xml:space="preserve">마커스: 협상을 장악하고 있는 거지. 그건 다르지. 그리고 잘해.</w:t>
+      </w:r>
+    </w:p>
+    <w:bookmarkEnd w:id="34"/>
+    <w:bookmarkStart w:id="35" w:name="절정전환-구조를-다시-짜다-1"/>
+    <w:p>
+      <w:pPr>
+        <w:pStyle w:val="Heading3"/>
+      </w:pPr>
+      <w:r>
+        <w:t xml:space="preserve">절정·전환 — 구조를 다시 짜다</w:t>
+      </w:r>
+    </w:p>
+    <w:p>
+      <w:pPr>
+        <w:pStyle w:val="FirstParagraph"/>
+      </w:pPr>
+      <w:r>
+        <w:t xml:space="preserve">마커스: 노아, 봐. 1.5%까진 못 가. 하지만 구조를 바꿀 순 있어.</w:t>
+      </w:r>
+    </w:p>
+    <w:p>
+      <w:pPr>
+        <w:pStyle w:val="BodyText"/>
+      </w:pPr>
+      <w:r>
+        <w:t xml:space="preserve">노아: 구조?</w:t>
+      </w:r>
+    </w:p>
+    <w:p>
+      <w:pPr>
+        <w:pStyle w:val="BodyText"/>
+      </w:pPr>
+      <w:r>
+        <w:t xml:space="preserve">마커스: 사이닝 보너스로 브라이트라인에서 잃는 주식을 메워 줘. 영원히 더 많은 지분 대신 지금 현금으로. 그러면 비용은 한 번만 들고, 누구의 지분도 희석되지 않고, 그 사람의 겉으로 드러난 숫자가 아니라 진짜 문제를 해결해 주는 거야.</w:t>
+      </w:r>
+    </w:p>
+    <w:p>
+      <w:pPr>
+        <w:pStyle w:val="BodyText"/>
+      </w:pPr>
+      <w:r>
+        <w:t xml:space="preserve">노아: 얼마나?</w:t>
+      </w:r>
+    </w:p>
+    <w:p>
+      <w:pPr>
+        <w:pStyle w:val="BodyText"/>
+      </w:pPr>
+      <w:r>
+        <w:t xml:space="preserve">마커스: 10만. 절반은 지금. 절반은 1년 뒤. 남아 있으면.</w:t>
+      </w:r>
+    </w:p>
+    <w:p>
+      <w:pPr>
+        <w:pStyle w:val="BodyText"/>
+      </w:pPr>
+      <w:r>
+        <w:t xml:space="preserve">노아: 그리고 지분은 1.25%?</w:t>
+      </w:r>
+    </w:p>
+    <w:p>
+      <w:pPr>
+        <w:pStyle w:val="BodyText"/>
+      </w:pPr>
+      <w:r>
+        <w:t xml:space="preserve">마커스: 우리 결렬선을 넘는 건 알아. 하지만 일레인이 비용 말고 뭘 해낼지 물으라고 했잖아. 영업 사원 30명에 병원 900곳. 그 근처에만 가도, 0.25%는 테이블 위에서 제일 싼 거야.</w:t>
+      </w:r>
+    </w:p>
+    <w:p>
+      <w:pPr>
+        <w:pStyle w:val="BodyText"/>
+      </w:pPr>
+      <w:r>
+        <w:t xml:space="preserve">노아: 그리고 직함은? VP 이상을 원할 거야.</w:t>
+      </w:r>
+    </w:p>
+    <w:p>
+      <w:pPr>
+        <w:pStyle w:val="BodyText"/>
+      </w:pPr>
+      <w:r>
+        <w:t xml:space="preserve">마커스: 직함을 마일스톤으로 만들어. 목표 달성하면 최고 사업 책임자.</w:t>
+      </w:r>
+    </w:p>
+    <w:p>
+      <w:pPr>
+        <w:pStyle w:val="BodyText"/>
+      </w:pPr>
+      <w:r>
+        <w:t xml:space="preserve">소피아: 돌아오셨네요. 방어는 어땠어요?</w:t>
+      </w:r>
+    </w:p>
+    <w:p>
+      <w:pPr>
+        <w:pStyle w:val="BodyText"/>
+      </w:pPr>
+      <w:r>
+        <w:t xml:space="preserve">노아: 소피아. 역제안이에요. 기본급 28만 5천. 보너스 40%. 당신이 말한 구조로.</w:t>
+      </w:r>
+    </w:p>
+    <w:p>
+      <w:pPr>
+        <w:pStyle w:val="BodyText"/>
+      </w:pPr>
+      <w:r>
+        <w:t xml:space="preserve">소피아: 계속하세요.</w:t>
+      </w:r>
+    </w:p>
+    <w:p>
+      <w:pPr>
+        <w:pStyle w:val="BodyText"/>
+      </w:pPr>
+      <w:r>
+        <w:t xml:space="preserve">노아: 지분 1.25%. 4년 베스팅. 1년 클리프. 거기에 사이닝 보너스 10만.</w:t>
+      </w:r>
+    </w:p>
+    <w:p>
+      <w:pPr>
+        <w:pStyle w:val="BodyText"/>
+      </w:pPr>
+      <w:r>
+        <w:t xml:space="preserve">소피아: 어떻게 지급돼요?</w:t>
+      </w:r>
+    </w:p>
+    <w:p>
+      <w:pPr>
+        <w:pStyle w:val="BodyText"/>
+      </w:pPr>
+      <w:r>
+        <w:t xml:space="preserve">마커스: 절반은 첫날. 절반은 12개월 후.</w:t>
+      </w:r>
+    </w:p>
+    <w:p>
+      <w:pPr>
+        <w:pStyle w:val="BodyText"/>
+      </w:pPr>
+      <w:r>
+        <w:t xml:space="preserve">소피아: 그리고 회사가 인수되면요? 베스팅 전에?</w:t>
+      </w:r>
+    </w:p>
+    <w:p>
+      <w:pPr>
+        <w:pStyle w:val="BodyText"/>
+      </w:pPr>
+      <w:r>
+        <w:t xml:space="preserve">노아: 더블 트리거 가속. 인수되고 당신이 해고되면 주식이 베스팅돼요.</w:t>
+      </w:r>
+    </w:p>
+    <w:p>
+      <w:pPr>
+        <w:pStyle w:val="BodyText"/>
+      </w:pPr>
+      <w:r>
+        <w:t xml:space="preserve">소피아: 표준이네요. 공정해요. 그럼 직함은요?</w:t>
+      </w:r>
+    </w:p>
+    <w:p>
+      <w:pPr>
+        <w:pStyle w:val="BodyText"/>
+      </w:pPr>
+      <w:r>
+        <w:t xml:space="preserve">노아: 지금은 영업 부사장. 18개월 뒤 최고 사업 책임자. 목표를 함께 달성하면.</w:t>
+      </w:r>
+    </w:p>
+    <w:p>
+      <w:pPr>
+        <w:pStyle w:val="BodyText"/>
+      </w:pPr>
+      <w:r>
+        <w:t xml:space="preserve">소피아:</w:t>
+      </w:r>
+      <w:r>
+        <w:t xml:space="preserve"> </w:t>
+      </w:r>
+      <w:r>
+        <w:t xml:space="preserve">“</w:t>
+      </w:r>
+      <w:r>
+        <w:t xml:space="preserve">함께.</w:t>
+      </w:r>
+      <w:r>
+        <w:t xml:space="preserve">”</w:t>
+      </w:r>
+      <w:r>
+        <w:t xml:space="preserve"> </w:t>
+      </w:r>
+      <w:r>
+        <w:t xml:space="preserve">그 단어를 계속 쓰시네요.</w:t>
+      </w:r>
+    </w:p>
+    <w:p>
+      <w:pPr>
+        <w:pStyle w:val="BodyText"/>
+      </w:pPr>
+      <w:r>
+        <w:t xml:space="preserve">노아: 전 영업 리더가 아니니까요. 그건 꽤 오래전부터 알고 있었어요. 당신은 그렇고요. 전 제품을 만들고 규칙을 지킬 수는 있지만, 30명짜리 팀은 못 만들어요. 그러니 솔직히, 당신이 우릴 필요로 하는 것보다 제가 당신을 더 필요로 해요.</w:t>
+      </w:r>
+    </w:p>
+    <w:p>
+      <w:pPr>
+        <w:pStyle w:val="BodyText"/>
+      </w:pPr>
+      <w:r>
+        <w:t xml:space="preserve">소피아: …협상에서 CEO가 나한테 한 말 중 가장 정직한 말이네요.</w:t>
+      </w:r>
+    </w:p>
+    <w:p>
+      <w:pPr>
+        <w:pStyle w:val="BodyText"/>
+      </w:pPr>
+      <w:r>
+        <w:t xml:space="preserve">마커스: 그럼 마무리하죠. 1년 차 영업 사원 30명 예산. 서면으로.</w:t>
+      </w:r>
+    </w:p>
+    <w:p>
+      <w:pPr>
+        <w:pStyle w:val="BodyText"/>
+      </w:pPr>
+      <w:r>
+        <w:t xml:space="preserve">소피아: 그럼 좋아요. 내일 오퍼 레터 보내요. 내일 서명할게요.</w:t>
+      </w:r>
+    </w:p>
+    <w:p>
+      <w:pPr>
+        <w:pStyle w:val="BodyText"/>
+      </w:pPr>
+      <w:r>
+        <w:t xml:space="preserve">노아: 우리 변호사가 기뻐할 거예요. 서면에 관한 규칙이 있거든요.</w:t>
+      </w:r>
+    </w:p>
+    <w:bookmarkEnd w:id="35"/>
+    <w:bookmarkStart w:id="36" w:name="마무리-다음-날-오후-교육실-1"/>
+    <w:p>
+      <w:pPr>
+        <w:pStyle w:val="Heading3"/>
+      </w:pPr>
+      <w:r>
+        <w:t xml:space="preserve">마무리 — 다음 날 오후, 교육실</w:t>
+      </w:r>
+    </w:p>
+    <w:p>
+      <w:pPr>
+        <w:pStyle w:val="FirstParagraph"/>
+      </w:pPr>
+      <w:r>
+        <w:t xml:space="preserve">다이앤: 오퍼 레터, 서명 완료, 두 부. 소피아가 모든 줄을 두 번 읽었고, 베스팅 조항에 대해 대부분의 변호사보다 더 좋은 질문을 했어요. 저녁 자리에서 합의한 건 이제 전부 서면으로 남았어요. 벌써 마음에 들어요.</w:t>
+      </w:r>
+    </w:p>
+    <w:p>
+      <w:pPr>
+        <w:pStyle w:val="BodyText"/>
+      </w:pPr>
+      <w:r>
+        <w:t xml:space="preserve">소피아: 시작하기 전에 하나 더. 롤플레이를 하고 싶어요. 당신네 CEO가 떨어진 그거.</w:t>
+      </w:r>
+    </w:p>
+    <w:p>
+      <w:pPr>
+        <w:pStyle w:val="BodyText"/>
+      </w:pPr>
+      <w:r>
+        <w:t xml:space="preserve">엘레나: 직접 요청한 거예요? 아무도 요청 안 하는데.</w:t>
+      </w:r>
+    </w:p>
+    <w:p>
+      <w:pPr>
+        <w:pStyle w:val="BodyText"/>
+      </w:pPr>
+      <w:r>
+        <w:t xml:space="preserve">소피아: 그걸로 사람들을 해고하려면 제가 먼저 통과해야죠.</w:t>
+      </w:r>
+    </w:p>
+    <w:p>
+      <w:pPr>
+        <w:pStyle w:val="BodyText"/>
+      </w:pPr>
+      <w:r>
+        <w:t xml:space="preserve">엘레나: 공정하네요. 이제 전 닥터 하트예요. 당신네 필러가 더 안전해요? 예, 아니요로.</w:t>
+      </w:r>
+    </w:p>
+    <w:p>
+      <w:pPr>
+        <w:pStyle w:val="BodyText"/>
+      </w:pPr>
+      <w:r>
+        <w:t xml:space="preserve">소피아:</w:t>
+      </w:r>
+      <w:r>
+        <w:t xml:space="preserve"> </w:t>
+      </w:r>
+      <w:r>
+        <w:t xml:space="preserve">“</w:t>
+      </w:r>
+      <w:r>
+        <w:t xml:space="preserve">더 안전하다</w:t>
+      </w:r>
+      <w:r>
+        <w:t xml:space="preserve">”</w:t>
+      </w:r>
+      <w:r>
+        <w:t xml:space="preserve">고는 말할 수 없어요. 저희가 측정한 걸 말씀드리죠. 2.8배 빠름. 40명. 눈가림.</w:t>
+      </w:r>
+    </w:p>
+    <w:p>
+      <w:pPr>
+        <w:pStyle w:val="BodyText"/>
+      </w:pPr>
+      <w:r>
+        <w:t xml:space="preserve">엘레나: 플렉스가 더 싸요. 왜 더 내요?</w:t>
+      </w:r>
+    </w:p>
+    <w:p>
+      <w:pPr>
+        <w:pStyle w:val="BodyText"/>
+      </w:pPr>
+      <w:r>
+        <w:t xml:space="preserve">소피아: 96달러는 큰돈이에요. 아니라고 하지 않을게요, 특히 병원 마진을 생각하면요. 비교하기 전에, 지금 플렉스엔 간호사분들을 위해 뭐가 포함돼 있는지 여쭤봐도 될까요? 교육, 후속 관리, 지원, 뭐든지요?</w:t>
+      </w:r>
+    </w:p>
+    <w:p>
+      <w:pPr>
+        <w:pStyle w:val="BodyText"/>
+      </w:pPr>
+      <w:r>
+        <w:t xml:space="preserve">엘레나: …시간. 합격. 첫 시도. 위반 없음.</w:t>
+      </w:r>
+    </w:p>
+    <w:p>
+      <w:pPr>
+        <w:pStyle w:val="BodyText"/>
+      </w:pPr>
+      <w:r>
+        <w:t xml:space="preserve">노아: 첫 시도에? 난 두 번 걸렸는데.</w:t>
+      </w:r>
+    </w:p>
+    <w:p>
+      <w:pPr>
+        <w:pStyle w:val="BodyText"/>
+      </w:pPr>
+      <w:r>
+        <w:t xml:space="preserve">소피아: 어젯밤 에이바 노트를 읽었어요. 훌륭한 가이드를 썼더군요.</w:t>
+      </w:r>
+    </w:p>
+    <w:p>
+      <w:pPr>
+        <w:pStyle w:val="BodyText"/>
+      </w:pPr>
+      <w:r>
+        <w:t xml:space="preserve">엘레나: 베이라에 온 걸 환영해요, 소피아.</w:t>
+      </w:r>
+    </w:p>
+    <w:p>
+      <w:pPr>
+        <w:pStyle w:val="BodyText"/>
+      </w:pPr>
+      <w:r>
+        <w:t xml:space="preserve">소피아: 고마워요. 3주 뒤 전국 영업 킥오프. 모든 영업 사원. 한 방에.</w:t>
+      </w:r>
+    </w:p>
+    <w:p>
+      <w:pPr>
+        <w:pStyle w:val="BodyText"/>
+      </w:pPr>
+      <w:r>
+        <w:t xml:space="preserve">노아: 뭐라고 말할 거예요?</w:t>
+      </w:r>
+    </w:p>
+    <w:p>
+      <w:pPr>
+        <w:pStyle w:val="BodyText"/>
+      </w:pPr>
+      <w:r>
+        <w:t xml:space="preserve">소피아:</w:t>
+      </w:r>
+      <w:r>
+        <w:t xml:space="preserve"> </w:t>
+      </w:r>
+      <w:r>
+        <w:t xml:space="preserve">“</w:t>
+      </w:r>
+      <w:r>
+        <w:t xml:space="preserve">이번 분기 박살 내자</w:t>
+      </w:r>
+      <w:r>
+        <w:t xml:space="preserve">”</w:t>
+      </w:r>
+      <w:r>
+        <w:t xml:space="preserve">는 아니에요. 더 나은 거요. 보시게 될 거예요.</w:t>
+      </w:r>
+    </w:p>
+    <w:bookmarkEnd w:id="36"/>
+    <w:bookmarkEnd w:id="37"/>
+    <w:bookmarkEnd w:id="38"/>
     <w:sectPr/>
   </w:body>
 </w:document>
@@ -3979,583 +3926,8 @@
       </w:pPr>
     </w:lvl>
   </w:abstractNum>
-  <w:abstractNum w:abstractNumId="99411">
-    <w:nsid w:val="A99411"/>
-    <w:multiLevelType w:val="multilevel"/>
-    <w:lvl w:ilvl="0">
-      <w:start w:val="1"/>
-      <w:numFmt w:val="decimal"/>
-      <w:lvlText w:val="%1."/>
-      <w:lvlJc w:val="left"/>
-      <w:pPr>
-        <w:ind w:left="720" w:hanging="480"/>
-      </w:pPr>
-    </w:lvl>
-    <w:lvl w:ilvl="1">
-      <w:start w:val="1"/>
-      <w:numFmt w:val="decimal"/>
-      <w:lvlText w:val="%2."/>
-      <w:lvlJc w:val="left"/>
-      <w:pPr>
-        <w:ind w:left="1440" w:hanging="480"/>
-      </w:pPr>
-    </w:lvl>
-    <w:lvl w:ilvl="2">
-      <w:start w:val="1"/>
-      <w:numFmt w:val="decimal"/>
-      <w:lvlText w:val="%3."/>
-      <w:lvlJc w:val="left"/>
-      <w:pPr>
-        <w:ind w:left="2160" w:hanging="480"/>
-      </w:pPr>
-    </w:lvl>
-    <w:lvl w:ilvl="3">
-      <w:start w:val="1"/>
-      <w:numFmt w:val="decimal"/>
-      <w:lvlText w:val="%4."/>
-      <w:lvlJc w:val="left"/>
-      <w:pPr>
-        <w:ind w:left="2880" w:hanging="480"/>
-      </w:pPr>
-    </w:lvl>
-    <w:lvl w:ilvl="4">
-      <w:start w:val="1"/>
-      <w:numFmt w:val="decimal"/>
-      <w:lvlText w:val="%5."/>
-      <w:lvlJc w:val="left"/>
-      <w:pPr>
-        <w:ind w:left="3600" w:hanging="480"/>
-      </w:pPr>
-    </w:lvl>
-    <w:lvl w:ilvl="5">
-      <w:start w:val="1"/>
-      <w:numFmt w:val="decimal"/>
-      <w:lvlText w:val="%6."/>
-      <w:lvlJc w:val="left"/>
-      <w:pPr>
-        <w:ind w:left="4320" w:hanging="480"/>
-      </w:pPr>
-    </w:lvl>
-    <w:lvl w:ilvl="6">
-      <w:start w:val="1"/>
-      <w:numFmt w:val="decimal"/>
-      <w:lvlText w:val="%7."/>
-      <w:lvlJc w:val="left"/>
-      <w:pPr>
-        <w:ind w:left="5040" w:hanging="480"/>
-      </w:pPr>
-    </w:lvl>
-    <w:lvl w:ilvl="7">
-      <w:start w:val="1"/>
-      <w:numFmt w:val="decimal"/>
-      <w:lvlText w:val="%8."/>
-      <w:lvlJc w:val="left"/>
-      <w:pPr>
-        <w:ind w:left="5760" w:hanging="480"/>
-      </w:pPr>
-    </w:lvl>
-    <w:lvl w:ilvl="8">
-      <w:start w:val="1"/>
-      <w:numFmt w:val="decimal"/>
-      <w:lvlText w:val="%9."/>
-      <w:lvlJc w:val="left"/>
-      <w:pPr>
-        <w:ind w:left="6480" w:hanging="480"/>
-      </w:pPr>
-    </w:lvl>
-  </w:abstractNum>
-  <w:abstractNum w:abstractNumId="994116">
-    <w:nsid w:val="A994116"/>
-    <w:multiLevelType w:val="multilevel"/>
-    <w:lvl w:ilvl="0">
-      <w:start w:val="16"/>
-      <w:numFmt w:val="decimal"/>
-      <w:lvlText w:val="%1."/>
-      <w:lvlJc w:val="left"/>
-      <w:pPr>
-        <w:ind w:left="720" w:hanging="480"/>
-      </w:pPr>
-    </w:lvl>
-    <w:lvl w:ilvl="1">
-      <w:start w:val="16"/>
-      <w:numFmt w:val="decimal"/>
-      <w:lvlText w:val="%2."/>
-      <w:lvlJc w:val="left"/>
-      <w:pPr>
-        <w:ind w:left="1440" w:hanging="480"/>
-      </w:pPr>
-    </w:lvl>
-    <w:lvl w:ilvl="2">
-      <w:start w:val="16"/>
-      <w:numFmt w:val="decimal"/>
-      <w:lvlText w:val="%3."/>
-      <w:lvlJc w:val="left"/>
-      <w:pPr>
-        <w:ind w:left="2160" w:hanging="480"/>
-      </w:pPr>
-    </w:lvl>
-    <w:lvl w:ilvl="3">
-      <w:start w:val="16"/>
-      <w:numFmt w:val="decimal"/>
-      <w:lvlText w:val="%4."/>
-      <w:lvlJc w:val="left"/>
-      <w:pPr>
-        <w:ind w:left="2880" w:hanging="480"/>
-      </w:pPr>
-    </w:lvl>
-    <w:lvl w:ilvl="4">
-      <w:start w:val="16"/>
-      <w:numFmt w:val="decimal"/>
-      <w:lvlText w:val="%5."/>
-      <w:lvlJc w:val="left"/>
-      <w:pPr>
-        <w:ind w:left="3600" w:hanging="480"/>
-      </w:pPr>
-    </w:lvl>
-    <w:lvl w:ilvl="5">
-      <w:start w:val="16"/>
-      <w:numFmt w:val="decimal"/>
-      <w:lvlText w:val="%6."/>
-      <w:lvlJc w:val="left"/>
-      <w:pPr>
-        <w:ind w:left="4320" w:hanging="480"/>
-      </w:pPr>
-    </w:lvl>
-    <w:lvl w:ilvl="6">
-      <w:start w:val="16"/>
-      <w:numFmt w:val="decimal"/>
-      <w:lvlText w:val="%7."/>
-      <w:lvlJc w:val="left"/>
-      <w:pPr>
-        <w:ind w:left="5040" w:hanging="480"/>
-      </w:pPr>
-    </w:lvl>
-    <w:lvl w:ilvl="7">
-      <w:start w:val="16"/>
-      <w:numFmt w:val="decimal"/>
-      <w:lvlText w:val="%8."/>
-      <w:lvlJc w:val="left"/>
-      <w:pPr>
-        <w:ind w:left="5760" w:hanging="480"/>
-      </w:pPr>
-    </w:lvl>
-    <w:lvl w:ilvl="8">
-      <w:start w:val="16"/>
-      <w:numFmt w:val="decimal"/>
-      <w:lvlText w:val="%9."/>
-      <w:lvlJc w:val="left"/>
-      <w:pPr>
-        <w:ind w:left="6480" w:hanging="480"/>
-      </w:pPr>
-    </w:lvl>
-  </w:abstractNum>
-  <w:abstractNum w:abstractNumId="994151">
-    <w:nsid w:val="A994151"/>
-    <w:multiLevelType w:val="multilevel"/>
-    <w:lvl w:ilvl="0">
-      <w:start w:val="51"/>
-      <w:numFmt w:val="decimal"/>
-      <w:lvlText w:val="%1."/>
-      <w:lvlJc w:val="left"/>
-      <w:pPr>
-        <w:ind w:left="720" w:hanging="480"/>
-      </w:pPr>
-    </w:lvl>
-    <w:lvl w:ilvl="1">
-      <w:start w:val="51"/>
-      <w:numFmt w:val="decimal"/>
-      <w:lvlText w:val="%2."/>
-      <w:lvlJc w:val="left"/>
-      <w:pPr>
-        <w:ind w:left="1440" w:hanging="480"/>
-      </w:pPr>
-    </w:lvl>
-    <w:lvl w:ilvl="2">
-      <w:start w:val="51"/>
-      <w:numFmt w:val="decimal"/>
-      <w:lvlText w:val="%3."/>
-      <w:lvlJc w:val="left"/>
-      <w:pPr>
-        <w:ind w:left="2160" w:hanging="480"/>
-      </w:pPr>
-    </w:lvl>
-    <w:lvl w:ilvl="3">
-      <w:start w:val="51"/>
-      <w:numFmt w:val="decimal"/>
-      <w:lvlText w:val="%4."/>
-      <w:lvlJc w:val="left"/>
-      <w:pPr>
-        <w:ind w:left="2880" w:hanging="480"/>
-      </w:pPr>
-    </w:lvl>
-    <w:lvl w:ilvl="4">
-      <w:start w:val="51"/>
-      <w:numFmt w:val="decimal"/>
-      <w:lvlText w:val="%5."/>
-      <w:lvlJc w:val="left"/>
-      <w:pPr>
-        <w:ind w:left="3600" w:hanging="480"/>
-      </w:pPr>
-    </w:lvl>
-    <w:lvl w:ilvl="5">
-      <w:start w:val="51"/>
-      <w:numFmt w:val="decimal"/>
-      <w:lvlText w:val="%6."/>
-      <w:lvlJc w:val="left"/>
-      <w:pPr>
-        <w:ind w:left="4320" w:hanging="480"/>
-      </w:pPr>
-    </w:lvl>
-    <w:lvl w:ilvl="6">
-      <w:start w:val="51"/>
-      <w:numFmt w:val="decimal"/>
-      <w:lvlText w:val="%7."/>
-      <w:lvlJc w:val="left"/>
-      <w:pPr>
-        <w:ind w:left="5040" w:hanging="480"/>
-      </w:pPr>
-    </w:lvl>
-    <w:lvl w:ilvl="7">
-      <w:start w:val="51"/>
-      <w:numFmt w:val="decimal"/>
-      <w:lvlText w:val="%8."/>
-      <w:lvlJc w:val="left"/>
-      <w:pPr>
-        <w:ind w:left="5760" w:hanging="480"/>
-      </w:pPr>
-    </w:lvl>
-    <w:lvl w:ilvl="8">
-      <w:start w:val="51"/>
-      <w:numFmt w:val="decimal"/>
-      <w:lvlText w:val="%9."/>
-      <w:lvlJc w:val="left"/>
-      <w:pPr>
-        <w:ind w:left="6480" w:hanging="480"/>
-      </w:pPr>
-    </w:lvl>
-  </w:abstractNum>
-  <w:abstractNum w:abstractNumId="994181">
-    <w:nsid w:val="A994181"/>
-    <w:multiLevelType w:val="multilevel"/>
-    <w:lvl w:ilvl="0">
-      <w:start w:val="81"/>
-      <w:numFmt w:val="decimal"/>
-      <w:lvlText w:val="%1."/>
-      <w:lvlJc w:val="left"/>
-      <w:pPr>
-        <w:ind w:left="720" w:hanging="480"/>
-      </w:pPr>
-    </w:lvl>
-    <w:lvl w:ilvl="1">
-      <w:start w:val="81"/>
-      <w:numFmt w:val="decimal"/>
-      <w:lvlText w:val="%2."/>
-      <w:lvlJc w:val="left"/>
-      <w:pPr>
-        <w:ind w:left="1440" w:hanging="480"/>
-      </w:pPr>
-    </w:lvl>
-    <w:lvl w:ilvl="2">
-      <w:start w:val="81"/>
-      <w:numFmt w:val="decimal"/>
-      <w:lvlText w:val="%3."/>
-      <w:lvlJc w:val="left"/>
-      <w:pPr>
-        <w:ind w:left="2160" w:hanging="480"/>
-      </w:pPr>
-    </w:lvl>
-    <w:lvl w:ilvl="3">
-      <w:start w:val="81"/>
-      <w:numFmt w:val="decimal"/>
-      <w:lvlText w:val="%4."/>
-      <w:lvlJc w:val="left"/>
-      <w:pPr>
-        <w:ind w:left="2880" w:hanging="480"/>
-      </w:pPr>
-    </w:lvl>
-    <w:lvl w:ilvl="4">
-      <w:start w:val="81"/>
-      <w:numFmt w:val="decimal"/>
-      <w:lvlText w:val="%5."/>
-      <w:lvlJc w:val="left"/>
-      <w:pPr>
-        <w:ind w:left="3600" w:hanging="480"/>
-      </w:pPr>
-    </w:lvl>
-    <w:lvl w:ilvl="5">
-      <w:start w:val="81"/>
-      <w:numFmt w:val="decimal"/>
-      <w:lvlText w:val="%6."/>
-      <w:lvlJc w:val="left"/>
-      <w:pPr>
-        <w:ind w:left="4320" w:hanging="480"/>
-      </w:pPr>
-    </w:lvl>
-    <w:lvl w:ilvl="6">
-      <w:start w:val="81"/>
-      <w:numFmt w:val="decimal"/>
-      <w:lvlText w:val="%7."/>
-      <w:lvlJc w:val="left"/>
-      <w:pPr>
-        <w:ind w:left="5040" w:hanging="480"/>
-      </w:pPr>
-    </w:lvl>
-    <w:lvl w:ilvl="7">
-      <w:start w:val="81"/>
-      <w:numFmt w:val="decimal"/>
-      <w:lvlText w:val="%8."/>
-      <w:lvlJc w:val="left"/>
-      <w:pPr>
-        <w:ind w:left="5760" w:hanging="480"/>
-      </w:pPr>
-    </w:lvl>
-    <w:lvl w:ilvl="8">
-      <w:start w:val="81"/>
-      <w:numFmt w:val="decimal"/>
-      <w:lvlText w:val="%9."/>
-      <w:lvlJc w:val="left"/>
-      <w:pPr>
-        <w:ind w:left="6480" w:hanging="480"/>
-      </w:pPr>
-    </w:lvl>
-  </w:abstractNum>
-  <w:abstractNum w:abstractNumId="9941106">
-    <w:nsid w:val="A9941106"/>
-    <w:multiLevelType w:val="multilevel"/>
-    <w:lvl w:ilvl="0">
-      <w:start w:val="106"/>
-      <w:numFmt w:val="decimal"/>
-      <w:lvlText w:val="%1."/>
-      <w:lvlJc w:val="left"/>
-      <w:pPr>
-        <w:ind w:left="720" w:hanging="480"/>
-      </w:pPr>
-    </w:lvl>
-    <w:lvl w:ilvl="1">
-      <w:start w:val="106"/>
-      <w:numFmt w:val="decimal"/>
-      <w:lvlText w:val="%2."/>
-      <w:lvlJc w:val="left"/>
-      <w:pPr>
-        <w:ind w:left="1440" w:hanging="480"/>
-      </w:pPr>
-    </w:lvl>
-    <w:lvl w:ilvl="2">
-      <w:start w:val="106"/>
-      <w:numFmt w:val="decimal"/>
-      <w:lvlText w:val="%3."/>
-      <w:lvlJc w:val="left"/>
-      <w:pPr>
-        <w:ind w:left="2160" w:hanging="480"/>
-      </w:pPr>
-    </w:lvl>
-    <w:lvl w:ilvl="3">
-      <w:start w:val="106"/>
-      <w:numFmt w:val="decimal"/>
-      <w:lvlText w:val="%4."/>
-      <w:lvlJc w:val="left"/>
-      <w:pPr>
-        <w:ind w:left="2880" w:hanging="480"/>
-      </w:pPr>
-    </w:lvl>
-    <w:lvl w:ilvl="4">
-      <w:start w:val="106"/>
-      <w:numFmt w:val="decimal"/>
-      <w:lvlText w:val="%5."/>
-      <w:lvlJc w:val="left"/>
-      <w:pPr>
-        <w:ind w:left="3600" w:hanging="480"/>
-      </w:pPr>
-    </w:lvl>
-    <w:lvl w:ilvl="5">
-      <w:start w:val="106"/>
-      <w:numFmt w:val="decimal"/>
-      <w:lvlText w:val="%6."/>
-      <w:lvlJc w:val="left"/>
-      <w:pPr>
-        <w:ind w:left="4320" w:hanging="480"/>
-      </w:pPr>
-    </w:lvl>
-    <w:lvl w:ilvl="6">
-      <w:start w:val="106"/>
-      <w:numFmt w:val="decimal"/>
-      <w:lvlText w:val="%7."/>
-      <w:lvlJc w:val="left"/>
-      <w:pPr>
-        <w:ind w:left="5040" w:hanging="480"/>
-      </w:pPr>
-    </w:lvl>
-    <w:lvl w:ilvl="7">
-      <w:start w:val="106"/>
-      <w:numFmt w:val="decimal"/>
-      <w:lvlText w:val="%8."/>
-      <w:lvlJc w:val="left"/>
-      <w:pPr>
-        <w:ind w:left="5760" w:hanging="480"/>
-      </w:pPr>
-    </w:lvl>
-    <w:lvl w:ilvl="8">
-      <w:start w:val="106"/>
-      <w:numFmt w:val="decimal"/>
-      <w:lvlText w:val="%9."/>
-      <w:lvlJc w:val="left"/>
-      <w:pPr>
-        <w:ind w:left="6480" w:hanging="480"/>
-      </w:pPr>
-    </w:lvl>
-  </w:abstractNum>
   <w:num w:numId="1000">
     <w:abstractNumId w:val="990"/>
-  </w:num>
-  <w:num w:numId="1001">
-    <w:abstractNumId w:val="99411"/>
-    <w:lvlOverride w:ilvl="0">
-      <w:startOverride w:val="1"/>
-    </w:lvlOverride>
-    <w:lvlOverride w:ilvl="1">
-      <w:startOverride w:val="1"/>
-    </w:lvlOverride>
-    <w:lvlOverride w:ilvl="2">
-      <w:startOverride w:val="1"/>
-    </w:lvlOverride>
-    <w:lvlOverride w:ilvl="3">
-      <w:startOverride w:val="1"/>
-    </w:lvlOverride>
-    <w:lvlOverride w:ilvl="4">
-      <w:startOverride w:val="1"/>
-    </w:lvlOverride>
-    <w:lvlOverride w:ilvl="5">
-      <w:startOverride w:val="1"/>
-    </w:lvlOverride>
-    <w:lvlOverride w:ilvl="6">
-      <w:startOverride w:val="1"/>
-    </w:lvlOverride>
-    <w:lvlOverride w:ilvl="7">
-      <w:startOverride w:val="1"/>
-    </w:lvlOverride>
-    <w:lvlOverride w:ilvl="8">
-      <w:startOverride w:val="1"/>
-    </w:lvlOverride>
-  </w:num>
-  <w:num w:numId="1002">
-    <w:abstractNumId w:val="994116"/>
-    <w:lvlOverride w:ilvl="0">
-      <w:startOverride w:val="16"/>
-    </w:lvlOverride>
-    <w:lvlOverride w:ilvl="1">
-      <w:startOverride w:val="16"/>
-    </w:lvlOverride>
-    <w:lvlOverride w:ilvl="2">
-      <w:startOverride w:val="16"/>
-    </w:lvlOverride>
-    <w:lvlOverride w:ilvl="3">
-      <w:startOverride w:val="16"/>
-    </w:lvlOverride>
-    <w:lvlOverride w:ilvl="4">
-      <w:startOverride w:val="16"/>
-    </w:lvlOverride>
-    <w:lvlOverride w:ilvl="5">
-      <w:startOverride w:val="16"/>
-    </w:lvlOverride>
-    <w:lvlOverride w:ilvl="6">
-      <w:startOverride w:val="16"/>
-    </w:lvlOverride>
-    <w:lvlOverride w:ilvl="7">
-      <w:startOverride w:val="16"/>
-    </w:lvlOverride>
-    <w:lvlOverride w:ilvl="8">
-      <w:startOverride w:val="16"/>
-    </w:lvlOverride>
-  </w:num>
-  <w:num w:numId="1003">
-    <w:abstractNumId w:val="994151"/>
-    <w:lvlOverride w:ilvl="0">
-      <w:startOverride w:val="51"/>
-    </w:lvlOverride>
-    <w:lvlOverride w:ilvl="1">
-      <w:startOverride w:val="51"/>
-    </w:lvlOverride>
-    <w:lvlOverride w:ilvl="2">
-      <w:startOverride w:val="51"/>
-    </w:lvlOverride>
-    <w:lvlOverride w:ilvl="3">
-      <w:startOverride w:val="51"/>
-    </w:lvlOverride>
-    <w:lvlOverride w:ilvl="4">
-      <w:startOverride w:val="51"/>
-    </w:lvlOverride>
-    <w:lvlOverride w:ilvl="5">
-      <w:startOverride w:val="51"/>
-    </w:lvlOverride>
-    <w:lvlOverride w:ilvl="6">
-      <w:startOverride w:val="51"/>
-    </w:lvlOverride>
-    <w:lvlOverride w:ilvl="7">
-      <w:startOverride w:val="51"/>
-    </w:lvlOverride>
-    <w:lvlOverride w:ilvl="8">
-      <w:startOverride w:val="51"/>
-    </w:lvlOverride>
-  </w:num>
-  <w:num w:numId="1004">
-    <w:abstractNumId w:val="994181"/>
-    <w:lvlOverride w:ilvl="0">
-      <w:startOverride w:val="81"/>
-    </w:lvlOverride>
-    <w:lvlOverride w:ilvl="1">
-      <w:startOverride w:val="81"/>
-    </w:lvlOverride>
-    <w:lvlOverride w:ilvl="2">
-      <w:startOverride w:val="81"/>
-    </w:lvlOverride>
-    <w:lvlOverride w:ilvl="3">
-      <w:startOverride w:val="81"/>
-    </w:lvlOverride>
-    <w:lvlOverride w:ilvl="4">
-      <w:startOverride w:val="81"/>
-    </w:lvlOverride>
-    <w:lvlOverride w:ilvl="5">
-      <w:startOverride w:val="81"/>
-    </w:lvlOverride>
-    <w:lvlOverride w:ilvl="6">
-      <w:startOverride w:val="81"/>
-    </w:lvlOverride>
-    <w:lvlOverride w:ilvl="7">
-      <w:startOverride w:val="81"/>
-    </w:lvlOverride>
-    <w:lvlOverride w:ilvl="8">
-      <w:startOverride w:val="81"/>
-    </w:lvlOverride>
-  </w:num>
-  <w:num w:numId="1005">
-    <w:abstractNumId w:val="9941106"/>
-    <w:lvlOverride w:ilvl="0">
-      <w:startOverride w:val="106"/>
-    </w:lvlOverride>
-    <w:lvlOverride w:ilvl="1">
-      <w:startOverride w:val="106"/>
-    </w:lvlOverride>
-    <w:lvlOverride w:ilvl="2">
-      <w:startOverride w:val="106"/>
-    </w:lvlOverride>
-    <w:lvlOverride w:ilvl="3">
-      <w:startOverride w:val="106"/>
-    </w:lvlOverride>
-    <w:lvlOverride w:ilvl="4">
-      <w:startOverride w:val="106"/>
-    </w:lvlOverride>
-    <w:lvlOverride w:ilvl="5">
-      <w:startOverride w:val="106"/>
-    </w:lvlOverride>
-    <w:lvlOverride w:ilvl="6">
-      <w:startOverride w:val="106"/>
-    </w:lvlOverride>
-    <w:lvlOverride w:ilvl="7">
-      <w:startOverride w:val="106"/>
-    </w:lvlOverride>
-    <w:lvlOverride w:ilvl="8">
-      <w:startOverride w:val="106"/>
-    </w:lvlOverride>
   </w:num>
 </w:numbering>
 </file>
